--- a/Arbeit/Ausarbeitungen/FG_Serious_Games.docx
+++ b/Arbeit/Ausarbeitungen/FG_Serious_Games.docx
@@ -1495,6 +1495,156 @@
     </w:p>
     <w:p>
       <w:pPr>
+        <w:spacing w:after="240" w:line="276" w:lineRule="auto"/>
+        <w:jc w:val="both"/>
+        <w:rPr>
+          <w:rFonts w:ascii="Verdana" w:hAnsi="Verdana"/>
+          <w:i/>
+          <w:iCs/>
+          <w:sz w:val="22"/>
+          <w:szCs w:val="22"/>
+        </w:rPr>
+      </w:pPr>
+      <w:r>
+        <w:rPr>
+          <w:rFonts w:ascii="Verdana" w:hAnsi="Verdana"/>
+          <w:i/>
+          <w:iCs/>
+          <w:sz w:val="22"/>
+          <w:szCs w:val="22"/>
+        </w:rPr>
+        <w:t xml:space="preserve">Quelle: </w:t>
+      </w:r>
+      <w:r>
+        <w:rPr>
+          <w:rFonts w:ascii="Verdana" w:hAnsi="Verdana"/>
+          <w:i/>
+          <w:iCs/>
+          <w:sz w:val="22"/>
+          <w:szCs w:val="22"/>
+        </w:rPr>
+        <w:t>link.springer.com/</w:t>
+      </w:r>
+      <w:proofErr w:type="spellStart"/>
+      <w:r>
+        <w:rPr>
+          <w:rFonts w:ascii="Verdana" w:hAnsi="Verdana"/>
+          <w:i/>
+          <w:iCs/>
+          <w:sz w:val="22"/>
+          <w:szCs w:val="22"/>
+        </w:rPr>
+        <w:t>content</w:t>
+      </w:r>
+      <w:proofErr w:type="spellEnd"/>
+      <w:r>
+        <w:rPr>
+          <w:rFonts w:ascii="Verdana" w:hAnsi="Verdana"/>
+          <w:i/>
+          <w:iCs/>
+          <w:sz w:val="22"/>
+          <w:szCs w:val="22"/>
+        </w:rPr>
+        <w:t>/</w:t>
+      </w:r>
+      <w:proofErr w:type="spellStart"/>
+      <w:r>
+        <w:rPr>
+          <w:rFonts w:ascii="Verdana" w:hAnsi="Verdana"/>
+          <w:i/>
+          <w:iCs/>
+          <w:sz w:val="22"/>
+          <w:szCs w:val="22"/>
+        </w:rPr>
+        <w:t>pdf</w:t>
+      </w:r>
+      <w:proofErr w:type="spellEnd"/>
+      <w:r>
+        <w:rPr>
+          <w:rFonts w:ascii="Verdana" w:hAnsi="Verdana"/>
+          <w:i/>
+          <w:iCs/>
+          <w:sz w:val="22"/>
+          <w:szCs w:val="22"/>
+        </w:rPr>
+        <w:t>/10.1007/978-981-19-2080-6_74.pdf</w:t>
+      </w:r>
+    </w:p>
+    <w:p>
+      <w:pPr>
+        <w:pStyle w:val="Listenabsatz"/>
+        <w:numPr>
+          <w:ilvl w:val="0"/>
+          <w:numId w:val="1"/>
+        </w:numPr>
+        <w:spacing w:line="276" w:lineRule="auto"/>
+        <w:jc w:val="both"/>
+        <w:rPr>
+          <w:rFonts w:ascii="Verdana" w:hAnsi="Verdana"/>
+          <w:b/>
+          <w:bCs/>
+          <w:sz w:val="22"/>
+          <w:szCs w:val="22"/>
+        </w:rPr>
+      </w:pPr>
+      <w:r>
+        <w:rPr>
+          <w:rFonts w:ascii="Verdana" w:hAnsi="Verdana"/>
+          <w:sz w:val="22"/>
+          <w:szCs w:val="22"/>
+        </w:rPr>
+        <w:t>Potenzial, Motivation der Lernenden zu steigern</w:t>
+      </w:r>
+    </w:p>
+    <w:p>
+      <w:pPr>
+        <w:pStyle w:val="Listenabsatz"/>
+        <w:numPr>
+          <w:ilvl w:val="0"/>
+          <w:numId w:val="1"/>
+        </w:numPr>
+        <w:spacing w:line="276" w:lineRule="auto"/>
+        <w:jc w:val="both"/>
+        <w:rPr>
+          <w:rFonts w:ascii="Verdana" w:hAnsi="Verdana"/>
+          <w:b/>
+          <w:bCs/>
+          <w:sz w:val="22"/>
+          <w:szCs w:val="22"/>
+        </w:rPr>
+      </w:pPr>
+      <w:r>
+        <w:rPr>
+          <w:rFonts w:ascii="Verdana" w:hAnsi="Verdana"/>
+          <w:sz w:val="22"/>
+          <w:szCs w:val="22"/>
+        </w:rPr>
+        <w:t xml:space="preserve">Intensivere Auseinandersetzung </w:t>
+      </w:r>
+      <w:r>
+        <w:rPr>
+          <w:rFonts w:ascii="Verdana" w:hAnsi="Verdana"/>
+          <w:sz w:val="22"/>
+          <w:szCs w:val="22"/>
+        </w:rPr>
+        <w:t>mit den Lerninhalten</w:t>
+      </w:r>
+    </w:p>
+    <w:p>
+      <w:pPr>
+        <w:spacing w:line="276" w:lineRule="auto"/>
+        <w:jc w:val="both"/>
+        <w:rPr>
+          <w:rFonts w:ascii="Verdana" w:hAnsi="Verdana"/>
+          <w:b/>
+          <w:bCs/>
+          <w:sz w:val="22"/>
+          <w:szCs w:val="22"/>
+        </w:rPr>
+      </w:pPr>
+    </w:p>
+    <w:p>
+      <w:pPr>
         <w:spacing w:line="276" w:lineRule="auto"/>
         <w:jc w:val="both"/>
         <w:rPr>
@@ -1640,17 +1790,304 @@
         <w:jc w:val="both"/>
         <w:rPr>
           <w:rFonts w:ascii="Verdana" w:hAnsi="Verdana"/>
+          <w:sz w:val="22"/>
+          <w:szCs w:val="22"/>
+        </w:rPr>
+      </w:pPr>
+    </w:p>
+    <w:p>
+      <w:pPr>
+        <w:spacing w:after="240" w:line="276" w:lineRule="auto"/>
+        <w:jc w:val="both"/>
+        <w:rPr>
+          <w:rFonts w:ascii="Verdana" w:hAnsi="Verdana"/>
+          <w:i/>
+          <w:iCs/>
+          <w:sz w:val="22"/>
+          <w:szCs w:val="22"/>
+        </w:rPr>
+      </w:pPr>
+      <w:r>
+        <w:rPr>
+          <w:rFonts w:ascii="Verdana" w:hAnsi="Verdana"/>
+          <w:i/>
+          <w:iCs/>
+          <w:sz w:val="22"/>
+          <w:szCs w:val="22"/>
+        </w:rPr>
+        <w:t xml:space="preserve">Quelle: </w:t>
+      </w:r>
+      <w:r>
+        <w:rPr>
+          <w:rFonts w:ascii="Verdana" w:hAnsi="Verdana"/>
+          <w:i/>
+          <w:iCs/>
+          <w:sz w:val="22"/>
+          <w:szCs w:val="22"/>
+        </w:rPr>
+        <w:t>link.springer.com/</w:t>
+      </w:r>
+      <w:proofErr w:type="spellStart"/>
+      <w:r>
+        <w:rPr>
+          <w:rFonts w:ascii="Verdana" w:hAnsi="Verdana"/>
+          <w:i/>
+          <w:iCs/>
+          <w:sz w:val="22"/>
+          <w:szCs w:val="22"/>
+        </w:rPr>
+        <w:t>content</w:t>
+      </w:r>
+      <w:proofErr w:type="spellEnd"/>
+      <w:r>
+        <w:rPr>
+          <w:rFonts w:ascii="Verdana" w:hAnsi="Verdana"/>
+          <w:i/>
+          <w:iCs/>
+          <w:sz w:val="22"/>
+          <w:szCs w:val="22"/>
+        </w:rPr>
+        <w:t>/</w:t>
+      </w:r>
+      <w:proofErr w:type="spellStart"/>
+      <w:r>
+        <w:rPr>
+          <w:rFonts w:ascii="Verdana" w:hAnsi="Verdana"/>
+          <w:i/>
+          <w:iCs/>
+          <w:sz w:val="22"/>
+          <w:szCs w:val="22"/>
+        </w:rPr>
+        <w:t>pdf</w:t>
+      </w:r>
+      <w:proofErr w:type="spellEnd"/>
+      <w:r>
+        <w:rPr>
+          <w:rFonts w:ascii="Verdana" w:hAnsi="Verdana"/>
+          <w:i/>
+          <w:iCs/>
+          <w:sz w:val="22"/>
+          <w:szCs w:val="22"/>
+        </w:rPr>
+        <w:t>/10.1007/978-981-19-2080-6_74.pdf</w:t>
+      </w:r>
+    </w:p>
+    <w:p>
+      <w:pPr>
+        <w:pStyle w:val="Listenabsatz"/>
+        <w:numPr>
+          <w:ilvl w:val="0"/>
+          <w:numId w:val="1"/>
+        </w:numPr>
+        <w:spacing w:line="276" w:lineRule="auto"/>
+        <w:jc w:val="both"/>
+        <w:rPr>
+          <w:rFonts w:ascii="Verdana" w:hAnsi="Verdana"/>
+          <w:sz w:val="22"/>
+          <w:szCs w:val="22"/>
+        </w:rPr>
+      </w:pPr>
+      <w:r>
+        <w:rPr>
+          <w:rFonts w:ascii="Verdana" w:hAnsi="Verdana"/>
+          <w:sz w:val="22"/>
+          <w:szCs w:val="22"/>
+        </w:rPr>
+        <w:t>Hohe Erwartungen an Spiele, durch inhärente Merkmale wie Motivation, positive Emotionen und tiefgehendes Lernen</w:t>
+      </w:r>
+    </w:p>
+    <w:p>
+      <w:pPr>
+        <w:pStyle w:val="Listenabsatz"/>
+        <w:numPr>
+          <w:ilvl w:val="0"/>
+          <w:numId w:val="1"/>
+        </w:numPr>
+        <w:spacing w:line="276" w:lineRule="auto"/>
+        <w:jc w:val="both"/>
+        <w:rPr>
+          <w:rFonts w:ascii="Verdana" w:hAnsi="Verdana"/>
+          <w:sz w:val="22"/>
+          <w:szCs w:val="22"/>
+        </w:rPr>
+      </w:pPr>
+      <w:r>
+        <w:rPr>
+          <w:rFonts w:ascii="Verdana" w:hAnsi="Verdana"/>
+          <w:sz w:val="22"/>
+          <w:szCs w:val="22"/>
+        </w:rPr>
+        <w:t>Verursachen</w:t>
+      </w:r>
+      <w:r>
+        <w:rPr>
+          <w:rFonts w:ascii="Verdana" w:hAnsi="Verdana"/>
+          <w:sz w:val="22"/>
+          <w:szCs w:val="22"/>
+        </w:rPr>
+        <w:t xml:space="preserve"> zusätzliche, lernirrelevante kognitive Belastungen</w:t>
+      </w:r>
+      <w:r>
+        <w:rPr>
+          <w:rFonts w:ascii="Verdana" w:hAnsi="Verdana"/>
+          <w:sz w:val="22"/>
+          <w:szCs w:val="22"/>
+        </w:rPr>
+        <w:t xml:space="preserve"> (</w:t>
+      </w:r>
+      <w:proofErr w:type="spellStart"/>
+      <w:r>
+        <w:rPr>
+          <w:rFonts w:ascii="Verdana" w:hAnsi="Verdana"/>
+          <w:sz w:val="22"/>
+          <w:szCs w:val="22"/>
+        </w:rPr>
+        <w:t>extraneous</w:t>
+      </w:r>
+      <w:proofErr w:type="spellEnd"/>
+      <w:r>
+        <w:rPr>
+          <w:rFonts w:ascii="Verdana" w:hAnsi="Verdana"/>
+          <w:sz w:val="22"/>
+          <w:szCs w:val="22"/>
+        </w:rPr>
+        <w:t xml:space="preserve"> </w:t>
+      </w:r>
+      <w:proofErr w:type="spellStart"/>
+      <w:r>
+        <w:rPr>
+          <w:rFonts w:ascii="Verdana" w:hAnsi="Verdana"/>
+          <w:sz w:val="22"/>
+          <w:szCs w:val="22"/>
+        </w:rPr>
+        <w:t>processing</w:t>
+      </w:r>
+      <w:proofErr w:type="spellEnd"/>
+      <w:r>
+        <w:rPr>
+          <w:rFonts w:ascii="Verdana" w:hAnsi="Verdana"/>
+          <w:sz w:val="22"/>
+          <w:szCs w:val="22"/>
+        </w:rPr>
+        <w:t>)</w:t>
+      </w:r>
+    </w:p>
+    <w:p>
+      <w:pPr>
+        <w:pStyle w:val="Listenabsatz"/>
+        <w:numPr>
+          <w:ilvl w:val="0"/>
+          <w:numId w:val="1"/>
+        </w:numPr>
+        <w:spacing w:line="276" w:lineRule="auto"/>
+        <w:jc w:val="both"/>
+        <w:rPr>
+          <w:rFonts w:ascii="Verdana" w:hAnsi="Verdana"/>
+          <w:sz w:val="22"/>
+          <w:szCs w:val="22"/>
+        </w:rPr>
+      </w:pPr>
+      <w:r>
+        <w:rPr>
+          <w:rFonts w:ascii="Verdana" w:hAnsi="Verdana"/>
+          <w:sz w:val="22"/>
+          <w:szCs w:val="22"/>
+        </w:rPr>
+        <w:t>bspw. durch ablenkende Spielelemente, paradoxerweise oft Elemente, die zur Aufrechterhaltung der hohen Motivat</w:t>
+      </w:r>
+      <w:r>
+        <w:rPr>
+          <w:rFonts w:ascii="Verdana" w:hAnsi="Verdana"/>
+          <w:sz w:val="22"/>
+          <w:szCs w:val="22"/>
+        </w:rPr>
+        <w:t>ion</w:t>
+      </w:r>
+    </w:p>
+    <w:p>
+      <w:pPr>
+        <w:pStyle w:val="Listenabsatz"/>
+        <w:numPr>
+          <w:ilvl w:val="0"/>
+          <w:numId w:val="1"/>
+        </w:numPr>
+        <w:spacing w:line="276" w:lineRule="auto"/>
+        <w:jc w:val="both"/>
+        <w:rPr>
+          <w:rFonts w:ascii="Verdana" w:hAnsi="Verdana"/>
+          <w:sz w:val="22"/>
+          <w:szCs w:val="22"/>
+        </w:rPr>
+      </w:pPr>
+      <w:proofErr w:type="gramStart"/>
+      <w:r>
+        <w:rPr>
+          <w:rFonts w:ascii="Verdana" w:hAnsi="Verdana"/>
+          <w:sz w:val="22"/>
+          <w:szCs w:val="22"/>
+        </w:rPr>
+        <w:t>kann</w:t>
+      </w:r>
+      <w:proofErr w:type="gramEnd"/>
+      <w:r>
+        <w:rPr>
+          <w:rFonts w:ascii="Verdana" w:hAnsi="Verdana"/>
+          <w:sz w:val="22"/>
+          <w:szCs w:val="22"/>
+        </w:rPr>
+        <w:t xml:space="preserve"> dazu führen, dass nicht genügend geistige Ressourcen für die wesentliche Informationsverarbeitung (essential </w:t>
+      </w:r>
+      <w:proofErr w:type="spellStart"/>
+      <w:r>
+        <w:rPr>
+          <w:rFonts w:ascii="Verdana" w:hAnsi="Verdana"/>
+          <w:sz w:val="22"/>
+          <w:szCs w:val="22"/>
+        </w:rPr>
+        <w:t>processing</w:t>
+      </w:r>
+      <w:proofErr w:type="spellEnd"/>
+      <w:r>
+        <w:rPr>
+          <w:rFonts w:ascii="Verdana" w:hAnsi="Verdana"/>
+          <w:sz w:val="22"/>
+          <w:szCs w:val="22"/>
+        </w:rPr>
+        <w:t>) und die generative Verarbeitung bleiben</w:t>
+      </w:r>
+      <w:r>
+        <w:rPr>
+          <w:rFonts w:ascii="Verdana" w:hAnsi="Verdana"/>
+          <w:sz w:val="22"/>
+          <w:szCs w:val="22"/>
+        </w:rPr>
+        <w:t xml:space="preserve"> (erforderlich für nachhaltiges und bedeutungsvolles Lernen)</w:t>
+      </w:r>
+    </w:p>
+    <w:p>
+      <w:pPr>
+        <w:spacing w:line="276" w:lineRule="auto"/>
+        <w:jc w:val="both"/>
+        <w:rPr>
+          <w:rFonts w:ascii="Verdana" w:hAnsi="Verdana"/>
+          <w:sz w:val="22"/>
+          <w:szCs w:val="22"/>
+        </w:rPr>
+      </w:pPr>
+    </w:p>
+    <w:p>
+      <w:pPr>
+        <w:spacing w:line="276" w:lineRule="auto"/>
+        <w:jc w:val="both"/>
+        <w:rPr>
+          <w:rFonts w:ascii="Verdana" w:hAnsi="Verdana"/>
           <w:b/>
           <w:bCs/>
           <w:sz w:val="32"/>
           <w:szCs w:val="32"/>
         </w:rPr>
       </w:pPr>
-    </w:p>
-    <w:p>
-      <w:pPr>
-        <w:spacing w:line="276" w:lineRule="auto"/>
-        <w:jc w:val="both"/>
+      <w:r>
         <w:rPr>
           <w:rFonts w:ascii="Verdana" w:hAnsi="Verdana"/>
           <w:b/>
@@ -1658,8 +2095,809 @@
           <w:sz w:val="32"/>
           <w:szCs w:val="32"/>
         </w:rPr>
-      </w:pPr>
-      <w:r>
+        <w:t>Erfolg von Serious Games</w:t>
+      </w:r>
+    </w:p>
+    <w:p>
+      <w:pPr>
+        <w:spacing w:line="276" w:lineRule="auto"/>
+        <w:jc w:val="both"/>
+        <w:rPr>
+          <w:rFonts w:ascii="Verdana" w:hAnsi="Verdana"/>
+          <w:sz w:val="22"/>
+          <w:szCs w:val="22"/>
+        </w:rPr>
+      </w:pPr>
+    </w:p>
+    <w:p>
+      <w:pPr>
+        <w:spacing w:after="240" w:line="276" w:lineRule="auto"/>
+        <w:jc w:val="both"/>
+        <w:rPr>
+          <w:rFonts w:ascii="Verdana" w:hAnsi="Verdana"/>
+          <w:i/>
+          <w:iCs/>
+          <w:sz w:val="22"/>
+          <w:szCs w:val="22"/>
+        </w:rPr>
+      </w:pPr>
+      <w:r>
+        <w:rPr>
+          <w:rFonts w:ascii="Verdana" w:hAnsi="Verdana"/>
+          <w:i/>
+          <w:iCs/>
+          <w:sz w:val="22"/>
+          <w:szCs w:val="22"/>
+        </w:rPr>
+        <w:t xml:space="preserve">Quelle: </w:t>
+      </w:r>
+      <w:r>
+        <w:rPr>
+          <w:rFonts w:ascii="Verdana" w:hAnsi="Verdana"/>
+          <w:i/>
+          <w:iCs/>
+          <w:sz w:val="22"/>
+          <w:szCs w:val="22"/>
+        </w:rPr>
+        <w:t>link.springer.com/</w:t>
+      </w:r>
+      <w:proofErr w:type="spellStart"/>
+      <w:r>
+        <w:rPr>
+          <w:rFonts w:ascii="Verdana" w:hAnsi="Verdana"/>
+          <w:i/>
+          <w:iCs/>
+          <w:sz w:val="22"/>
+          <w:szCs w:val="22"/>
+        </w:rPr>
+        <w:t>content</w:t>
+      </w:r>
+      <w:proofErr w:type="spellEnd"/>
+      <w:r>
+        <w:rPr>
+          <w:rFonts w:ascii="Verdana" w:hAnsi="Verdana"/>
+          <w:i/>
+          <w:iCs/>
+          <w:sz w:val="22"/>
+          <w:szCs w:val="22"/>
+        </w:rPr>
+        <w:t>/</w:t>
+      </w:r>
+      <w:proofErr w:type="spellStart"/>
+      <w:r>
+        <w:rPr>
+          <w:rFonts w:ascii="Verdana" w:hAnsi="Verdana"/>
+          <w:i/>
+          <w:iCs/>
+          <w:sz w:val="22"/>
+          <w:szCs w:val="22"/>
+        </w:rPr>
+        <w:t>pdf</w:t>
+      </w:r>
+      <w:proofErr w:type="spellEnd"/>
+      <w:r>
+        <w:rPr>
+          <w:rFonts w:ascii="Verdana" w:hAnsi="Verdana"/>
+          <w:i/>
+          <w:iCs/>
+          <w:sz w:val="22"/>
+          <w:szCs w:val="22"/>
+        </w:rPr>
+        <w:t>/10.1007/978-981-19-2080-6_74.pdf</w:t>
+      </w:r>
+    </w:p>
+    <w:p>
+      <w:pPr>
+        <w:pStyle w:val="Listenabsatz"/>
+        <w:numPr>
+          <w:ilvl w:val="0"/>
+          <w:numId w:val="1"/>
+        </w:numPr>
+        <w:spacing w:line="276" w:lineRule="auto"/>
+        <w:jc w:val="both"/>
+        <w:rPr>
+          <w:rFonts w:ascii="Verdana" w:hAnsi="Verdana"/>
+          <w:sz w:val="22"/>
+          <w:szCs w:val="22"/>
+        </w:rPr>
+      </w:pPr>
+      <w:r>
+        <w:rPr>
+          <w:rFonts w:ascii="Verdana" w:hAnsi="Verdana"/>
+          <w:sz w:val="22"/>
+          <w:szCs w:val="22"/>
+        </w:rPr>
+        <w:t>Motivationale Perspektive:</w:t>
+      </w:r>
+    </w:p>
+    <w:p>
+      <w:pPr>
+        <w:pStyle w:val="Listenabsatz"/>
+        <w:numPr>
+          <w:ilvl w:val="0"/>
+          <w:numId w:val="2"/>
+        </w:numPr>
+        <w:spacing w:line="276" w:lineRule="auto"/>
+        <w:jc w:val="both"/>
+        <w:rPr>
+          <w:rFonts w:ascii="Verdana" w:hAnsi="Verdana"/>
+          <w:sz w:val="22"/>
+          <w:szCs w:val="22"/>
+        </w:rPr>
+      </w:pPr>
+      <w:r>
+        <w:rPr>
+          <w:rFonts w:ascii="Verdana" w:hAnsi="Verdana"/>
+          <w:sz w:val="22"/>
+          <w:szCs w:val="22"/>
+        </w:rPr>
+        <w:t>Notwendigkeit, Lernende dazu zu motivieren, über lange Lernphasen hinweg engagiert zu bleiben.</w:t>
+      </w:r>
+    </w:p>
+    <w:p>
+      <w:pPr>
+        <w:pStyle w:val="Listenabsatz"/>
+        <w:numPr>
+          <w:ilvl w:val="0"/>
+          <w:numId w:val="3"/>
+        </w:numPr>
+        <w:spacing w:line="276" w:lineRule="auto"/>
+        <w:jc w:val="both"/>
+        <w:rPr>
+          <w:rFonts w:ascii="Verdana" w:hAnsi="Verdana"/>
+          <w:sz w:val="22"/>
+          <w:szCs w:val="22"/>
+        </w:rPr>
+      </w:pPr>
+      <w:r>
+        <w:rPr>
+          <w:rFonts w:ascii="Verdana" w:hAnsi="Verdana"/>
+          <w:sz w:val="22"/>
+          <w:szCs w:val="22"/>
+        </w:rPr>
+        <w:t>Häufig als zentrales und wichtiges Argument für den Einsatz von Spielen im Bildungsumfeldern angeführt</w:t>
+      </w:r>
+    </w:p>
+    <w:p>
+      <w:pPr>
+        <w:pStyle w:val="Listenabsatz"/>
+        <w:numPr>
+          <w:ilvl w:val="0"/>
+          <w:numId w:val="3"/>
+        </w:numPr>
+        <w:spacing w:line="276" w:lineRule="auto"/>
+        <w:jc w:val="both"/>
+        <w:rPr>
+          <w:rFonts w:ascii="Verdana" w:hAnsi="Verdana"/>
+          <w:sz w:val="22"/>
+          <w:szCs w:val="22"/>
+        </w:rPr>
+      </w:pPr>
+      <w:r>
+        <w:rPr>
+          <w:rFonts w:ascii="Verdana" w:hAnsi="Verdana"/>
+          <w:sz w:val="22"/>
+          <w:szCs w:val="22"/>
+        </w:rPr>
+        <w:t>Interaktive und kompetitive Charakter von Spielen steigert motivationale Konstrukte wie: Interesse, intrinsische Motivation sowie den Flow-Zustand</w:t>
+      </w:r>
+    </w:p>
+    <w:p>
+      <w:pPr>
+        <w:pStyle w:val="Listenabsatz"/>
+        <w:numPr>
+          <w:ilvl w:val="0"/>
+          <w:numId w:val="3"/>
+        </w:numPr>
+        <w:spacing w:line="276" w:lineRule="auto"/>
+        <w:jc w:val="both"/>
+        <w:rPr>
+          <w:rFonts w:ascii="Verdana" w:hAnsi="Verdana"/>
+          <w:sz w:val="22"/>
+          <w:szCs w:val="22"/>
+        </w:rPr>
+      </w:pPr>
+      <w:r>
+        <w:rPr>
+          <w:rFonts w:ascii="Verdana" w:hAnsi="Verdana"/>
+          <w:sz w:val="22"/>
+          <w:szCs w:val="22"/>
+        </w:rPr>
+        <w:t>Herausforderungen innerhalb der „Zone der proximalen Entwicklung“ erfüllen spezifische intrinsische Bedürfnisse nach: Kompetenz, Autonomie und sozialer Eingebundenheit</w:t>
+      </w:r>
+    </w:p>
+    <w:p>
+      <w:pPr>
+        <w:spacing w:line="276" w:lineRule="auto"/>
+        <w:ind w:left="1080"/>
+        <w:jc w:val="both"/>
+        <w:rPr>
+          <w:rFonts w:ascii="Verdana" w:hAnsi="Verdana"/>
+          <w:sz w:val="22"/>
+          <w:szCs w:val="22"/>
+        </w:rPr>
+      </w:pPr>
+      <w:r>
+        <w:rPr>
+          <w:rFonts w:ascii="Verdana" w:hAnsi="Verdana"/>
+          <w:sz w:val="22"/>
+          <w:szCs w:val="22"/>
+        </w:rPr>
+        <w:lastRenderedPageBreak/>
+        <w:sym w:font="Wingdings" w:char="F0E0"/>
+      </w:r>
+      <w:r>
+        <w:rPr>
+          <w:rFonts w:ascii="Verdana" w:hAnsi="Verdana"/>
+          <w:sz w:val="22"/>
+          <w:szCs w:val="22"/>
+        </w:rPr>
+        <w:t xml:space="preserve">  bilden Hauptkomponenten des „Player Experience </w:t>
+      </w:r>
+      <w:proofErr w:type="spellStart"/>
+      <w:r>
+        <w:rPr>
+          <w:rFonts w:ascii="Verdana" w:hAnsi="Verdana"/>
+          <w:sz w:val="22"/>
+          <w:szCs w:val="22"/>
+        </w:rPr>
+        <w:t>of</w:t>
+      </w:r>
+      <w:proofErr w:type="spellEnd"/>
+      <w:r>
+        <w:rPr>
+          <w:rFonts w:ascii="Verdana" w:hAnsi="Verdana"/>
+          <w:sz w:val="22"/>
+          <w:szCs w:val="22"/>
+        </w:rPr>
+        <w:t xml:space="preserve"> Need </w:t>
+      </w:r>
+      <w:proofErr w:type="spellStart"/>
+      <w:r>
+        <w:rPr>
+          <w:rFonts w:ascii="Verdana" w:hAnsi="Verdana"/>
+          <w:sz w:val="22"/>
+          <w:szCs w:val="22"/>
+        </w:rPr>
+        <w:t>Satisfaction</w:t>
+      </w:r>
+      <w:proofErr w:type="spellEnd"/>
+      <w:r>
+        <w:rPr>
+          <w:rFonts w:ascii="Verdana" w:hAnsi="Verdana"/>
+          <w:sz w:val="22"/>
+          <w:szCs w:val="22"/>
+        </w:rPr>
+        <w:t>“-Modells (entwickelt, um jene Spielmerkmale zu identifizieren, die das höchste Maß an Bedürfnisbefriedigung bieten)</w:t>
+      </w:r>
+    </w:p>
+    <w:p>
+      <w:pPr>
+        <w:pStyle w:val="Listenabsatz"/>
+        <w:numPr>
+          <w:ilvl w:val="1"/>
+          <w:numId w:val="1"/>
+        </w:numPr>
+        <w:spacing w:line="276" w:lineRule="auto"/>
+        <w:jc w:val="both"/>
+        <w:rPr>
+          <w:rFonts w:ascii="Verdana" w:hAnsi="Verdana"/>
+          <w:sz w:val="22"/>
+          <w:szCs w:val="22"/>
+        </w:rPr>
+      </w:pPr>
+      <w:r>
+        <w:rPr>
+          <w:rFonts w:ascii="Verdana" w:hAnsi="Verdana"/>
+          <w:sz w:val="22"/>
+          <w:szCs w:val="22"/>
+        </w:rPr>
+        <w:t>Erfüllung der Lernbedürfnisse essenziell für intrinsische Motivation sowie die Selbstwirksamkeit</w:t>
+      </w:r>
+    </w:p>
+    <w:p>
+      <w:pPr>
+        <w:spacing w:line="276" w:lineRule="auto"/>
+        <w:ind w:left="1080"/>
+        <w:jc w:val="both"/>
+        <w:rPr>
+          <w:rFonts w:ascii="Verdana" w:hAnsi="Verdana"/>
+          <w:sz w:val="22"/>
+          <w:szCs w:val="22"/>
+        </w:rPr>
+      </w:pPr>
+      <w:r>
+        <w:rPr>
+          <w:rFonts w:ascii="Verdana" w:hAnsi="Verdana"/>
+          <w:sz w:val="22"/>
+          <w:szCs w:val="22"/>
+        </w:rPr>
+        <w:sym w:font="Wingdings" w:char="F0E0"/>
+      </w:r>
+      <w:r>
+        <w:rPr>
+          <w:rFonts w:ascii="Verdana" w:hAnsi="Verdana"/>
+          <w:sz w:val="22"/>
+          <w:szCs w:val="22"/>
+        </w:rPr>
+        <w:t xml:space="preserve">  führt zu handlungsorientiertem Verhalten im Lernprozes</w:t>
+      </w:r>
+      <w:r>
+        <w:rPr>
+          <w:rFonts w:ascii="Verdana" w:hAnsi="Verdana"/>
+          <w:sz w:val="22"/>
+          <w:szCs w:val="22"/>
+        </w:rPr>
+        <w:t>s</w:t>
+      </w:r>
+    </w:p>
+    <w:p>
+      <w:pPr>
+        <w:pStyle w:val="Listenabsatz"/>
+        <w:numPr>
+          <w:ilvl w:val="0"/>
+          <w:numId w:val="1"/>
+        </w:numPr>
+        <w:spacing w:line="276" w:lineRule="auto"/>
+        <w:jc w:val="both"/>
+        <w:rPr>
+          <w:rFonts w:ascii="Verdana" w:hAnsi="Verdana"/>
+          <w:sz w:val="22"/>
+          <w:szCs w:val="22"/>
+        </w:rPr>
+      </w:pPr>
+      <w:r>
+        <w:rPr>
+          <w:rFonts w:ascii="Verdana" w:hAnsi="Verdana"/>
+          <w:sz w:val="22"/>
+          <w:szCs w:val="22"/>
+        </w:rPr>
+        <w:t>Affektive Perspektive:</w:t>
+      </w:r>
+    </w:p>
+    <w:p>
+      <w:pPr>
+        <w:pStyle w:val="Listenabsatz"/>
+        <w:numPr>
+          <w:ilvl w:val="1"/>
+          <w:numId w:val="1"/>
+        </w:numPr>
+        <w:spacing w:line="276" w:lineRule="auto"/>
+        <w:jc w:val="both"/>
+        <w:rPr>
+          <w:rFonts w:ascii="Verdana" w:hAnsi="Verdana"/>
+          <w:sz w:val="22"/>
+          <w:szCs w:val="22"/>
+        </w:rPr>
+      </w:pPr>
+      <w:r>
+        <w:rPr>
+          <w:rFonts w:ascii="Verdana" w:hAnsi="Verdana"/>
+          <w:sz w:val="22"/>
+          <w:szCs w:val="22"/>
+        </w:rPr>
+        <w:t xml:space="preserve">Aktives Spielerengagement, verbunden mit dem richtigen Maß an Herausforderung, auch die Emotionen der </w:t>
+      </w:r>
+      <w:proofErr w:type="spellStart"/>
+      <w:proofErr w:type="gramStart"/>
+      <w:r>
+        <w:rPr>
+          <w:rFonts w:ascii="Verdana" w:hAnsi="Verdana"/>
+          <w:sz w:val="22"/>
+          <w:szCs w:val="22"/>
+        </w:rPr>
+        <w:t>Spieler:innen</w:t>
+      </w:r>
+      <w:proofErr w:type="spellEnd"/>
+      <w:proofErr w:type="gramEnd"/>
+      <w:r>
+        <w:rPr>
+          <w:rFonts w:ascii="Verdana" w:hAnsi="Verdana"/>
+          <w:sz w:val="22"/>
+          <w:szCs w:val="22"/>
+        </w:rPr>
+        <w:t xml:space="preserve"> beeinflussen kann</w:t>
+      </w:r>
+    </w:p>
+    <w:p>
+      <w:pPr>
+        <w:pStyle w:val="Listenabsatz"/>
+        <w:numPr>
+          <w:ilvl w:val="1"/>
+          <w:numId w:val="1"/>
+        </w:numPr>
+        <w:spacing w:line="276" w:lineRule="auto"/>
+        <w:jc w:val="both"/>
+        <w:rPr>
+          <w:rFonts w:ascii="Verdana" w:hAnsi="Verdana"/>
+          <w:sz w:val="22"/>
+          <w:szCs w:val="22"/>
+        </w:rPr>
+      </w:pPr>
+      <w:r>
+        <w:rPr>
+          <w:rFonts w:ascii="Verdana" w:hAnsi="Verdana"/>
+          <w:sz w:val="22"/>
+          <w:szCs w:val="22"/>
+        </w:rPr>
+        <w:t>Zusammenhang zwischen Spielspaß mit einem Austausch von Erfolg und Misserfolg</w:t>
+      </w:r>
+    </w:p>
+    <w:p>
+      <w:pPr>
+        <w:pStyle w:val="Listenabsatz"/>
+        <w:numPr>
+          <w:ilvl w:val="1"/>
+          <w:numId w:val="1"/>
+        </w:numPr>
+        <w:spacing w:line="276" w:lineRule="auto"/>
+        <w:jc w:val="both"/>
+        <w:rPr>
+          <w:rFonts w:ascii="Verdana" w:hAnsi="Verdana"/>
+          <w:sz w:val="22"/>
+          <w:szCs w:val="22"/>
+        </w:rPr>
+      </w:pPr>
+      <w:r>
+        <w:rPr>
+          <w:rFonts w:ascii="Verdana" w:hAnsi="Verdana"/>
+          <w:sz w:val="22"/>
+          <w:szCs w:val="22"/>
+        </w:rPr>
+        <w:t>Dargelegt durch Kontrollwerttheorie (CVT) der Erfolgsemotionen:</w:t>
+      </w:r>
+    </w:p>
+    <w:p>
+      <w:pPr>
+        <w:pStyle w:val="Listenabsatz"/>
+        <w:numPr>
+          <w:ilvl w:val="2"/>
+          <w:numId w:val="1"/>
+        </w:numPr>
+        <w:spacing w:line="276" w:lineRule="auto"/>
+        <w:jc w:val="both"/>
+        <w:rPr>
+          <w:rFonts w:ascii="Verdana" w:hAnsi="Verdana"/>
+          <w:sz w:val="22"/>
+          <w:szCs w:val="22"/>
+        </w:rPr>
+      </w:pPr>
+      <w:r>
+        <w:rPr>
+          <w:rFonts w:ascii="Verdana" w:hAnsi="Verdana"/>
+          <w:sz w:val="22"/>
+          <w:szCs w:val="22"/>
+        </w:rPr>
+        <w:t xml:space="preserve">Optimale Herausforderung kann wahrgenommene Kontrollierbarkeit </w:t>
+      </w:r>
+      <w:r>
+        <w:rPr>
+          <w:rFonts w:ascii="Verdana" w:hAnsi="Verdana"/>
+          <w:sz w:val="22"/>
+          <w:szCs w:val="22"/>
+        </w:rPr>
+        <w:t xml:space="preserve">(verbunden mit positiven emotionalen Erfahrungen) </w:t>
+      </w:r>
+      <w:r>
+        <w:rPr>
+          <w:rFonts w:ascii="Verdana" w:hAnsi="Verdana"/>
+          <w:sz w:val="22"/>
+          <w:szCs w:val="22"/>
+        </w:rPr>
+        <w:t>fördern</w:t>
+      </w:r>
+    </w:p>
+    <w:p>
+      <w:pPr>
+        <w:pStyle w:val="Listenabsatz"/>
+        <w:numPr>
+          <w:ilvl w:val="2"/>
+          <w:numId w:val="1"/>
+        </w:numPr>
+        <w:spacing w:line="276" w:lineRule="auto"/>
+        <w:jc w:val="both"/>
+        <w:rPr>
+          <w:rFonts w:ascii="Verdana" w:hAnsi="Verdana"/>
+          <w:sz w:val="22"/>
+          <w:szCs w:val="22"/>
+        </w:rPr>
+      </w:pPr>
+      <w:r>
+        <w:rPr>
+          <w:rFonts w:ascii="Verdana" w:hAnsi="Verdana"/>
+          <w:sz w:val="22"/>
+          <w:szCs w:val="22"/>
+        </w:rPr>
+        <w:t>Spielmerkmale die Emotionen beeinflussen: starke Erzählung, ästhetisches visuelles und auditives Design</w:t>
+      </w:r>
+    </w:p>
+    <w:p>
+      <w:pPr>
+        <w:pStyle w:val="Listenabsatz"/>
+        <w:numPr>
+          <w:ilvl w:val="0"/>
+          <w:numId w:val="1"/>
+        </w:numPr>
+        <w:spacing w:line="276" w:lineRule="auto"/>
+        <w:jc w:val="both"/>
+        <w:rPr>
+          <w:rFonts w:ascii="Verdana" w:hAnsi="Verdana"/>
+          <w:sz w:val="22"/>
+          <w:szCs w:val="22"/>
+        </w:rPr>
+      </w:pPr>
+      <w:r>
+        <w:rPr>
+          <w:rFonts w:ascii="Verdana" w:hAnsi="Verdana"/>
+          <w:sz w:val="22"/>
+          <w:szCs w:val="22"/>
+        </w:rPr>
+        <w:t>Soziokulturelle Perspektive:</w:t>
+      </w:r>
+    </w:p>
+    <w:p>
+      <w:pPr>
+        <w:pStyle w:val="Listenabsatz"/>
+        <w:numPr>
+          <w:ilvl w:val="1"/>
+          <w:numId w:val="1"/>
+        </w:numPr>
+        <w:spacing w:line="276" w:lineRule="auto"/>
+        <w:jc w:val="both"/>
+        <w:rPr>
+          <w:rFonts w:ascii="Verdana" w:hAnsi="Verdana"/>
+          <w:sz w:val="22"/>
+          <w:szCs w:val="22"/>
+        </w:rPr>
+      </w:pPr>
+      <w:r>
+        <w:rPr>
+          <w:rFonts w:ascii="Verdana" w:hAnsi="Verdana"/>
+          <w:sz w:val="22"/>
+          <w:szCs w:val="22"/>
+        </w:rPr>
+        <w:t>Soziale Lerntheorien gehen davon aus, dass Lernen in der Konstruktion und Anwendung von Wissen besteht</w:t>
+      </w:r>
+    </w:p>
+    <w:p>
+      <w:pPr>
+        <w:spacing w:line="276" w:lineRule="auto"/>
+        <w:ind w:left="1080"/>
+        <w:jc w:val="both"/>
+        <w:rPr>
+          <w:rFonts w:ascii="Verdana" w:hAnsi="Verdana"/>
+          <w:sz w:val="22"/>
+          <w:szCs w:val="22"/>
+        </w:rPr>
+      </w:pPr>
+      <w:r>
+        <w:rPr>
+          <w:rFonts w:ascii="Verdana" w:hAnsi="Verdana"/>
+          <w:sz w:val="22"/>
+          <w:szCs w:val="22"/>
+        </w:rPr>
+        <w:sym w:font="Wingdings" w:char="F0E0"/>
+      </w:r>
+      <w:r>
+        <w:rPr>
+          <w:rFonts w:ascii="Verdana" w:hAnsi="Verdana"/>
+          <w:sz w:val="22"/>
+          <w:szCs w:val="22"/>
+        </w:rPr>
+        <w:t xml:space="preserve"> </w:t>
+      </w:r>
+      <w:r>
+        <w:rPr>
+          <w:rFonts w:ascii="Verdana" w:hAnsi="Verdana"/>
+          <w:sz w:val="22"/>
+          <w:szCs w:val="22"/>
+        </w:rPr>
+        <w:t xml:space="preserve"> </w:t>
+      </w:r>
+      <w:r>
+        <w:rPr>
+          <w:rFonts w:ascii="Verdana" w:hAnsi="Verdana"/>
+          <w:sz w:val="22"/>
+          <w:szCs w:val="22"/>
+        </w:rPr>
+        <w:t xml:space="preserve">durch direkte Erfahrung v. Erfolg &amp; Misserfolg sowie durch Interaktion </w:t>
+      </w:r>
+      <w:r>
+        <w:rPr>
+          <w:rFonts w:ascii="Verdana" w:hAnsi="Verdana"/>
+          <w:sz w:val="22"/>
+          <w:szCs w:val="22"/>
+        </w:rPr>
+        <w:t>mit anderen</w:t>
+      </w:r>
+    </w:p>
+    <w:p>
+      <w:pPr>
+        <w:spacing w:line="276" w:lineRule="auto"/>
+        <w:jc w:val="both"/>
+        <w:rPr>
+          <w:rFonts w:ascii="Verdana" w:hAnsi="Verdana"/>
+          <w:sz w:val="22"/>
+          <w:szCs w:val="22"/>
+        </w:rPr>
+      </w:pPr>
+      <w:r>
+        <w:rPr>
+          <w:rFonts w:ascii="Verdana" w:hAnsi="Verdana"/>
+          <w:sz w:val="22"/>
+          <w:szCs w:val="22"/>
+        </w:rPr>
+        <w:tab/>
+        <w:t xml:space="preserve">     </w:t>
+      </w:r>
+      <w:r>
+        <w:rPr>
+          <w:rFonts w:ascii="Verdana" w:hAnsi="Verdana"/>
+          <w:sz w:val="22"/>
+          <w:szCs w:val="22"/>
+        </w:rPr>
+        <w:sym w:font="Wingdings" w:char="F0E0"/>
+      </w:r>
+      <w:r>
+        <w:rPr>
+          <w:rFonts w:ascii="Verdana" w:hAnsi="Verdana"/>
+          <w:sz w:val="22"/>
+          <w:szCs w:val="22"/>
+        </w:rPr>
+        <w:t xml:space="preserve">  Merkmale von Spielen</w:t>
+      </w:r>
+    </w:p>
+    <w:p>
+      <w:pPr>
+        <w:pStyle w:val="Listenabsatz"/>
+        <w:numPr>
+          <w:ilvl w:val="1"/>
+          <w:numId w:val="1"/>
+        </w:numPr>
+        <w:spacing w:line="276" w:lineRule="auto"/>
+        <w:jc w:val="both"/>
+        <w:rPr>
+          <w:rFonts w:ascii="Verdana" w:hAnsi="Verdana"/>
+          <w:sz w:val="22"/>
+          <w:szCs w:val="22"/>
+        </w:rPr>
+      </w:pPr>
+      <w:r>
+        <w:rPr>
+          <w:rFonts w:ascii="Verdana" w:hAnsi="Verdana"/>
+          <w:sz w:val="22"/>
+          <w:szCs w:val="22"/>
+        </w:rPr>
+        <w:t>Interaktion mit Spielsystem / mit Spielfiguren oder mit anderen Lernenden trägt zur Entwicklung von Kompetenzen für Zusammenarbeit und Kooperation bei</w:t>
+      </w:r>
+    </w:p>
+    <w:p>
+      <w:pPr>
+        <w:pStyle w:val="Listenabsatz"/>
+        <w:numPr>
+          <w:ilvl w:val="0"/>
+          <w:numId w:val="1"/>
+        </w:numPr>
+        <w:spacing w:line="276" w:lineRule="auto"/>
+        <w:jc w:val="both"/>
+        <w:rPr>
+          <w:rFonts w:ascii="Verdana" w:hAnsi="Verdana"/>
+          <w:sz w:val="22"/>
+          <w:szCs w:val="22"/>
+        </w:rPr>
+      </w:pPr>
+      <w:r>
+        <w:rPr>
+          <w:rFonts w:ascii="Verdana" w:hAnsi="Verdana"/>
+          <w:sz w:val="22"/>
+          <w:szCs w:val="22"/>
+        </w:rPr>
+        <w:t>Kognitive Perspektive:</w:t>
+      </w:r>
+    </w:p>
+    <w:p>
+      <w:pPr>
+        <w:pStyle w:val="Listenabsatz"/>
+        <w:numPr>
+          <w:ilvl w:val="1"/>
+          <w:numId w:val="1"/>
+        </w:numPr>
+        <w:spacing w:line="276" w:lineRule="auto"/>
+        <w:jc w:val="both"/>
+        <w:rPr>
+          <w:rFonts w:ascii="Verdana" w:hAnsi="Verdana"/>
+          <w:sz w:val="22"/>
+          <w:szCs w:val="22"/>
+        </w:rPr>
+      </w:pPr>
+      <w:r>
+        <w:rPr>
+          <w:rFonts w:ascii="Verdana" w:hAnsi="Verdana"/>
+          <w:sz w:val="22"/>
+          <w:szCs w:val="22"/>
+        </w:rPr>
+        <w:t>Spiele sind darauf ausgelegt, das Lernen zu fördern</w:t>
+      </w:r>
+    </w:p>
+    <w:p>
+      <w:pPr>
+        <w:pStyle w:val="Listenabsatz"/>
+        <w:numPr>
+          <w:ilvl w:val="1"/>
+          <w:numId w:val="1"/>
+        </w:numPr>
+        <w:spacing w:line="276" w:lineRule="auto"/>
+        <w:jc w:val="both"/>
+        <w:rPr>
+          <w:rFonts w:ascii="Verdana" w:hAnsi="Verdana"/>
+          <w:sz w:val="22"/>
+          <w:szCs w:val="22"/>
+        </w:rPr>
+      </w:pPr>
+      <w:r>
+        <w:rPr>
+          <w:rFonts w:ascii="Verdana" w:hAnsi="Verdana"/>
+          <w:sz w:val="22"/>
+          <w:szCs w:val="22"/>
+        </w:rPr>
+        <w:t>Förderung motivationaler Konzepte und Induktion positiver Emotionen durch bestimmte Spielmechaniken</w:t>
+      </w:r>
+    </w:p>
+    <w:p>
+      <w:pPr>
+        <w:spacing w:line="276" w:lineRule="auto"/>
+        <w:ind w:left="1080"/>
+        <w:jc w:val="both"/>
+        <w:rPr>
+          <w:rFonts w:ascii="Verdana" w:hAnsi="Verdana"/>
+          <w:sz w:val="22"/>
+          <w:szCs w:val="22"/>
+        </w:rPr>
+      </w:pPr>
+      <w:r>
+        <w:rPr>
+          <w:rFonts w:ascii="Verdana" w:hAnsi="Verdana"/>
+          <w:sz w:val="22"/>
+          <w:szCs w:val="22"/>
+        </w:rPr>
+        <w:sym w:font="Wingdings" w:char="F0E0"/>
+      </w:r>
+      <w:r>
+        <w:rPr>
+          <w:rFonts w:ascii="Verdana" w:hAnsi="Verdana"/>
+          <w:sz w:val="22"/>
+          <w:szCs w:val="22"/>
+        </w:rPr>
+        <w:t xml:space="preserve">  Katalysatoren für kognitive generative Verarbeitungsprozesse während d. Lernens</w:t>
+      </w:r>
+    </w:p>
+    <w:p>
+      <w:pPr>
+        <w:spacing w:line="276" w:lineRule="auto"/>
+        <w:jc w:val="both"/>
+        <w:rPr>
+          <w:rFonts w:ascii="Verdana" w:hAnsi="Verdana"/>
+          <w:sz w:val="22"/>
+          <w:szCs w:val="22"/>
+        </w:rPr>
+      </w:pPr>
+    </w:p>
+    <w:p>
+      <w:pPr>
+        <w:spacing w:line="276" w:lineRule="auto"/>
+        <w:ind w:left="1080"/>
+        <w:jc w:val="both"/>
+        <w:rPr>
+          <w:rFonts w:ascii="Verdana" w:hAnsi="Verdana"/>
+          <w:sz w:val="22"/>
+          <w:szCs w:val="22"/>
+        </w:rPr>
+      </w:pPr>
+    </w:p>
+    <w:p>
+      <w:pPr>
+        <w:spacing w:line="276" w:lineRule="auto"/>
+        <w:jc w:val="both"/>
         <w:rPr>
           <w:rFonts w:ascii="Verdana" w:hAnsi="Verdana"/>
           <w:b/>
@@ -1667,907 +2905,8 @@
           <w:sz w:val="32"/>
           <w:szCs w:val="32"/>
         </w:rPr>
-        <w:t>Bewertung und Evaluation</w:t>
-      </w:r>
-    </w:p>
-    <w:p>
-      <w:pPr>
-        <w:spacing w:line="276" w:lineRule="auto"/>
-        <w:jc w:val="both"/>
-        <w:rPr>
-          <w:rFonts w:ascii="Verdana" w:hAnsi="Verdana"/>
-          <w:b/>
-          <w:bCs/>
-          <w:sz w:val="22"/>
-          <w:szCs w:val="22"/>
-        </w:rPr>
-      </w:pPr>
-    </w:p>
-    <w:p>
-      <w:pPr>
-        <w:spacing w:after="240" w:line="276" w:lineRule="auto"/>
-        <w:jc w:val="both"/>
-        <w:rPr>
-          <w:rFonts w:ascii="Verdana" w:hAnsi="Verdana"/>
-          <w:i/>
-          <w:iCs/>
-          <w:sz w:val="22"/>
-          <w:szCs w:val="22"/>
-        </w:rPr>
-      </w:pPr>
-      <w:r>
-        <w:rPr>
-          <w:rFonts w:ascii="Verdana" w:hAnsi="Verdana"/>
-          <w:i/>
-          <w:iCs/>
-          <w:sz w:val="22"/>
-          <w:szCs w:val="22"/>
-        </w:rPr>
-        <w:t xml:space="preserve">Quelle: </w:t>
-      </w:r>
-      <w:r>
-        <w:rPr>
-          <w:rFonts w:ascii="Verdana" w:hAnsi="Verdana"/>
-          <w:i/>
-          <w:iCs/>
-          <w:sz w:val="22"/>
-          <w:szCs w:val="22"/>
-        </w:rPr>
-        <w:t>dl.acm.org/</w:t>
-      </w:r>
-      <w:proofErr w:type="spellStart"/>
-      <w:r>
-        <w:rPr>
-          <w:rFonts w:ascii="Verdana" w:hAnsi="Verdana"/>
-          <w:i/>
-          <w:iCs/>
-          <w:sz w:val="22"/>
-          <w:szCs w:val="22"/>
-        </w:rPr>
-        <w:t>doi</w:t>
-      </w:r>
-      <w:proofErr w:type="spellEnd"/>
-      <w:r>
-        <w:rPr>
-          <w:rFonts w:ascii="Verdana" w:hAnsi="Verdana"/>
-          <w:i/>
-          <w:iCs/>
-          <w:sz w:val="22"/>
-          <w:szCs w:val="22"/>
-        </w:rPr>
-        <w:t>/</w:t>
-      </w:r>
-      <w:proofErr w:type="spellStart"/>
-      <w:r>
-        <w:rPr>
-          <w:rFonts w:ascii="Verdana" w:hAnsi="Verdana"/>
-          <w:i/>
-          <w:iCs/>
-          <w:sz w:val="22"/>
-          <w:szCs w:val="22"/>
-        </w:rPr>
-        <w:t>epdf</w:t>
-      </w:r>
-      <w:proofErr w:type="spellEnd"/>
-      <w:r>
-        <w:rPr>
-          <w:rFonts w:ascii="Verdana" w:hAnsi="Verdana"/>
-          <w:i/>
-          <w:iCs/>
-          <w:sz w:val="22"/>
-          <w:szCs w:val="22"/>
-        </w:rPr>
-        <w:t>/10.1145/3286606.3286851</w:t>
-      </w:r>
-    </w:p>
-    <w:p>
-      <w:pPr>
-        <w:pStyle w:val="Listenabsatz"/>
-        <w:numPr>
-          <w:ilvl w:val="0"/>
-          <w:numId w:val="1"/>
-        </w:numPr>
-        <w:spacing w:line="276" w:lineRule="auto"/>
-        <w:jc w:val="both"/>
-        <w:rPr>
-          <w:rFonts w:ascii="Verdana" w:hAnsi="Verdana"/>
-          <w:b/>
-          <w:bCs/>
-          <w:sz w:val="22"/>
-          <w:szCs w:val="22"/>
-        </w:rPr>
-      </w:pPr>
-      <w:r>
-        <w:rPr>
-          <w:rFonts w:ascii="Verdana" w:hAnsi="Verdana"/>
-          <w:sz w:val="22"/>
-          <w:szCs w:val="22"/>
-        </w:rPr>
-        <w:t>Assessment = Prozess der Nutzung von Daten als Nachweis des Erreichens der Lernziele und pädagogischen Vorgaben</w:t>
-      </w:r>
-    </w:p>
-    <w:p>
-      <w:pPr>
-        <w:pStyle w:val="Listenabsatz"/>
-        <w:numPr>
-          <w:ilvl w:val="0"/>
-          <w:numId w:val="1"/>
-        </w:numPr>
-        <w:spacing w:line="276" w:lineRule="auto"/>
-        <w:jc w:val="both"/>
-        <w:rPr>
-          <w:rFonts w:ascii="Verdana" w:hAnsi="Verdana"/>
-          <w:b/>
-          <w:bCs/>
-          <w:sz w:val="22"/>
-          <w:szCs w:val="22"/>
-        </w:rPr>
-      </w:pPr>
-      <w:r>
-        <w:rPr>
-          <w:rFonts w:ascii="Verdana" w:hAnsi="Verdana"/>
-          <w:sz w:val="22"/>
-          <w:szCs w:val="22"/>
-        </w:rPr>
-        <w:t>Durchführung</w:t>
-      </w:r>
-      <w:r>
-        <w:rPr>
-          <w:rFonts w:ascii="Verdana" w:hAnsi="Verdana"/>
-          <w:sz w:val="22"/>
-          <w:szCs w:val="22"/>
-        </w:rPr>
-        <w:t>:</w:t>
-      </w:r>
-    </w:p>
-    <w:p>
-      <w:pPr>
-        <w:pStyle w:val="Listenabsatz"/>
-        <w:numPr>
-          <w:ilvl w:val="1"/>
-          <w:numId w:val="1"/>
-        </w:numPr>
-        <w:spacing w:line="276" w:lineRule="auto"/>
-        <w:jc w:val="both"/>
-        <w:rPr>
-          <w:rFonts w:ascii="Verdana" w:hAnsi="Verdana"/>
-          <w:b/>
-          <w:bCs/>
-          <w:sz w:val="22"/>
-          <w:szCs w:val="22"/>
-        </w:rPr>
-      </w:pPr>
-      <w:r>
-        <w:rPr>
-          <w:rFonts w:ascii="Verdana" w:hAnsi="Verdana"/>
-          <w:sz w:val="22"/>
-          <w:szCs w:val="22"/>
-        </w:rPr>
-        <w:t>am Ende eines Lernprozesses</w:t>
-      </w:r>
-      <w:r>
-        <w:rPr>
-          <w:rFonts w:ascii="Verdana" w:hAnsi="Verdana"/>
-          <w:sz w:val="22"/>
-          <w:szCs w:val="22"/>
-        </w:rPr>
-        <w:t xml:space="preserve"> inklusive Überprüfung der Gesamtleistungen</w:t>
-      </w:r>
-    </w:p>
-    <w:p>
-      <w:pPr>
-        <w:pStyle w:val="Listenabsatz"/>
-        <w:numPr>
-          <w:ilvl w:val="1"/>
-          <w:numId w:val="1"/>
-        </w:numPr>
-        <w:spacing w:line="276" w:lineRule="auto"/>
-        <w:jc w:val="both"/>
-        <w:rPr>
-          <w:rFonts w:ascii="Verdana" w:hAnsi="Verdana"/>
-          <w:b/>
-          <w:bCs/>
-          <w:sz w:val="22"/>
-          <w:szCs w:val="22"/>
-        </w:rPr>
-      </w:pPr>
-      <w:r>
-        <w:rPr>
-          <w:rFonts w:ascii="Verdana" w:hAnsi="Verdana"/>
-          <w:sz w:val="22"/>
-          <w:szCs w:val="22"/>
-        </w:rPr>
-        <w:t>formativ, während des gesamten Lernprozesses implementiert und präsent</w:t>
-      </w:r>
-      <w:r>
-        <w:rPr>
-          <w:rFonts w:ascii="Verdana" w:hAnsi="Verdana"/>
-          <w:sz w:val="22"/>
-          <w:szCs w:val="22"/>
-        </w:rPr>
-        <w:t xml:space="preserve"> (kontinuierliche Überwachung von Fortschritten und Misserfolgen)</w:t>
-      </w:r>
-    </w:p>
-    <w:p>
-      <w:pPr>
-        <w:pStyle w:val="Listenabsatz"/>
-        <w:numPr>
-          <w:ilvl w:val="0"/>
-          <w:numId w:val="1"/>
-        </w:numPr>
-        <w:spacing w:line="276" w:lineRule="auto"/>
-        <w:jc w:val="both"/>
-        <w:rPr>
-          <w:rFonts w:ascii="Verdana" w:hAnsi="Verdana"/>
-          <w:b/>
-          <w:bCs/>
-          <w:sz w:val="22"/>
-          <w:szCs w:val="22"/>
-        </w:rPr>
-      </w:pPr>
-      <w:r>
-        <w:rPr>
-          <w:rFonts w:ascii="Verdana" w:hAnsi="Verdana"/>
-          <w:sz w:val="22"/>
-          <w:szCs w:val="22"/>
-        </w:rPr>
-        <w:t>Studie</w:t>
-      </w:r>
-      <w:r>
-        <w:rPr>
-          <w:rFonts w:ascii="Verdana" w:hAnsi="Verdana"/>
-          <w:sz w:val="22"/>
-          <w:szCs w:val="22"/>
-        </w:rPr>
-        <w:t xml:space="preserve"> </w:t>
-      </w:r>
-      <w:r>
-        <w:rPr>
-          <w:rFonts w:ascii="Verdana" w:hAnsi="Verdana"/>
-          <w:sz w:val="22"/>
-          <w:szCs w:val="22"/>
-        </w:rPr>
-        <w:sym w:font="Wingdings" w:char="F0E0"/>
-      </w:r>
-      <w:r>
-        <w:rPr>
-          <w:rFonts w:ascii="Verdana" w:hAnsi="Verdana"/>
-          <w:sz w:val="22"/>
-          <w:szCs w:val="22"/>
-        </w:rPr>
-        <w:t xml:space="preserve"> 3 primäre Arten des Assessments:</w:t>
-      </w:r>
-    </w:p>
-    <w:p>
-      <w:pPr>
-        <w:pStyle w:val="Listenabsatz"/>
-        <w:numPr>
-          <w:ilvl w:val="1"/>
-          <w:numId w:val="1"/>
-        </w:numPr>
-        <w:spacing w:line="276" w:lineRule="auto"/>
-        <w:jc w:val="both"/>
-        <w:rPr>
-          <w:rFonts w:ascii="Verdana" w:hAnsi="Verdana"/>
-          <w:b/>
-          <w:bCs/>
-          <w:sz w:val="22"/>
-          <w:szCs w:val="22"/>
-        </w:rPr>
-      </w:pPr>
-      <w:r>
-        <w:rPr>
-          <w:rFonts w:ascii="Verdana" w:hAnsi="Verdana"/>
-          <w:sz w:val="22"/>
-          <w:szCs w:val="22"/>
-        </w:rPr>
-        <w:t>Abschluss-Assessment</w:t>
-      </w:r>
-      <w:r>
-        <w:rPr>
-          <w:rFonts w:ascii="Verdana" w:hAnsi="Verdana"/>
-          <w:sz w:val="22"/>
-          <w:szCs w:val="22"/>
-        </w:rPr>
-        <w:t xml:space="preserve"> (</w:t>
-      </w:r>
-      <w:proofErr w:type="spellStart"/>
-      <w:r>
-        <w:rPr>
-          <w:rFonts w:ascii="Verdana" w:hAnsi="Verdana"/>
-          <w:sz w:val="22"/>
-          <w:szCs w:val="22"/>
-        </w:rPr>
-        <w:t>Completion</w:t>
-      </w:r>
-      <w:proofErr w:type="spellEnd"/>
-      <w:r>
-        <w:rPr>
-          <w:rFonts w:ascii="Verdana" w:hAnsi="Verdana"/>
-          <w:sz w:val="22"/>
-          <w:szCs w:val="22"/>
-        </w:rPr>
-        <w:t>-Assessment)</w:t>
-      </w:r>
-      <w:r>
-        <w:rPr>
-          <w:rFonts w:ascii="Verdana" w:hAnsi="Verdana"/>
-          <w:sz w:val="22"/>
-          <w:szCs w:val="22"/>
-        </w:rPr>
-        <w:t xml:space="preserve"> </w:t>
-      </w:r>
-      <w:r>
-        <w:rPr>
-          <w:rFonts w:ascii="Verdana" w:hAnsi="Verdana"/>
-          <w:sz w:val="22"/>
-          <w:szCs w:val="22"/>
-        </w:rPr>
-        <w:sym w:font="Wingdings" w:char="F0E0"/>
-      </w:r>
-      <w:r>
-        <w:rPr>
-          <w:rFonts w:ascii="Verdana" w:hAnsi="Verdana"/>
-          <w:sz w:val="22"/>
-          <w:szCs w:val="22"/>
-        </w:rPr>
-        <w:t xml:space="preserve"> summatives &amp; formativ </w:t>
-      </w:r>
-    </w:p>
-    <w:p>
-      <w:pPr>
-        <w:pStyle w:val="Listenabsatz"/>
-        <w:numPr>
-          <w:ilvl w:val="1"/>
-          <w:numId w:val="1"/>
-        </w:numPr>
-        <w:spacing w:line="276" w:lineRule="auto"/>
-        <w:jc w:val="both"/>
-        <w:rPr>
-          <w:rFonts w:ascii="Verdana" w:hAnsi="Verdana"/>
-          <w:b/>
-          <w:bCs/>
-          <w:sz w:val="22"/>
-          <w:szCs w:val="22"/>
-        </w:rPr>
-      </w:pPr>
-      <w:r>
-        <w:rPr>
-          <w:rFonts w:ascii="Verdana" w:hAnsi="Verdana"/>
-          <w:sz w:val="22"/>
-          <w:szCs w:val="22"/>
-        </w:rPr>
-        <w:t>Prozess-Assessment</w:t>
-      </w:r>
-      <w:r>
-        <w:rPr>
-          <w:rFonts w:ascii="Verdana" w:hAnsi="Verdana"/>
-          <w:sz w:val="22"/>
-          <w:szCs w:val="22"/>
-        </w:rPr>
-        <w:t xml:space="preserve"> (In-</w:t>
-      </w:r>
-      <w:proofErr w:type="spellStart"/>
-      <w:r>
-        <w:rPr>
-          <w:rFonts w:ascii="Verdana" w:hAnsi="Verdana"/>
-          <w:sz w:val="22"/>
-          <w:szCs w:val="22"/>
-        </w:rPr>
-        <w:t>Process</w:t>
-      </w:r>
-      <w:proofErr w:type="spellEnd"/>
-      <w:r>
-        <w:rPr>
-          <w:rFonts w:ascii="Verdana" w:hAnsi="Verdana"/>
-          <w:sz w:val="22"/>
-          <w:szCs w:val="22"/>
-        </w:rPr>
-        <w:t>-Assessment)</w:t>
-      </w:r>
-      <w:r>
-        <w:rPr>
-          <w:rFonts w:ascii="Verdana" w:hAnsi="Verdana"/>
-          <w:sz w:val="22"/>
-          <w:szCs w:val="22"/>
-        </w:rPr>
-        <w:t xml:space="preserve"> </w:t>
-      </w:r>
-      <w:r>
-        <w:rPr>
-          <w:rFonts w:ascii="Verdana" w:hAnsi="Verdana"/>
-          <w:sz w:val="22"/>
-          <w:szCs w:val="22"/>
-        </w:rPr>
-        <w:sym w:font="Wingdings" w:char="F0E0"/>
-      </w:r>
-      <w:r>
-        <w:rPr>
-          <w:rFonts w:ascii="Verdana" w:hAnsi="Verdana"/>
-          <w:sz w:val="22"/>
-          <w:szCs w:val="22"/>
-        </w:rPr>
-        <w:t xml:space="preserve"> summatives &amp; formativ</w:t>
-      </w:r>
-    </w:p>
-    <w:p>
-      <w:pPr>
-        <w:pStyle w:val="Listenabsatz"/>
-        <w:numPr>
-          <w:ilvl w:val="1"/>
-          <w:numId w:val="1"/>
-        </w:numPr>
-        <w:spacing w:line="276" w:lineRule="auto"/>
-        <w:jc w:val="both"/>
-        <w:rPr>
-          <w:rFonts w:ascii="Verdana" w:hAnsi="Verdana"/>
-          <w:b/>
-          <w:bCs/>
-          <w:sz w:val="22"/>
-          <w:szCs w:val="22"/>
-        </w:rPr>
-      </w:pPr>
-      <w:r>
-        <w:rPr>
-          <w:rFonts w:ascii="Verdana" w:hAnsi="Verdana"/>
-          <w:sz w:val="22"/>
-          <w:szCs w:val="22"/>
-        </w:rPr>
-        <w:t>Lehrer-Assessment</w:t>
-      </w:r>
-      <w:r>
-        <w:rPr>
-          <w:rFonts w:ascii="Verdana" w:hAnsi="Verdana"/>
-          <w:sz w:val="22"/>
-          <w:szCs w:val="22"/>
-        </w:rPr>
-        <w:t xml:space="preserve"> </w:t>
-      </w:r>
-      <w:r>
-        <w:rPr>
-          <w:rFonts w:ascii="Verdana" w:hAnsi="Verdana"/>
-          <w:sz w:val="22"/>
-          <w:szCs w:val="22"/>
-        </w:rPr>
-        <w:sym w:font="Wingdings" w:char="F0E0"/>
-      </w:r>
-      <w:r>
-        <w:rPr>
-          <w:rFonts w:ascii="Verdana" w:hAnsi="Verdana"/>
-          <w:sz w:val="22"/>
-          <w:szCs w:val="22"/>
-        </w:rPr>
-        <w:t xml:space="preserve"> Konzentration auf Beobachtungen und Einschätzungen des Lehrenden bezüglich des Lehrenden und dessen Handlungen</w:t>
-      </w:r>
-    </w:p>
-    <w:p>
-      <w:pPr>
-        <w:pStyle w:val="Listenabsatz"/>
-        <w:numPr>
-          <w:ilvl w:val="0"/>
-          <w:numId w:val="1"/>
-        </w:numPr>
-        <w:spacing w:line="276" w:lineRule="auto"/>
-        <w:jc w:val="both"/>
-        <w:rPr>
-          <w:rFonts w:ascii="Verdana" w:hAnsi="Verdana"/>
-          <w:b/>
-          <w:bCs/>
-          <w:sz w:val="22"/>
-          <w:szCs w:val="22"/>
-        </w:rPr>
-      </w:pPr>
-      <w:r>
-        <w:rPr>
-          <w:rFonts w:ascii="Verdana" w:hAnsi="Verdana"/>
-          <w:sz w:val="22"/>
-          <w:szCs w:val="22"/>
-        </w:rPr>
-        <w:t>Summatives Assessment:</w:t>
-      </w:r>
-    </w:p>
-    <w:p>
-      <w:pPr>
-        <w:pStyle w:val="Listenabsatz"/>
-        <w:numPr>
-          <w:ilvl w:val="1"/>
-          <w:numId w:val="1"/>
-        </w:numPr>
-        <w:spacing w:line="276" w:lineRule="auto"/>
-        <w:jc w:val="both"/>
-        <w:rPr>
-          <w:rFonts w:ascii="Verdana" w:hAnsi="Verdana"/>
-          <w:b/>
-          <w:bCs/>
-          <w:sz w:val="22"/>
-          <w:szCs w:val="22"/>
-        </w:rPr>
-      </w:pPr>
-      <w:r>
-        <w:rPr>
-          <w:rFonts w:ascii="Verdana" w:hAnsi="Verdana"/>
-          <w:sz w:val="22"/>
-          <w:szCs w:val="22"/>
-        </w:rPr>
-        <w:t>Pre- und Post-Tests</w:t>
-      </w:r>
-    </w:p>
-    <w:p>
-      <w:pPr>
-        <w:pStyle w:val="Listenabsatz"/>
-        <w:numPr>
-          <w:ilvl w:val="1"/>
-          <w:numId w:val="1"/>
-        </w:numPr>
-        <w:spacing w:line="276" w:lineRule="auto"/>
-        <w:jc w:val="both"/>
-        <w:rPr>
-          <w:rFonts w:ascii="Verdana" w:hAnsi="Verdana"/>
-          <w:b/>
-          <w:bCs/>
-          <w:sz w:val="22"/>
-          <w:szCs w:val="22"/>
-        </w:rPr>
-      </w:pPr>
-      <w:r>
-        <w:rPr>
-          <w:rFonts w:ascii="Verdana" w:hAnsi="Verdana"/>
-          <w:sz w:val="22"/>
-          <w:szCs w:val="22"/>
-        </w:rPr>
-        <w:t>Ziel: Messung von Veränderungen der Lernergebnisse nach Modifikationen am Lernprozess</w:t>
-      </w:r>
-    </w:p>
-    <w:p>
-      <w:pPr>
-        <w:pStyle w:val="Listenabsatz"/>
-        <w:numPr>
-          <w:ilvl w:val="1"/>
-          <w:numId w:val="1"/>
-        </w:numPr>
-        <w:spacing w:line="276" w:lineRule="auto"/>
-        <w:jc w:val="both"/>
-        <w:rPr>
-          <w:rFonts w:ascii="Verdana" w:hAnsi="Verdana"/>
-          <w:b/>
-          <w:bCs/>
-          <w:sz w:val="22"/>
-          <w:szCs w:val="22"/>
-        </w:rPr>
-      </w:pPr>
-      <w:r>
-        <w:rPr>
-          <w:rFonts w:ascii="Verdana" w:hAnsi="Verdana"/>
-          <w:sz w:val="22"/>
-          <w:szCs w:val="22"/>
-        </w:rPr>
-        <w:t>Beispielnutzen: Überprüfung der Wirkung einer neuen Lehrmethode</w:t>
-      </w:r>
-    </w:p>
-    <w:p>
-      <w:pPr>
-        <w:pStyle w:val="Listenabsatz"/>
-        <w:numPr>
-          <w:ilvl w:val="0"/>
-          <w:numId w:val="1"/>
-        </w:numPr>
-        <w:spacing w:line="276" w:lineRule="auto"/>
-        <w:jc w:val="both"/>
-        <w:rPr>
-          <w:rFonts w:ascii="Verdana" w:hAnsi="Verdana"/>
-          <w:b/>
-          <w:bCs/>
-          <w:sz w:val="22"/>
-          <w:szCs w:val="22"/>
-        </w:rPr>
-      </w:pPr>
-      <w:r>
-        <w:rPr>
-          <w:rFonts w:ascii="Verdana" w:hAnsi="Verdana"/>
-          <w:sz w:val="22"/>
-          <w:szCs w:val="22"/>
-        </w:rPr>
-        <w:t>Post Assessment:</w:t>
-      </w:r>
-    </w:p>
-    <w:p>
-      <w:pPr>
-        <w:pStyle w:val="Listenabsatz"/>
-        <w:numPr>
-          <w:ilvl w:val="1"/>
-          <w:numId w:val="1"/>
-        </w:numPr>
-        <w:spacing w:line="276" w:lineRule="auto"/>
-        <w:jc w:val="both"/>
-        <w:rPr>
-          <w:rFonts w:ascii="Verdana" w:hAnsi="Verdana"/>
-          <w:b/>
-          <w:bCs/>
-          <w:sz w:val="22"/>
-          <w:szCs w:val="22"/>
-        </w:rPr>
-      </w:pPr>
-      <w:r>
-        <w:rPr>
-          <w:rFonts w:ascii="Verdana" w:hAnsi="Verdana"/>
-          <w:sz w:val="22"/>
-          <w:szCs w:val="22"/>
-        </w:rPr>
-        <w:t>Ermittlung der erlernten Inhalte mittels eines Tests, Fragebogens oder Lehrereinschätzung</w:t>
-      </w:r>
-    </w:p>
-    <w:p>
-      <w:pPr>
-        <w:pStyle w:val="Listenabsatz"/>
-        <w:numPr>
-          <w:ilvl w:val="1"/>
-          <w:numId w:val="1"/>
-        </w:numPr>
-        <w:spacing w:line="276" w:lineRule="auto"/>
-        <w:jc w:val="both"/>
-        <w:rPr>
-          <w:rFonts w:ascii="Verdana" w:hAnsi="Verdana"/>
-          <w:b/>
-          <w:bCs/>
-          <w:sz w:val="22"/>
-          <w:szCs w:val="22"/>
-        </w:rPr>
-      </w:pPr>
-      <w:r>
-        <w:rPr>
-          <w:rFonts w:ascii="Verdana" w:hAnsi="Verdana"/>
-          <w:sz w:val="22"/>
-          <w:szCs w:val="22"/>
-        </w:rPr>
-        <w:t>Einfachste umzusetzende Methode</w:t>
-      </w:r>
-    </w:p>
-    <w:p>
-      <w:pPr>
-        <w:pStyle w:val="Listenabsatz"/>
-        <w:numPr>
-          <w:ilvl w:val="1"/>
-          <w:numId w:val="1"/>
-        </w:numPr>
-        <w:spacing w:line="276" w:lineRule="auto"/>
-        <w:jc w:val="both"/>
-        <w:rPr>
-          <w:rFonts w:ascii="Verdana" w:hAnsi="Verdana"/>
-          <w:b/>
-          <w:bCs/>
-          <w:sz w:val="22"/>
-          <w:szCs w:val="22"/>
-        </w:rPr>
-      </w:pPr>
-      <w:r>
-        <w:rPr>
-          <w:rFonts w:ascii="Verdana" w:hAnsi="Verdana"/>
-          <w:sz w:val="22"/>
-          <w:szCs w:val="22"/>
-        </w:rPr>
-        <w:t xml:space="preserve">Stützt auf Selbsteinschätzung des Lernenden </w:t>
-      </w:r>
-    </w:p>
-    <w:p>
-      <w:pPr>
-        <w:pStyle w:val="Listenabsatz"/>
-        <w:numPr>
-          <w:ilvl w:val="1"/>
-          <w:numId w:val="1"/>
-        </w:numPr>
-        <w:spacing w:line="276" w:lineRule="auto"/>
-        <w:jc w:val="both"/>
-        <w:rPr>
-          <w:rFonts w:ascii="Verdana" w:hAnsi="Verdana"/>
-          <w:b/>
-          <w:bCs/>
-          <w:sz w:val="22"/>
-          <w:szCs w:val="22"/>
-        </w:rPr>
-      </w:pPr>
-      <w:r>
-        <w:rPr>
-          <w:rFonts w:ascii="Verdana" w:hAnsi="Verdana"/>
-          <w:sz w:val="22"/>
-          <w:szCs w:val="22"/>
-        </w:rPr>
-        <w:t>Keine Berücksichtigung der Gesamtheit aller Informationen, die über den gesamten Spielverlauf gesammelt werden kön</w:t>
-      </w:r>
-      <w:r>
-        <w:rPr>
-          <w:rFonts w:ascii="Verdana" w:hAnsi="Verdana"/>
-          <w:sz w:val="22"/>
-          <w:szCs w:val="22"/>
-        </w:rPr>
-        <w:t>nt</w:t>
-      </w:r>
-      <w:r>
-        <w:rPr>
-          <w:rFonts w:ascii="Verdana" w:hAnsi="Verdana"/>
-          <w:sz w:val="22"/>
-          <w:szCs w:val="22"/>
-        </w:rPr>
-        <w:t>en</w:t>
-      </w:r>
-    </w:p>
-    <w:p>
-      <w:pPr>
-        <w:pStyle w:val="Listenabsatz"/>
-        <w:numPr>
-          <w:ilvl w:val="0"/>
-          <w:numId w:val="1"/>
-        </w:numPr>
-        <w:spacing w:line="276" w:lineRule="auto"/>
-        <w:jc w:val="both"/>
-        <w:rPr>
-          <w:rFonts w:ascii="Verdana" w:hAnsi="Verdana"/>
-          <w:b/>
-          <w:bCs/>
-          <w:sz w:val="22"/>
-          <w:szCs w:val="22"/>
-        </w:rPr>
-      </w:pPr>
-      <w:r>
-        <w:rPr>
-          <w:rFonts w:ascii="Verdana" w:hAnsi="Verdana"/>
-          <w:sz w:val="22"/>
-          <w:szCs w:val="22"/>
-        </w:rPr>
-        <w:t>Bewertung von Lernerfolgen:</w:t>
-      </w:r>
-    </w:p>
-    <w:p>
-      <w:pPr>
-        <w:pStyle w:val="Listenabsatz"/>
-        <w:numPr>
-          <w:ilvl w:val="1"/>
-          <w:numId w:val="1"/>
-        </w:numPr>
-        <w:spacing w:line="276" w:lineRule="auto"/>
-        <w:jc w:val="both"/>
-        <w:rPr>
-          <w:rFonts w:ascii="Verdana" w:hAnsi="Verdana"/>
-          <w:b/>
-          <w:bCs/>
-          <w:sz w:val="22"/>
-          <w:szCs w:val="22"/>
-        </w:rPr>
-      </w:pPr>
-      <w:r>
-        <w:rPr>
-          <w:rFonts w:ascii="Verdana" w:hAnsi="Verdana"/>
-          <w:sz w:val="22"/>
-          <w:szCs w:val="22"/>
-        </w:rPr>
-        <w:t>Systematischer Ansatz notwendig (</w:t>
-      </w:r>
-      <w:r>
-        <w:rPr>
-          <w:rFonts w:ascii="Verdana" w:hAnsi="Verdana"/>
-          <w:sz w:val="22"/>
-          <w:szCs w:val="22"/>
-        </w:rPr>
-        <w:sym w:font="Wingdings" w:char="F0E0"/>
-      </w:r>
-      <w:r>
-        <w:rPr>
-          <w:rFonts w:ascii="Verdana" w:hAnsi="Verdana"/>
-          <w:sz w:val="22"/>
-          <w:szCs w:val="22"/>
-        </w:rPr>
-        <w:t xml:space="preserve"> Lernschwierigkeiten aufdecken)</w:t>
-      </w:r>
-    </w:p>
-    <w:p>
-      <w:pPr>
-        <w:pStyle w:val="Listenabsatz"/>
-        <w:numPr>
-          <w:ilvl w:val="1"/>
-          <w:numId w:val="1"/>
-        </w:numPr>
-        <w:spacing w:line="276" w:lineRule="auto"/>
-        <w:jc w:val="both"/>
-        <w:rPr>
-          <w:rFonts w:ascii="Verdana" w:hAnsi="Verdana"/>
-          <w:b/>
-          <w:bCs/>
-          <w:sz w:val="22"/>
-          <w:szCs w:val="22"/>
-        </w:rPr>
-      </w:pPr>
-      <w:r>
-        <w:rPr>
-          <w:rFonts w:ascii="Verdana" w:hAnsi="Verdana"/>
-          <w:sz w:val="22"/>
-          <w:szCs w:val="22"/>
-        </w:rPr>
-        <w:lastRenderedPageBreak/>
-        <w:t>Standardisierte Bewertungsmethoden häufig weniger zeitaufwendig</w:t>
-      </w:r>
-      <w:r>
-        <w:rPr>
-          <w:rFonts w:ascii="Verdana" w:hAnsi="Verdana"/>
-          <w:sz w:val="22"/>
-          <w:szCs w:val="22"/>
-        </w:rPr>
-        <w:t>, Ergebnisse leichter interpretierbar und Durchführung einfacher</w:t>
-      </w:r>
-    </w:p>
-    <w:p>
-      <w:pPr>
-        <w:pStyle w:val="Listenabsatz"/>
-        <w:numPr>
-          <w:ilvl w:val="1"/>
-          <w:numId w:val="1"/>
-        </w:numPr>
-        <w:spacing w:line="276" w:lineRule="auto"/>
-        <w:jc w:val="both"/>
-        <w:rPr>
-          <w:rFonts w:ascii="Verdana" w:hAnsi="Verdana"/>
-          <w:b/>
-          <w:bCs/>
-          <w:sz w:val="22"/>
-          <w:szCs w:val="22"/>
-        </w:rPr>
-      </w:pPr>
-      <w:r>
-        <w:rPr>
-          <w:rFonts w:ascii="Verdana" w:hAnsi="Verdana"/>
-          <w:sz w:val="22"/>
-          <w:szCs w:val="22"/>
-        </w:rPr>
-        <w:t xml:space="preserve">Keine Möglichkeit zur Anpassung </w:t>
-      </w:r>
-      <w:r>
-        <w:rPr>
-          <w:rFonts w:ascii="Verdana" w:hAnsi="Verdana"/>
-          <w:sz w:val="22"/>
-          <w:szCs w:val="22"/>
-        </w:rPr>
-        <w:t xml:space="preserve">der Lehrmaterialien </w:t>
-      </w:r>
-      <w:r>
-        <w:rPr>
-          <w:rFonts w:ascii="Verdana" w:hAnsi="Verdana"/>
-          <w:sz w:val="22"/>
-          <w:szCs w:val="22"/>
-        </w:rPr>
-        <w:t>an spezifische Gruppen</w:t>
-      </w:r>
-      <w:r>
-        <w:rPr>
-          <w:rFonts w:ascii="Verdana" w:hAnsi="Verdana"/>
-          <w:sz w:val="22"/>
-          <w:szCs w:val="22"/>
-        </w:rPr>
-        <w:t xml:space="preserve"> </w:t>
-      </w:r>
-      <w:r>
-        <w:rPr>
-          <w:rFonts w:ascii="Verdana" w:hAnsi="Verdana"/>
-          <w:sz w:val="22"/>
-          <w:szCs w:val="22"/>
-        </w:rPr>
-        <w:t>(Verlust an Aussagekraft / Sensitivität bei der Bewertung)</w:t>
-      </w:r>
-    </w:p>
-    <w:p>
-      <w:pPr>
-        <w:spacing w:line="276" w:lineRule="auto"/>
-        <w:jc w:val="both"/>
-        <w:rPr>
-          <w:rFonts w:ascii="Verdana" w:hAnsi="Verdana"/>
-          <w:b/>
-          <w:bCs/>
-          <w:sz w:val="22"/>
-          <w:szCs w:val="22"/>
-        </w:rPr>
-      </w:pPr>
-    </w:p>
-    <w:p>
-      <w:pPr>
-        <w:spacing w:line="276" w:lineRule="auto"/>
-        <w:jc w:val="both"/>
+      </w:pPr>
+      <w:r>
         <w:rPr>
           <w:rFonts w:ascii="Verdana" w:hAnsi="Verdana"/>
           <w:b/>
@@ -2575,8 +2914,2032 @@
           <w:sz w:val="32"/>
           <w:szCs w:val="32"/>
         </w:rPr>
-      </w:pPr>
-      <w:r>
+        <w:t>Bewertung und Evaluation</w:t>
+      </w:r>
+    </w:p>
+    <w:p>
+      <w:pPr>
+        <w:spacing w:line="276" w:lineRule="auto"/>
+        <w:jc w:val="both"/>
+        <w:rPr>
+          <w:rFonts w:ascii="Verdana" w:hAnsi="Verdana"/>
+          <w:b/>
+          <w:bCs/>
+          <w:sz w:val="22"/>
+          <w:szCs w:val="22"/>
+        </w:rPr>
+      </w:pPr>
+    </w:p>
+    <w:p>
+      <w:pPr>
+        <w:spacing w:after="240" w:line="276" w:lineRule="auto"/>
+        <w:jc w:val="both"/>
+        <w:rPr>
+          <w:rFonts w:ascii="Verdana" w:hAnsi="Verdana"/>
+          <w:i/>
+          <w:iCs/>
+          <w:sz w:val="22"/>
+          <w:szCs w:val="22"/>
+        </w:rPr>
+      </w:pPr>
+      <w:r>
+        <w:rPr>
+          <w:rFonts w:ascii="Verdana" w:hAnsi="Verdana"/>
+          <w:i/>
+          <w:iCs/>
+          <w:sz w:val="22"/>
+          <w:szCs w:val="22"/>
+        </w:rPr>
+        <w:t xml:space="preserve">Quelle: </w:t>
+      </w:r>
+      <w:r>
+        <w:rPr>
+          <w:rFonts w:ascii="Verdana" w:hAnsi="Verdana"/>
+          <w:i/>
+          <w:iCs/>
+          <w:sz w:val="22"/>
+          <w:szCs w:val="22"/>
+        </w:rPr>
+        <w:t>dl.acm.org/</w:t>
+      </w:r>
+      <w:proofErr w:type="spellStart"/>
+      <w:r>
+        <w:rPr>
+          <w:rFonts w:ascii="Verdana" w:hAnsi="Verdana"/>
+          <w:i/>
+          <w:iCs/>
+          <w:sz w:val="22"/>
+          <w:szCs w:val="22"/>
+        </w:rPr>
+        <w:t>doi</w:t>
+      </w:r>
+      <w:proofErr w:type="spellEnd"/>
+      <w:r>
+        <w:rPr>
+          <w:rFonts w:ascii="Verdana" w:hAnsi="Verdana"/>
+          <w:i/>
+          <w:iCs/>
+          <w:sz w:val="22"/>
+          <w:szCs w:val="22"/>
+        </w:rPr>
+        <w:t>/</w:t>
+      </w:r>
+      <w:proofErr w:type="spellStart"/>
+      <w:r>
+        <w:rPr>
+          <w:rFonts w:ascii="Verdana" w:hAnsi="Verdana"/>
+          <w:i/>
+          <w:iCs/>
+          <w:sz w:val="22"/>
+          <w:szCs w:val="22"/>
+        </w:rPr>
+        <w:t>epdf</w:t>
+      </w:r>
+      <w:proofErr w:type="spellEnd"/>
+      <w:r>
+        <w:rPr>
+          <w:rFonts w:ascii="Verdana" w:hAnsi="Verdana"/>
+          <w:i/>
+          <w:iCs/>
+          <w:sz w:val="22"/>
+          <w:szCs w:val="22"/>
+        </w:rPr>
+        <w:t>/10.1145/3286606.3286851</w:t>
+      </w:r>
+    </w:p>
+    <w:p>
+      <w:pPr>
+        <w:pStyle w:val="Listenabsatz"/>
+        <w:numPr>
+          <w:ilvl w:val="0"/>
+          <w:numId w:val="1"/>
+        </w:numPr>
+        <w:spacing w:line="276" w:lineRule="auto"/>
+        <w:jc w:val="both"/>
+        <w:rPr>
+          <w:rFonts w:ascii="Verdana" w:hAnsi="Verdana"/>
+          <w:b/>
+          <w:bCs/>
+          <w:sz w:val="22"/>
+          <w:szCs w:val="22"/>
+        </w:rPr>
+      </w:pPr>
+      <w:r>
+        <w:rPr>
+          <w:rFonts w:ascii="Verdana" w:hAnsi="Verdana"/>
+          <w:sz w:val="22"/>
+          <w:szCs w:val="22"/>
+        </w:rPr>
+        <w:t>Assessment = Prozess der Nutzung von Daten als Nachweis des Erreichens der Lernziele und pädagogischen Vorgaben</w:t>
+      </w:r>
+    </w:p>
+    <w:p>
+      <w:pPr>
+        <w:pStyle w:val="Listenabsatz"/>
+        <w:numPr>
+          <w:ilvl w:val="0"/>
+          <w:numId w:val="1"/>
+        </w:numPr>
+        <w:spacing w:line="276" w:lineRule="auto"/>
+        <w:jc w:val="both"/>
+        <w:rPr>
+          <w:rFonts w:ascii="Verdana" w:hAnsi="Verdana"/>
+          <w:b/>
+          <w:bCs/>
+          <w:sz w:val="22"/>
+          <w:szCs w:val="22"/>
+        </w:rPr>
+      </w:pPr>
+      <w:r>
+        <w:rPr>
+          <w:rFonts w:ascii="Verdana" w:hAnsi="Verdana"/>
+          <w:sz w:val="22"/>
+          <w:szCs w:val="22"/>
+        </w:rPr>
+        <w:t>Durchführung</w:t>
+      </w:r>
+      <w:r>
+        <w:rPr>
+          <w:rFonts w:ascii="Verdana" w:hAnsi="Verdana"/>
+          <w:sz w:val="22"/>
+          <w:szCs w:val="22"/>
+        </w:rPr>
+        <w:t>:</w:t>
+      </w:r>
+    </w:p>
+    <w:p>
+      <w:pPr>
+        <w:pStyle w:val="Listenabsatz"/>
+        <w:numPr>
+          <w:ilvl w:val="1"/>
+          <w:numId w:val="1"/>
+        </w:numPr>
+        <w:spacing w:line="276" w:lineRule="auto"/>
+        <w:jc w:val="both"/>
+        <w:rPr>
+          <w:rFonts w:ascii="Verdana" w:hAnsi="Verdana"/>
+          <w:b/>
+          <w:bCs/>
+          <w:sz w:val="22"/>
+          <w:szCs w:val="22"/>
+        </w:rPr>
+      </w:pPr>
+      <w:r>
+        <w:rPr>
+          <w:rFonts w:ascii="Verdana" w:hAnsi="Verdana"/>
+          <w:sz w:val="22"/>
+          <w:szCs w:val="22"/>
+        </w:rPr>
+        <w:t>am Ende eines Lernprozesses</w:t>
+      </w:r>
+      <w:r>
+        <w:rPr>
+          <w:rFonts w:ascii="Verdana" w:hAnsi="Verdana"/>
+          <w:sz w:val="22"/>
+          <w:szCs w:val="22"/>
+        </w:rPr>
+        <w:t xml:space="preserve"> inklusive Überprüfung der Gesamtleistungen</w:t>
+      </w:r>
+    </w:p>
+    <w:p>
+      <w:pPr>
+        <w:pStyle w:val="Listenabsatz"/>
+        <w:numPr>
+          <w:ilvl w:val="1"/>
+          <w:numId w:val="1"/>
+        </w:numPr>
+        <w:spacing w:line="276" w:lineRule="auto"/>
+        <w:jc w:val="both"/>
+        <w:rPr>
+          <w:rFonts w:ascii="Verdana" w:hAnsi="Verdana"/>
+          <w:b/>
+          <w:bCs/>
+          <w:sz w:val="22"/>
+          <w:szCs w:val="22"/>
+        </w:rPr>
+      </w:pPr>
+      <w:r>
+        <w:rPr>
+          <w:rFonts w:ascii="Verdana" w:hAnsi="Verdana"/>
+          <w:sz w:val="22"/>
+          <w:szCs w:val="22"/>
+        </w:rPr>
+        <w:t>formativ, während des gesamten Lernprozesses implementiert und präsent</w:t>
+      </w:r>
+      <w:r>
+        <w:rPr>
+          <w:rFonts w:ascii="Verdana" w:hAnsi="Verdana"/>
+          <w:sz w:val="22"/>
+          <w:szCs w:val="22"/>
+        </w:rPr>
+        <w:t xml:space="preserve"> (kontinuierliche Überwachung von Fortschritten und Misserfolgen)</w:t>
+      </w:r>
+    </w:p>
+    <w:p>
+      <w:pPr>
+        <w:pStyle w:val="Listenabsatz"/>
+        <w:numPr>
+          <w:ilvl w:val="0"/>
+          <w:numId w:val="1"/>
+        </w:numPr>
+        <w:spacing w:line="276" w:lineRule="auto"/>
+        <w:jc w:val="both"/>
+        <w:rPr>
+          <w:rFonts w:ascii="Verdana" w:hAnsi="Verdana"/>
+          <w:b/>
+          <w:bCs/>
+          <w:sz w:val="22"/>
+          <w:szCs w:val="22"/>
+        </w:rPr>
+      </w:pPr>
+      <w:r>
+        <w:rPr>
+          <w:rFonts w:ascii="Verdana" w:hAnsi="Verdana"/>
+          <w:sz w:val="22"/>
+          <w:szCs w:val="22"/>
+        </w:rPr>
+        <w:t>Studie</w:t>
+      </w:r>
+      <w:r>
+        <w:rPr>
+          <w:rFonts w:ascii="Verdana" w:hAnsi="Verdana"/>
+          <w:sz w:val="22"/>
+          <w:szCs w:val="22"/>
+        </w:rPr>
+        <w:t xml:space="preserve"> </w:t>
+      </w:r>
+      <w:r>
+        <w:rPr>
+          <w:rFonts w:ascii="Verdana" w:hAnsi="Verdana"/>
+          <w:sz w:val="22"/>
+          <w:szCs w:val="22"/>
+        </w:rPr>
+        <w:sym w:font="Wingdings" w:char="F0E0"/>
+      </w:r>
+      <w:r>
+        <w:rPr>
+          <w:rFonts w:ascii="Verdana" w:hAnsi="Verdana"/>
+          <w:sz w:val="22"/>
+          <w:szCs w:val="22"/>
+        </w:rPr>
+        <w:t xml:space="preserve"> 3 primäre Arten des Assessments:</w:t>
+      </w:r>
+    </w:p>
+    <w:p>
+      <w:pPr>
+        <w:pStyle w:val="Listenabsatz"/>
+        <w:numPr>
+          <w:ilvl w:val="1"/>
+          <w:numId w:val="1"/>
+        </w:numPr>
+        <w:spacing w:line="276" w:lineRule="auto"/>
+        <w:jc w:val="both"/>
+        <w:rPr>
+          <w:rFonts w:ascii="Verdana" w:hAnsi="Verdana"/>
+          <w:b/>
+          <w:bCs/>
+          <w:sz w:val="22"/>
+          <w:szCs w:val="22"/>
+        </w:rPr>
+      </w:pPr>
+      <w:r>
+        <w:rPr>
+          <w:rFonts w:ascii="Verdana" w:hAnsi="Verdana"/>
+          <w:sz w:val="22"/>
+          <w:szCs w:val="22"/>
+        </w:rPr>
+        <w:t>Abschluss-Assessment</w:t>
+      </w:r>
+      <w:r>
+        <w:rPr>
+          <w:rFonts w:ascii="Verdana" w:hAnsi="Verdana"/>
+          <w:sz w:val="22"/>
+          <w:szCs w:val="22"/>
+        </w:rPr>
+        <w:t xml:space="preserve"> (</w:t>
+      </w:r>
+      <w:proofErr w:type="spellStart"/>
+      <w:r>
+        <w:rPr>
+          <w:rFonts w:ascii="Verdana" w:hAnsi="Verdana"/>
+          <w:sz w:val="22"/>
+          <w:szCs w:val="22"/>
+        </w:rPr>
+        <w:t>Completion</w:t>
+      </w:r>
+      <w:proofErr w:type="spellEnd"/>
+      <w:r>
+        <w:rPr>
+          <w:rFonts w:ascii="Verdana" w:hAnsi="Verdana"/>
+          <w:sz w:val="22"/>
+          <w:szCs w:val="22"/>
+        </w:rPr>
+        <w:t>-Assessment)</w:t>
+      </w:r>
+      <w:r>
+        <w:rPr>
+          <w:rFonts w:ascii="Verdana" w:hAnsi="Verdana"/>
+          <w:sz w:val="22"/>
+          <w:szCs w:val="22"/>
+        </w:rPr>
+        <w:t xml:space="preserve"> </w:t>
+      </w:r>
+      <w:r>
+        <w:rPr>
+          <w:rFonts w:ascii="Verdana" w:hAnsi="Verdana"/>
+          <w:sz w:val="22"/>
+          <w:szCs w:val="22"/>
+        </w:rPr>
+        <w:sym w:font="Wingdings" w:char="F0E0"/>
+      </w:r>
+      <w:r>
+        <w:rPr>
+          <w:rFonts w:ascii="Verdana" w:hAnsi="Verdana"/>
+          <w:sz w:val="22"/>
+          <w:szCs w:val="22"/>
+        </w:rPr>
+        <w:t xml:space="preserve"> summatives &amp; formativ </w:t>
+      </w:r>
+    </w:p>
+    <w:p>
+      <w:pPr>
+        <w:pStyle w:val="Listenabsatz"/>
+        <w:numPr>
+          <w:ilvl w:val="1"/>
+          <w:numId w:val="1"/>
+        </w:numPr>
+        <w:spacing w:line="276" w:lineRule="auto"/>
+        <w:jc w:val="both"/>
+        <w:rPr>
+          <w:rFonts w:ascii="Verdana" w:hAnsi="Verdana"/>
+          <w:b/>
+          <w:bCs/>
+          <w:sz w:val="22"/>
+          <w:szCs w:val="22"/>
+        </w:rPr>
+      </w:pPr>
+      <w:r>
+        <w:rPr>
+          <w:rFonts w:ascii="Verdana" w:hAnsi="Verdana"/>
+          <w:sz w:val="22"/>
+          <w:szCs w:val="22"/>
+        </w:rPr>
+        <w:t>Prozess-Assessment</w:t>
+      </w:r>
+      <w:r>
+        <w:rPr>
+          <w:rFonts w:ascii="Verdana" w:hAnsi="Verdana"/>
+          <w:sz w:val="22"/>
+          <w:szCs w:val="22"/>
+        </w:rPr>
+        <w:t xml:space="preserve"> (In-</w:t>
+      </w:r>
+      <w:proofErr w:type="spellStart"/>
+      <w:r>
+        <w:rPr>
+          <w:rFonts w:ascii="Verdana" w:hAnsi="Verdana"/>
+          <w:sz w:val="22"/>
+          <w:szCs w:val="22"/>
+        </w:rPr>
+        <w:t>Process</w:t>
+      </w:r>
+      <w:proofErr w:type="spellEnd"/>
+      <w:r>
+        <w:rPr>
+          <w:rFonts w:ascii="Verdana" w:hAnsi="Verdana"/>
+          <w:sz w:val="22"/>
+          <w:szCs w:val="22"/>
+        </w:rPr>
+        <w:t>-Assessment)</w:t>
+      </w:r>
+      <w:r>
+        <w:rPr>
+          <w:rFonts w:ascii="Verdana" w:hAnsi="Verdana"/>
+          <w:sz w:val="22"/>
+          <w:szCs w:val="22"/>
+        </w:rPr>
+        <w:t xml:space="preserve"> </w:t>
+      </w:r>
+      <w:r>
+        <w:rPr>
+          <w:rFonts w:ascii="Verdana" w:hAnsi="Verdana"/>
+          <w:sz w:val="22"/>
+          <w:szCs w:val="22"/>
+        </w:rPr>
+        <w:sym w:font="Wingdings" w:char="F0E0"/>
+      </w:r>
+      <w:r>
+        <w:rPr>
+          <w:rFonts w:ascii="Verdana" w:hAnsi="Verdana"/>
+          <w:sz w:val="22"/>
+          <w:szCs w:val="22"/>
+        </w:rPr>
+        <w:t xml:space="preserve"> summatives &amp; formativ</w:t>
+      </w:r>
+    </w:p>
+    <w:p>
+      <w:pPr>
+        <w:pStyle w:val="Listenabsatz"/>
+        <w:numPr>
+          <w:ilvl w:val="1"/>
+          <w:numId w:val="1"/>
+        </w:numPr>
+        <w:spacing w:line="276" w:lineRule="auto"/>
+        <w:jc w:val="both"/>
+        <w:rPr>
+          <w:rFonts w:ascii="Verdana" w:hAnsi="Verdana"/>
+          <w:b/>
+          <w:bCs/>
+          <w:sz w:val="22"/>
+          <w:szCs w:val="22"/>
+        </w:rPr>
+      </w:pPr>
+      <w:r>
+        <w:rPr>
+          <w:rFonts w:ascii="Verdana" w:hAnsi="Verdana"/>
+          <w:sz w:val="22"/>
+          <w:szCs w:val="22"/>
+        </w:rPr>
+        <w:t>Lehrer-Assessment</w:t>
+      </w:r>
+      <w:r>
+        <w:rPr>
+          <w:rFonts w:ascii="Verdana" w:hAnsi="Verdana"/>
+          <w:sz w:val="22"/>
+          <w:szCs w:val="22"/>
+        </w:rPr>
+        <w:t xml:space="preserve"> </w:t>
+      </w:r>
+      <w:r>
+        <w:rPr>
+          <w:rFonts w:ascii="Verdana" w:hAnsi="Verdana"/>
+          <w:sz w:val="22"/>
+          <w:szCs w:val="22"/>
+        </w:rPr>
+        <w:sym w:font="Wingdings" w:char="F0E0"/>
+      </w:r>
+      <w:r>
+        <w:rPr>
+          <w:rFonts w:ascii="Verdana" w:hAnsi="Verdana"/>
+          <w:sz w:val="22"/>
+          <w:szCs w:val="22"/>
+        </w:rPr>
+        <w:t xml:space="preserve"> Konzentration auf Beobachtungen und Einschätzungen des Lehrenden bezüglich des Lehrenden und dessen Handlungen</w:t>
+      </w:r>
+    </w:p>
+    <w:p>
+      <w:pPr>
+        <w:pStyle w:val="Listenabsatz"/>
+        <w:numPr>
+          <w:ilvl w:val="0"/>
+          <w:numId w:val="1"/>
+        </w:numPr>
+        <w:spacing w:line="276" w:lineRule="auto"/>
+        <w:jc w:val="both"/>
+        <w:rPr>
+          <w:rFonts w:ascii="Verdana" w:hAnsi="Verdana"/>
+          <w:b/>
+          <w:bCs/>
+          <w:sz w:val="22"/>
+          <w:szCs w:val="22"/>
+        </w:rPr>
+      </w:pPr>
+      <w:r>
+        <w:rPr>
+          <w:rFonts w:ascii="Verdana" w:hAnsi="Verdana"/>
+          <w:sz w:val="22"/>
+          <w:szCs w:val="22"/>
+        </w:rPr>
+        <w:t>Summatives Assessment:</w:t>
+      </w:r>
+    </w:p>
+    <w:p>
+      <w:pPr>
+        <w:pStyle w:val="Listenabsatz"/>
+        <w:numPr>
+          <w:ilvl w:val="1"/>
+          <w:numId w:val="1"/>
+        </w:numPr>
+        <w:spacing w:line="276" w:lineRule="auto"/>
+        <w:jc w:val="both"/>
+        <w:rPr>
+          <w:rFonts w:ascii="Verdana" w:hAnsi="Verdana"/>
+          <w:b/>
+          <w:bCs/>
+          <w:sz w:val="22"/>
+          <w:szCs w:val="22"/>
+        </w:rPr>
+      </w:pPr>
+      <w:r>
+        <w:rPr>
+          <w:rFonts w:ascii="Verdana" w:hAnsi="Verdana"/>
+          <w:sz w:val="22"/>
+          <w:szCs w:val="22"/>
+        </w:rPr>
+        <w:t>Pre- und Post-Tests</w:t>
+      </w:r>
+    </w:p>
+    <w:p>
+      <w:pPr>
+        <w:pStyle w:val="Listenabsatz"/>
+        <w:numPr>
+          <w:ilvl w:val="1"/>
+          <w:numId w:val="1"/>
+        </w:numPr>
+        <w:spacing w:line="276" w:lineRule="auto"/>
+        <w:jc w:val="both"/>
+        <w:rPr>
+          <w:rFonts w:ascii="Verdana" w:hAnsi="Verdana"/>
+          <w:b/>
+          <w:bCs/>
+          <w:sz w:val="22"/>
+          <w:szCs w:val="22"/>
+        </w:rPr>
+      </w:pPr>
+      <w:r>
+        <w:rPr>
+          <w:rFonts w:ascii="Verdana" w:hAnsi="Verdana"/>
+          <w:sz w:val="22"/>
+          <w:szCs w:val="22"/>
+        </w:rPr>
+        <w:t>Ziel: Messung von Veränderungen der Lernergebnisse nach Modifikationen am Lernprozess</w:t>
+      </w:r>
+    </w:p>
+    <w:p>
+      <w:pPr>
+        <w:pStyle w:val="Listenabsatz"/>
+        <w:numPr>
+          <w:ilvl w:val="1"/>
+          <w:numId w:val="1"/>
+        </w:numPr>
+        <w:spacing w:line="276" w:lineRule="auto"/>
+        <w:jc w:val="both"/>
+        <w:rPr>
+          <w:rFonts w:ascii="Verdana" w:hAnsi="Verdana"/>
+          <w:b/>
+          <w:bCs/>
+          <w:sz w:val="22"/>
+          <w:szCs w:val="22"/>
+        </w:rPr>
+      </w:pPr>
+      <w:r>
+        <w:rPr>
+          <w:rFonts w:ascii="Verdana" w:hAnsi="Verdana"/>
+          <w:sz w:val="22"/>
+          <w:szCs w:val="22"/>
+        </w:rPr>
+        <w:lastRenderedPageBreak/>
+        <w:t>Beispielnutzen: Überprüfung der Wirkung einer neuen Lehrmethode</w:t>
+      </w:r>
+    </w:p>
+    <w:p>
+      <w:pPr>
+        <w:pStyle w:val="Listenabsatz"/>
+        <w:numPr>
+          <w:ilvl w:val="0"/>
+          <w:numId w:val="1"/>
+        </w:numPr>
+        <w:spacing w:line="276" w:lineRule="auto"/>
+        <w:jc w:val="both"/>
+        <w:rPr>
+          <w:rFonts w:ascii="Verdana" w:hAnsi="Verdana"/>
+          <w:b/>
+          <w:bCs/>
+          <w:sz w:val="22"/>
+          <w:szCs w:val="22"/>
+        </w:rPr>
+      </w:pPr>
+      <w:r>
+        <w:rPr>
+          <w:rFonts w:ascii="Verdana" w:hAnsi="Verdana"/>
+          <w:sz w:val="22"/>
+          <w:szCs w:val="22"/>
+        </w:rPr>
+        <w:t>Post Assessment:</w:t>
+      </w:r>
+    </w:p>
+    <w:p>
+      <w:pPr>
+        <w:pStyle w:val="Listenabsatz"/>
+        <w:numPr>
+          <w:ilvl w:val="1"/>
+          <w:numId w:val="1"/>
+        </w:numPr>
+        <w:spacing w:line="276" w:lineRule="auto"/>
+        <w:jc w:val="both"/>
+        <w:rPr>
+          <w:rFonts w:ascii="Verdana" w:hAnsi="Verdana"/>
+          <w:b/>
+          <w:bCs/>
+          <w:sz w:val="22"/>
+          <w:szCs w:val="22"/>
+        </w:rPr>
+      </w:pPr>
+      <w:r>
+        <w:rPr>
+          <w:rFonts w:ascii="Verdana" w:hAnsi="Verdana"/>
+          <w:sz w:val="22"/>
+          <w:szCs w:val="22"/>
+        </w:rPr>
+        <w:t>Ermittlung der erlernten Inhalte mittels eines Tests, Fragebogens oder Lehrereinschätzung</w:t>
+      </w:r>
+    </w:p>
+    <w:p>
+      <w:pPr>
+        <w:pStyle w:val="Listenabsatz"/>
+        <w:numPr>
+          <w:ilvl w:val="1"/>
+          <w:numId w:val="1"/>
+        </w:numPr>
+        <w:spacing w:line="276" w:lineRule="auto"/>
+        <w:jc w:val="both"/>
+        <w:rPr>
+          <w:rFonts w:ascii="Verdana" w:hAnsi="Verdana"/>
+          <w:b/>
+          <w:bCs/>
+          <w:sz w:val="22"/>
+          <w:szCs w:val="22"/>
+        </w:rPr>
+      </w:pPr>
+      <w:r>
+        <w:rPr>
+          <w:rFonts w:ascii="Verdana" w:hAnsi="Verdana"/>
+          <w:sz w:val="22"/>
+          <w:szCs w:val="22"/>
+        </w:rPr>
+        <w:t>Einfachste umzusetzende Methode</w:t>
+      </w:r>
+    </w:p>
+    <w:p>
+      <w:pPr>
+        <w:pStyle w:val="Listenabsatz"/>
+        <w:numPr>
+          <w:ilvl w:val="1"/>
+          <w:numId w:val="1"/>
+        </w:numPr>
+        <w:spacing w:line="276" w:lineRule="auto"/>
+        <w:jc w:val="both"/>
+        <w:rPr>
+          <w:rFonts w:ascii="Verdana" w:hAnsi="Verdana"/>
+          <w:b/>
+          <w:bCs/>
+          <w:sz w:val="22"/>
+          <w:szCs w:val="22"/>
+        </w:rPr>
+      </w:pPr>
+      <w:r>
+        <w:rPr>
+          <w:rFonts w:ascii="Verdana" w:hAnsi="Verdana"/>
+          <w:sz w:val="22"/>
+          <w:szCs w:val="22"/>
+        </w:rPr>
+        <w:t xml:space="preserve">Stützt auf Selbsteinschätzung des Lernenden </w:t>
+      </w:r>
+    </w:p>
+    <w:p>
+      <w:pPr>
+        <w:pStyle w:val="Listenabsatz"/>
+        <w:numPr>
+          <w:ilvl w:val="1"/>
+          <w:numId w:val="1"/>
+        </w:numPr>
+        <w:spacing w:line="276" w:lineRule="auto"/>
+        <w:jc w:val="both"/>
+        <w:rPr>
+          <w:rFonts w:ascii="Verdana" w:hAnsi="Verdana"/>
+          <w:b/>
+          <w:bCs/>
+          <w:sz w:val="22"/>
+          <w:szCs w:val="22"/>
+        </w:rPr>
+      </w:pPr>
+      <w:r>
+        <w:rPr>
+          <w:rFonts w:ascii="Verdana" w:hAnsi="Verdana"/>
+          <w:sz w:val="22"/>
+          <w:szCs w:val="22"/>
+        </w:rPr>
+        <w:t>Keine Berücksichtigung der Gesamtheit aller Informationen, die über den gesamten Spielverlauf gesammelt werden kön</w:t>
+      </w:r>
+      <w:r>
+        <w:rPr>
+          <w:rFonts w:ascii="Verdana" w:hAnsi="Verdana"/>
+          <w:sz w:val="22"/>
+          <w:szCs w:val="22"/>
+        </w:rPr>
+        <w:t>nt</w:t>
+      </w:r>
+      <w:r>
+        <w:rPr>
+          <w:rFonts w:ascii="Verdana" w:hAnsi="Verdana"/>
+          <w:sz w:val="22"/>
+          <w:szCs w:val="22"/>
+        </w:rPr>
+        <w:t>en</w:t>
+      </w:r>
+    </w:p>
+    <w:p>
+      <w:pPr>
+        <w:pStyle w:val="Listenabsatz"/>
+        <w:numPr>
+          <w:ilvl w:val="0"/>
+          <w:numId w:val="1"/>
+        </w:numPr>
+        <w:spacing w:line="276" w:lineRule="auto"/>
+        <w:jc w:val="both"/>
+        <w:rPr>
+          <w:rFonts w:ascii="Verdana" w:hAnsi="Verdana"/>
+          <w:b/>
+          <w:bCs/>
+          <w:sz w:val="22"/>
+          <w:szCs w:val="22"/>
+        </w:rPr>
+      </w:pPr>
+      <w:r>
+        <w:rPr>
+          <w:rFonts w:ascii="Verdana" w:hAnsi="Verdana"/>
+          <w:sz w:val="22"/>
+          <w:szCs w:val="22"/>
+        </w:rPr>
+        <w:t>Bewertung von Lernerfolgen:</w:t>
+      </w:r>
+    </w:p>
+    <w:p>
+      <w:pPr>
+        <w:pStyle w:val="Listenabsatz"/>
+        <w:numPr>
+          <w:ilvl w:val="1"/>
+          <w:numId w:val="1"/>
+        </w:numPr>
+        <w:spacing w:line="276" w:lineRule="auto"/>
+        <w:jc w:val="both"/>
+        <w:rPr>
+          <w:rFonts w:ascii="Verdana" w:hAnsi="Verdana"/>
+          <w:b/>
+          <w:bCs/>
+          <w:sz w:val="22"/>
+          <w:szCs w:val="22"/>
+        </w:rPr>
+      </w:pPr>
+      <w:r>
+        <w:rPr>
+          <w:rFonts w:ascii="Verdana" w:hAnsi="Verdana"/>
+          <w:sz w:val="22"/>
+          <w:szCs w:val="22"/>
+        </w:rPr>
+        <w:t>Systematischer Ansatz notwendig (</w:t>
+      </w:r>
+      <w:r>
+        <w:rPr>
+          <w:rFonts w:ascii="Verdana" w:hAnsi="Verdana"/>
+          <w:sz w:val="22"/>
+          <w:szCs w:val="22"/>
+        </w:rPr>
+        <w:sym w:font="Wingdings" w:char="F0E0"/>
+      </w:r>
+      <w:r>
+        <w:rPr>
+          <w:rFonts w:ascii="Verdana" w:hAnsi="Verdana"/>
+          <w:sz w:val="22"/>
+          <w:szCs w:val="22"/>
+        </w:rPr>
+        <w:t xml:space="preserve"> Lernschwierigkeiten aufdecken)</w:t>
+      </w:r>
+    </w:p>
+    <w:p>
+      <w:pPr>
+        <w:pStyle w:val="Listenabsatz"/>
+        <w:numPr>
+          <w:ilvl w:val="1"/>
+          <w:numId w:val="1"/>
+        </w:numPr>
+        <w:spacing w:line="276" w:lineRule="auto"/>
+        <w:jc w:val="both"/>
+        <w:rPr>
+          <w:rFonts w:ascii="Verdana" w:hAnsi="Verdana"/>
+          <w:b/>
+          <w:bCs/>
+          <w:sz w:val="22"/>
+          <w:szCs w:val="22"/>
+        </w:rPr>
+      </w:pPr>
+      <w:r>
+        <w:rPr>
+          <w:rFonts w:ascii="Verdana" w:hAnsi="Verdana"/>
+          <w:sz w:val="22"/>
+          <w:szCs w:val="22"/>
+        </w:rPr>
+        <w:t>Standardisierte Bewertungsmethoden häufig weniger zeitaufwendig</w:t>
+      </w:r>
+      <w:r>
+        <w:rPr>
+          <w:rFonts w:ascii="Verdana" w:hAnsi="Verdana"/>
+          <w:sz w:val="22"/>
+          <w:szCs w:val="22"/>
+        </w:rPr>
+        <w:t>, Ergebnisse leichter interpretierbar und Durchführung einfacher</w:t>
+      </w:r>
+    </w:p>
+    <w:p>
+      <w:pPr>
+        <w:pStyle w:val="Listenabsatz"/>
+        <w:numPr>
+          <w:ilvl w:val="1"/>
+          <w:numId w:val="1"/>
+        </w:numPr>
+        <w:spacing w:line="276" w:lineRule="auto"/>
+        <w:jc w:val="both"/>
+        <w:rPr>
+          <w:rFonts w:ascii="Verdana" w:hAnsi="Verdana"/>
+          <w:b/>
+          <w:bCs/>
+          <w:sz w:val="22"/>
+          <w:szCs w:val="22"/>
+        </w:rPr>
+      </w:pPr>
+      <w:r>
+        <w:rPr>
+          <w:rFonts w:ascii="Verdana" w:hAnsi="Verdana"/>
+          <w:sz w:val="22"/>
+          <w:szCs w:val="22"/>
+        </w:rPr>
+        <w:t xml:space="preserve">Keine Möglichkeit zur Anpassung </w:t>
+      </w:r>
+      <w:r>
+        <w:rPr>
+          <w:rFonts w:ascii="Verdana" w:hAnsi="Verdana"/>
+          <w:sz w:val="22"/>
+          <w:szCs w:val="22"/>
+        </w:rPr>
+        <w:t xml:space="preserve">der Lehrmaterialien </w:t>
+      </w:r>
+      <w:r>
+        <w:rPr>
+          <w:rFonts w:ascii="Verdana" w:hAnsi="Verdana"/>
+          <w:sz w:val="22"/>
+          <w:szCs w:val="22"/>
+        </w:rPr>
+        <w:t>an spezifische Gruppen</w:t>
+      </w:r>
+      <w:r>
+        <w:rPr>
+          <w:rFonts w:ascii="Verdana" w:hAnsi="Verdana"/>
+          <w:sz w:val="22"/>
+          <w:szCs w:val="22"/>
+        </w:rPr>
+        <w:t xml:space="preserve"> </w:t>
+      </w:r>
+      <w:r>
+        <w:rPr>
+          <w:rFonts w:ascii="Verdana" w:hAnsi="Verdana"/>
+          <w:sz w:val="22"/>
+          <w:szCs w:val="22"/>
+        </w:rPr>
+        <w:t>(Verlust an Aussagekraft / Sensitivität bei der Bewertung)</w:t>
+      </w:r>
+    </w:p>
+    <w:p>
+      <w:pPr>
+        <w:spacing w:line="276" w:lineRule="auto"/>
+        <w:jc w:val="both"/>
+        <w:rPr>
+          <w:rFonts w:ascii="Verdana" w:hAnsi="Verdana"/>
+          <w:b/>
+          <w:bCs/>
+          <w:sz w:val="22"/>
+          <w:szCs w:val="22"/>
+        </w:rPr>
+      </w:pPr>
+    </w:p>
+    <w:p>
+      <w:pPr>
+        <w:spacing w:after="240" w:line="276" w:lineRule="auto"/>
+        <w:jc w:val="both"/>
+        <w:rPr>
+          <w:rFonts w:ascii="Verdana" w:hAnsi="Verdana"/>
+          <w:sz w:val="22"/>
+          <w:szCs w:val="22"/>
+        </w:rPr>
+      </w:pPr>
+      <w:r>
+        <w:rPr>
+          <w:rFonts w:ascii="Verdana" w:hAnsi="Verdana"/>
+          <w:i/>
+          <w:iCs/>
+          <w:sz w:val="22"/>
+          <w:szCs w:val="22"/>
+        </w:rPr>
+        <w:t xml:space="preserve">Quelle: </w:t>
+      </w:r>
+      <w:r>
+        <w:rPr>
+          <w:rFonts w:ascii="Verdana" w:hAnsi="Verdana"/>
+          <w:i/>
+          <w:iCs/>
+          <w:sz w:val="22"/>
+          <w:szCs w:val="22"/>
+        </w:rPr>
+        <w:t>link.springer.com/</w:t>
+      </w:r>
+      <w:proofErr w:type="spellStart"/>
+      <w:r>
+        <w:rPr>
+          <w:rFonts w:ascii="Verdana" w:hAnsi="Verdana"/>
+          <w:i/>
+          <w:iCs/>
+          <w:sz w:val="22"/>
+          <w:szCs w:val="22"/>
+        </w:rPr>
+        <w:t>content</w:t>
+      </w:r>
+      <w:proofErr w:type="spellEnd"/>
+      <w:r>
+        <w:rPr>
+          <w:rFonts w:ascii="Verdana" w:hAnsi="Verdana"/>
+          <w:i/>
+          <w:iCs/>
+          <w:sz w:val="22"/>
+          <w:szCs w:val="22"/>
+        </w:rPr>
+        <w:t>/</w:t>
+      </w:r>
+      <w:proofErr w:type="spellStart"/>
+      <w:r>
+        <w:rPr>
+          <w:rFonts w:ascii="Verdana" w:hAnsi="Verdana"/>
+          <w:i/>
+          <w:iCs/>
+          <w:sz w:val="22"/>
+          <w:szCs w:val="22"/>
+        </w:rPr>
+        <w:t>pdf</w:t>
+      </w:r>
+      <w:proofErr w:type="spellEnd"/>
+      <w:r>
+        <w:rPr>
+          <w:rFonts w:ascii="Verdana" w:hAnsi="Verdana"/>
+          <w:i/>
+          <w:iCs/>
+          <w:sz w:val="22"/>
+          <w:szCs w:val="22"/>
+        </w:rPr>
+        <w:t>/10.1007/978-981-19-2080-6_74.pdf</w:t>
+      </w:r>
+    </w:p>
+    <w:p>
+      <w:pPr>
+        <w:pStyle w:val="Listenabsatz"/>
+        <w:numPr>
+          <w:ilvl w:val="0"/>
+          <w:numId w:val="1"/>
+        </w:numPr>
+        <w:spacing w:line="276" w:lineRule="auto"/>
+        <w:jc w:val="both"/>
+        <w:rPr>
+          <w:rFonts w:ascii="Verdana" w:hAnsi="Verdana"/>
+          <w:sz w:val="22"/>
+          <w:szCs w:val="22"/>
+        </w:rPr>
+      </w:pPr>
+      <w:r>
+        <w:rPr>
+          <w:rFonts w:ascii="Verdana" w:hAnsi="Verdana"/>
+          <w:sz w:val="22"/>
+          <w:szCs w:val="22"/>
+        </w:rPr>
+        <w:t xml:space="preserve">Zahlreiche Metaanalysen und Literaturübersichten zu den Auswirkungen des Game-Bases </w:t>
+      </w:r>
+      <w:proofErr w:type="spellStart"/>
+      <w:r>
+        <w:rPr>
+          <w:rFonts w:ascii="Verdana" w:hAnsi="Verdana"/>
+          <w:sz w:val="22"/>
+          <w:szCs w:val="22"/>
+        </w:rPr>
+        <w:t>Learnings</w:t>
+      </w:r>
+      <w:proofErr w:type="spellEnd"/>
+      <w:r>
+        <w:rPr>
+          <w:rFonts w:ascii="Verdana" w:hAnsi="Verdana"/>
+          <w:sz w:val="22"/>
+          <w:szCs w:val="22"/>
+        </w:rPr>
+        <w:t xml:space="preserve"> vorgenommen</w:t>
+      </w:r>
+    </w:p>
+    <w:p>
+      <w:pPr>
+        <w:spacing w:line="276" w:lineRule="auto"/>
+        <w:ind w:left="360"/>
+        <w:jc w:val="both"/>
+        <w:rPr>
+          <w:rFonts w:ascii="Verdana" w:hAnsi="Verdana"/>
+          <w:sz w:val="22"/>
+          <w:szCs w:val="22"/>
+        </w:rPr>
+      </w:pPr>
+      <w:r>
+        <w:rPr>
+          <w:rFonts w:ascii="Verdana" w:hAnsi="Verdana"/>
+          <w:sz w:val="22"/>
+          <w:szCs w:val="22"/>
+        </w:rPr>
+        <w:sym w:font="Wingdings" w:char="F0E0"/>
+      </w:r>
+      <w:r>
+        <w:rPr>
+          <w:rFonts w:ascii="Verdana" w:hAnsi="Verdana"/>
+          <w:sz w:val="22"/>
+          <w:szCs w:val="22"/>
+        </w:rPr>
+        <w:t xml:space="preserve">  Fokus auf Motivation und kognitive Lernergebnisse</w:t>
+      </w:r>
+    </w:p>
+    <w:p>
+      <w:pPr>
+        <w:pStyle w:val="Listenabsatz"/>
+        <w:numPr>
+          <w:ilvl w:val="0"/>
+          <w:numId w:val="1"/>
+        </w:numPr>
+        <w:spacing w:line="276" w:lineRule="auto"/>
+        <w:jc w:val="both"/>
+        <w:rPr>
+          <w:rFonts w:ascii="Verdana" w:hAnsi="Verdana"/>
+          <w:sz w:val="22"/>
+          <w:szCs w:val="22"/>
+        </w:rPr>
+      </w:pPr>
+      <w:r>
+        <w:rPr>
+          <w:rFonts w:ascii="Verdana" w:hAnsi="Verdana"/>
+          <w:sz w:val="22"/>
+          <w:szCs w:val="22"/>
+        </w:rPr>
+        <w:t xml:space="preserve">Metaanalyse von Sailer und </w:t>
+      </w:r>
+      <w:proofErr w:type="spellStart"/>
+      <w:r>
+        <w:rPr>
+          <w:rFonts w:ascii="Verdana" w:hAnsi="Verdana"/>
+          <w:sz w:val="22"/>
+          <w:szCs w:val="22"/>
+        </w:rPr>
+        <w:t>Homner</w:t>
+      </w:r>
+      <w:proofErr w:type="spellEnd"/>
+      <w:r>
+        <w:rPr>
+          <w:rFonts w:ascii="Verdana" w:hAnsi="Verdana"/>
+          <w:sz w:val="22"/>
+          <w:szCs w:val="22"/>
+        </w:rPr>
+        <w:t>:</w:t>
+      </w:r>
+    </w:p>
+    <w:p>
+      <w:pPr>
+        <w:pStyle w:val="Listenabsatz"/>
+        <w:numPr>
+          <w:ilvl w:val="1"/>
+          <w:numId w:val="1"/>
+        </w:numPr>
+        <w:spacing w:line="276" w:lineRule="auto"/>
+        <w:jc w:val="both"/>
+        <w:rPr>
+          <w:rFonts w:ascii="Verdana" w:hAnsi="Verdana"/>
+          <w:sz w:val="22"/>
+          <w:szCs w:val="22"/>
+        </w:rPr>
+      </w:pPr>
+      <w:r>
+        <w:rPr>
+          <w:rFonts w:ascii="Verdana" w:hAnsi="Verdana"/>
+          <w:sz w:val="22"/>
+          <w:szCs w:val="22"/>
+        </w:rPr>
+        <w:t>Zusammenfassung von 38 Studien</w:t>
+      </w:r>
+    </w:p>
+    <w:p>
+      <w:pPr>
+        <w:pStyle w:val="Listenabsatz"/>
+        <w:numPr>
+          <w:ilvl w:val="1"/>
+          <w:numId w:val="1"/>
+        </w:numPr>
+        <w:spacing w:line="276" w:lineRule="auto"/>
+        <w:jc w:val="both"/>
+        <w:rPr>
+          <w:rFonts w:ascii="Verdana" w:hAnsi="Verdana"/>
+          <w:sz w:val="22"/>
+          <w:szCs w:val="22"/>
+        </w:rPr>
+      </w:pPr>
+      <w:r>
+        <w:rPr>
+          <w:rFonts w:ascii="Verdana" w:hAnsi="Verdana"/>
+          <w:sz w:val="22"/>
+          <w:szCs w:val="22"/>
+        </w:rPr>
+        <w:t>Untersuchung Einfluss von Gamification auf Motivation, Lernprozesse und Lernergebnisse</w:t>
+      </w:r>
+    </w:p>
+    <w:p>
+      <w:pPr>
+        <w:pStyle w:val="Listenabsatz"/>
+        <w:numPr>
+          <w:ilvl w:val="1"/>
+          <w:numId w:val="1"/>
+        </w:numPr>
+        <w:spacing w:line="276" w:lineRule="auto"/>
+        <w:jc w:val="both"/>
+        <w:rPr>
+          <w:rFonts w:ascii="Verdana" w:hAnsi="Verdana"/>
+          <w:sz w:val="22"/>
+          <w:szCs w:val="22"/>
+        </w:rPr>
+      </w:pPr>
+      <w:r>
+        <w:rPr>
+          <w:rFonts w:ascii="Verdana" w:hAnsi="Verdana"/>
+          <w:sz w:val="22"/>
+          <w:szCs w:val="22"/>
+        </w:rPr>
+        <w:t>Ergebnisse:</w:t>
+      </w:r>
+    </w:p>
+    <w:p>
+      <w:pPr>
+        <w:pStyle w:val="Listenabsatz"/>
+        <w:numPr>
+          <w:ilvl w:val="2"/>
+          <w:numId w:val="1"/>
+        </w:numPr>
+        <w:spacing w:line="276" w:lineRule="auto"/>
+        <w:jc w:val="both"/>
+        <w:rPr>
+          <w:rFonts w:ascii="Verdana" w:hAnsi="Verdana"/>
+          <w:sz w:val="22"/>
+          <w:szCs w:val="22"/>
+        </w:rPr>
+      </w:pPr>
+      <w:r>
+        <w:rPr>
+          <w:rFonts w:ascii="Verdana" w:hAnsi="Verdana"/>
+          <w:sz w:val="22"/>
+          <w:szCs w:val="22"/>
+        </w:rPr>
+        <w:t>Positiver Effekt von Gamification auf kognitive Lernergebnisse</w:t>
+      </w:r>
+    </w:p>
+    <w:p>
+      <w:pPr>
+        <w:pStyle w:val="Listenabsatz"/>
+        <w:numPr>
+          <w:ilvl w:val="2"/>
+          <w:numId w:val="1"/>
+        </w:numPr>
+        <w:spacing w:line="276" w:lineRule="auto"/>
+        <w:jc w:val="both"/>
+        <w:rPr>
+          <w:rFonts w:ascii="Verdana" w:hAnsi="Verdana"/>
+          <w:sz w:val="22"/>
+          <w:szCs w:val="22"/>
+        </w:rPr>
+      </w:pPr>
+      <w:r>
+        <w:rPr>
+          <w:rFonts w:ascii="Verdana" w:hAnsi="Verdana"/>
+          <w:sz w:val="22"/>
+          <w:szCs w:val="22"/>
+        </w:rPr>
+        <w:t>Auswirkungen auf Verhaltensmerkmale und motivationale Variablen als weniger stabil</w:t>
+      </w:r>
+    </w:p>
+    <w:p>
+      <w:pPr>
+        <w:pStyle w:val="Listenabsatz"/>
+        <w:numPr>
+          <w:ilvl w:val="0"/>
+          <w:numId w:val="1"/>
+        </w:numPr>
+        <w:spacing w:line="276" w:lineRule="auto"/>
+        <w:jc w:val="both"/>
+        <w:rPr>
+          <w:rFonts w:ascii="Verdana" w:hAnsi="Verdana"/>
+          <w:sz w:val="22"/>
+          <w:szCs w:val="22"/>
+        </w:rPr>
+      </w:pPr>
+      <w:r>
+        <w:rPr>
+          <w:rFonts w:ascii="Verdana" w:hAnsi="Verdana"/>
+          <w:sz w:val="22"/>
+          <w:szCs w:val="22"/>
+        </w:rPr>
+        <w:t>Metaanalyse von Sitzmann:</w:t>
+      </w:r>
+    </w:p>
+    <w:p>
+      <w:pPr>
+        <w:pStyle w:val="Listenabsatz"/>
+        <w:numPr>
+          <w:ilvl w:val="1"/>
+          <w:numId w:val="1"/>
+        </w:numPr>
+        <w:spacing w:line="276" w:lineRule="auto"/>
+        <w:jc w:val="both"/>
+        <w:rPr>
+          <w:rFonts w:ascii="Verdana" w:hAnsi="Verdana"/>
+          <w:sz w:val="22"/>
+          <w:szCs w:val="22"/>
+        </w:rPr>
+      </w:pPr>
+      <w:r>
+        <w:rPr>
+          <w:rFonts w:ascii="Verdana" w:hAnsi="Verdana"/>
+          <w:sz w:val="22"/>
+          <w:szCs w:val="22"/>
+        </w:rPr>
+        <w:t>Zusammenfassung von 65 Studien</w:t>
+      </w:r>
+    </w:p>
+    <w:p>
+      <w:pPr>
+        <w:pStyle w:val="Listenabsatz"/>
+        <w:numPr>
+          <w:ilvl w:val="1"/>
+          <w:numId w:val="1"/>
+        </w:numPr>
+        <w:spacing w:line="276" w:lineRule="auto"/>
+        <w:jc w:val="both"/>
+        <w:rPr>
+          <w:rFonts w:ascii="Verdana" w:hAnsi="Verdana"/>
+          <w:sz w:val="22"/>
+          <w:szCs w:val="22"/>
+        </w:rPr>
+      </w:pPr>
+      <w:r>
+        <w:rPr>
+          <w:rFonts w:ascii="Verdana" w:hAnsi="Verdana"/>
+          <w:sz w:val="22"/>
+          <w:szCs w:val="22"/>
+        </w:rPr>
+        <w:t>Untersuchung des Einsatzes von Simulationsspielen</w:t>
+      </w:r>
+    </w:p>
+    <w:p>
+      <w:pPr>
+        <w:pStyle w:val="Listenabsatz"/>
+        <w:numPr>
+          <w:ilvl w:val="1"/>
+          <w:numId w:val="1"/>
+        </w:numPr>
+        <w:spacing w:line="276" w:lineRule="auto"/>
+        <w:jc w:val="both"/>
+        <w:rPr>
+          <w:rFonts w:ascii="Verdana" w:hAnsi="Verdana"/>
+          <w:sz w:val="22"/>
+          <w:szCs w:val="22"/>
+        </w:rPr>
+      </w:pPr>
+      <w:r>
+        <w:rPr>
+          <w:rFonts w:ascii="Verdana" w:hAnsi="Verdana"/>
+          <w:sz w:val="22"/>
+          <w:szCs w:val="22"/>
+        </w:rPr>
+        <w:t>Ergebnisse:</w:t>
+      </w:r>
+    </w:p>
+    <w:p>
+      <w:pPr>
+        <w:pStyle w:val="Listenabsatz"/>
+        <w:numPr>
+          <w:ilvl w:val="2"/>
+          <w:numId w:val="1"/>
+        </w:numPr>
+        <w:spacing w:line="276" w:lineRule="auto"/>
+        <w:jc w:val="both"/>
+        <w:rPr>
+          <w:rFonts w:ascii="Verdana" w:hAnsi="Verdana"/>
+          <w:sz w:val="22"/>
+          <w:szCs w:val="22"/>
+        </w:rPr>
+      </w:pPr>
+      <w:r>
+        <w:rPr>
+          <w:rFonts w:ascii="Verdana" w:hAnsi="Verdana"/>
+          <w:sz w:val="22"/>
+          <w:szCs w:val="22"/>
+        </w:rPr>
+        <w:t xml:space="preserve">Positiver Effekt auf spezifische Zielgruppe erwachsener Berufstätiger in Weiterbildungsmaßnahmen </w:t>
+      </w:r>
+    </w:p>
+    <w:p>
+      <w:pPr>
+        <w:pStyle w:val="Listenabsatz"/>
+        <w:numPr>
+          <w:ilvl w:val="2"/>
+          <w:numId w:val="1"/>
+        </w:numPr>
+        <w:spacing w:line="276" w:lineRule="auto"/>
+        <w:jc w:val="both"/>
+        <w:rPr>
+          <w:rFonts w:ascii="Verdana" w:hAnsi="Verdana"/>
+          <w:sz w:val="22"/>
+          <w:szCs w:val="22"/>
+        </w:rPr>
+      </w:pPr>
+      <w:r>
+        <w:rPr>
+          <w:rFonts w:ascii="Verdana" w:hAnsi="Verdana"/>
+          <w:sz w:val="22"/>
+          <w:szCs w:val="22"/>
+        </w:rPr>
+        <w:t>Förderung Selbstwirksamkeit u</w:t>
+      </w:r>
+      <w:r>
+        <w:rPr>
+          <w:rFonts w:ascii="Verdana" w:hAnsi="Verdana"/>
+          <w:sz w:val="22"/>
+          <w:szCs w:val="22"/>
+        </w:rPr>
+        <w:t>nd</w:t>
+      </w:r>
+      <w:r>
+        <w:rPr>
+          <w:rFonts w:ascii="Verdana" w:hAnsi="Verdana"/>
+          <w:sz w:val="22"/>
+          <w:szCs w:val="22"/>
+        </w:rPr>
+        <w:t xml:space="preserve"> auf konzeptuelles, deklaratives </w:t>
+      </w:r>
+      <w:r>
+        <w:rPr>
+          <w:rFonts w:ascii="Verdana" w:hAnsi="Verdana"/>
+          <w:sz w:val="22"/>
+          <w:szCs w:val="22"/>
+        </w:rPr>
+        <w:t>u</w:t>
+      </w:r>
+      <w:r>
+        <w:rPr>
+          <w:rFonts w:ascii="Verdana" w:hAnsi="Verdana"/>
+          <w:sz w:val="22"/>
+          <w:szCs w:val="22"/>
+        </w:rPr>
+        <w:t>nd</w:t>
+      </w:r>
+      <w:r>
+        <w:rPr>
+          <w:rFonts w:ascii="Verdana" w:hAnsi="Verdana"/>
+          <w:sz w:val="22"/>
+          <w:szCs w:val="22"/>
+        </w:rPr>
+        <w:t xml:space="preserve"> prozedurales</w:t>
+      </w:r>
+      <w:r>
+        <w:rPr>
+          <w:rFonts w:ascii="Verdana" w:hAnsi="Verdana"/>
+          <w:sz w:val="22"/>
+          <w:szCs w:val="22"/>
+        </w:rPr>
+        <w:t xml:space="preserve"> Wissen </w:t>
+      </w:r>
+    </w:p>
+    <w:p>
+      <w:pPr>
+        <w:pStyle w:val="Listenabsatz"/>
+        <w:numPr>
+          <w:ilvl w:val="0"/>
+          <w:numId w:val="1"/>
+        </w:numPr>
+        <w:spacing w:line="276" w:lineRule="auto"/>
+        <w:jc w:val="both"/>
+        <w:rPr>
+          <w:rFonts w:ascii="Verdana" w:hAnsi="Verdana"/>
+          <w:sz w:val="22"/>
+          <w:szCs w:val="22"/>
+        </w:rPr>
+      </w:pPr>
+      <w:r>
+        <w:rPr>
+          <w:rFonts w:ascii="Verdana" w:hAnsi="Verdana"/>
+          <w:sz w:val="22"/>
+          <w:szCs w:val="22"/>
+        </w:rPr>
+        <w:t>Metaanalyse von Wouter et. al.:</w:t>
+      </w:r>
+    </w:p>
+    <w:p>
+      <w:pPr>
+        <w:pStyle w:val="Listenabsatz"/>
+        <w:numPr>
+          <w:ilvl w:val="1"/>
+          <w:numId w:val="1"/>
+        </w:numPr>
+        <w:spacing w:line="276" w:lineRule="auto"/>
+        <w:jc w:val="both"/>
+        <w:rPr>
+          <w:rFonts w:ascii="Verdana" w:hAnsi="Verdana"/>
+          <w:sz w:val="22"/>
+          <w:szCs w:val="22"/>
+        </w:rPr>
+      </w:pPr>
+      <w:r>
+        <w:rPr>
+          <w:rFonts w:ascii="Verdana" w:hAnsi="Verdana"/>
+          <w:sz w:val="22"/>
+          <w:szCs w:val="22"/>
+        </w:rPr>
+        <w:t>Identifizierung von 39 Studien</w:t>
+      </w:r>
+    </w:p>
+    <w:p>
+      <w:pPr>
+        <w:pStyle w:val="Listenabsatz"/>
+        <w:numPr>
+          <w:ilvl w:val="1"/>
+          <w:numId w:val="1"/>
+        </w:numPr>
+        <w:spacing w:line="276" w:lineRule="auto"/>
+        <w:jc w:val="both"/>
+        <w:rPr>
+          <w:rFonts w:ascii="Verdana" w:hAnsi="Verdana"/>
+          <w:sz w:val="22"/>
+          <w:szCs w:val="22"/>
+        </w:rPr>
+      </w:pPr>
+      <w:r>
+        <w:rPr>
+          <w:rFonts w:ascii="Verdana" w:hAnsi="Verdana"/>
+          <w:sz w:val="22"/>
+          <w:szCs w:val="22"/>
+        </w:rPr>
+        <w:t xml:space="preserve">Untersuchung </w:t>
+      </w:r>
+      <w:r>
+        <w:rPr>
+          <w:rFonts w:ascii="Verdana" w:hAnsi="Verdana"/>
+          <w:sz w:val="22"/>
+          <w:szCs w:val="22"/>
+        </w:rPr>
+        <w:t>des Einflusses</w:t>
+      </w:r>
+      <w:r>
+        <w:rPr>
+          <w:rFonts w:ascii="Verdana" w:hAnsi="Verdana"/>
+          <w:sz w:val="22"/>
+          <w:szCs w:val="22"/>
+        </w:rPr>
+        <w:t xml:space="preserve"> von Serious Games auf Motivation und Lernergebnisse bei unterschiedlichen Altersgruppen</w:t>
+      </w:r>
+    </w:p>
+    <w:p>
+      <w:pPr>
+        <w:pStyle w:val="Listenabsatz"/>
+        <w:numPr>
+          <w:ilvl w:val="1"/>
+          <w:numId w:val="1"/>
+        </w:numPr>
+        <w:spacing w:line="276" w:lineRule="auto"/>
+        <w:jc w:val="both"/>
+        <w:rPr>
+          <w:rFonts w:ascii="Verdana" w:hAnsi="Verdana"/>
+          <w:sz w:val="22"/>
+          <w:szCs w:val="22"/>
+        </w:rPr>
+      </w:pPr>
+      <w:r>
+        <w:rPr>
+          <w:rFonts w:ascii="Verdana" w:hAnsi="Verdana"/>
+          <w:sz w:val="22"/>
+          <w:szCs w:val="22"/>
+        </w:rPr>
+        <w:t>Ergebnisse:</w:t>
+      </w:r>
+    </w:p>
+    <w:p>
+      <w:pPr>
+        <w:pStyle w:val="Listenabsatz"/>
+        <w:numPr>
+          <w:ilvl w:val="2"/>
+          <w:numId w:val="1"/>
+        </w:numPr>
+        <w:spacing w:line="276" w:lineRule="auto"/>
+        <w:jc w:val="both"/>
+        <w:rPr>
+          <w:rFonts w:ascii="Verdana" w:hAnsi="Verdana"/>
+          <w:sz w:val="22"/>
+          <w:szCs w:val="22"/>
+        </w:rPr>
+      </w:pPr>
+      <w:r>
+        <w:rPr>
+          <w:rFonts w:ascii="Verdana" w:hAnsi="Verdana"/>
+          <w:sz w:val="22"/>
+          <w:szCs w:val="22"/>
+        </w:rPr>
+        <w:t>Keine signifikanten Unterschiede hinsichtlich der Motivation</w:t>
+      </w:r>
+    </w:p>
+    <w:p>
+      <w:pPr>
+        <w:pStyle w:val="Listenabsatz"/>
+        <w:numPr>
+          <w:ilvl w:val="2"/>
+          <w:numId w:val="1"/>
+        </w:numPr>
+        <w:spacing w:line="276" w:lineRule="auto"/>
+        <w:jc w:val="both"/>
+        <w:rPr>
+          <w:rFonts w:ascii="Verdana" w:hAnsi="Verdana"/>
+          <w:sz w:val="22"/>
+          <w:szCs w:val="22"/>
+        </w:rPr>
+      </w:pPr>
+      <w:r>
+        <w:rPr>
+          <w:rFonts w:ascii="Verdana" w:hAnsi="Verdana"/>
+          <w:sz w:val="22"/>
+          <w:szCs w:val="22"/>
+        </w:rPr>
+        <w:t>Positive Effekte auf Lernergebnisse (insbesondere auf die Wissens-Behaltensleistung (Retention) und kognitive Fähigkeiten) gegenüber herkömmlichen Lehrmethoden</w:t>
+      </w:r>
+    </w:p>
+    <w:p>
+      <w:pPr>
+        <w:pStyle w:val="Listenabsatz"/>
+        <w:numPr>
+          <w:ilvl w:val="0"/>
+          <w:numId w:val="1"/>
+        </w:numPr>
+        <w:spacing w:line="276" w:lineRule="auto"/>
+        <w:jc w:val="both"/>
+        <w:rPr>
+          <w:rFonts w:ascii="Verdana" w:hAnsi="Verdana"/>
+          <w:sz w:val="22"/>
+          <w:szCs w:val="22"/>
+        </w:rPr>
+      </w:pPr>
+      <w:r>
+        <w:rPr>
+          <w:rFonts w:ascii="Verdana" w:hAnsi="Verdana"/>
+          <w:sz w:val="22"/>
+          <w:szCs w:val="22"/>
+        </w:rPr>
+        <w:t>Serious Games in manchen Fällen genauso effektiv und in anderen Fällen effektiver als traditionelle Unterrichtsmethoden</w:t>
+      </w:r>
+    </w:p>
+    <w:p>
+      <w:pPr>
+        <w:pStyle w:val="Listenabsatz"/>
+        <w:numPr>
+          <w:ilvl w:val="0"/>
+          <w:numId w:val="1"/>
+        </w:numPr>
+        <w:spacing w:line="276" w:lineRule="auto"/>
+        <w:jc w:val="both"/>
+        <w:rPr>
+          <w:rFonts w:ascii="Verdana" w:hAnsi="Verdana"/>
+          <w:sz w:val="22"/>
+          <w:szCs w:val="22"/>
+        </w:rPr>
+      </w:pPr>
+      <w:r>
+        <w:rPr>
+          <w:rFonts w:ascii="Verdana" w:hAnsi="Verdana"/>
+          <w:sz w:val="22"/>
+          <w:szCs w:val="22"/>
+        </w:rPr>
+        <w:t>Studie von Ebner und Holzinger:</w:t>
+      </w:r>
+    </w:p>
+    <w:p>
+      <w:pPr>
+        <w:pStyle w:val="Listenabsatz"/>
+        <w:numPr>
+          <w:ilvl w:val="1"/>
+          <w:numId w:val="1"/>
+        </w:numPr>
+        <w:spacing w:line="276" w:lineRule="auto"/>
+        <w:jc w:val="both"/>
+        <w:rPr>
+          <w:rFonts w:ascii="Verdana" w:hAnsi="Verdana"/>
+          <w:sz w:val="22"/>
+          <w:szCs w:val="22"/>
+        </w:rPr>
+      </w:pPr>
+      <w:r>
+        <w:rPr>
+          <w:rFonts w:ascii="Verdana" w:hAnsi="Verdana"/>
+          <w:sz w:val="22"/>
+          <w:szCs w:val="22"/>
+        </w:rPr>
+        <w:t xml:space="preserve">Untersuchung von Motivation, Lernfreude und Lernerfolg beim Einsatz des Online-Spiels Internal Force Master im Vergleich </w:t>
+      </w:r>
+      <w:r>
+        <w:rPr>
+          <w:rFonts w:ascii="Verdana" w:hAnsi="Verdana"/>
+          <w:sz w:val="22"/>
+          <w:szCs w:val="22"/>
+        </w:rPr>
+        <w:t>zu traditionellem Unterricht</w:t>
+      </w:r>
+    </w:p>
+    <w:p>
+      <w:pPr>
+        <w:pStyle w:val="Listenabsatz"/>
+        <w:numPr>
+          <w:ilvl w:val="1"/>
+          <w:numId w:val="1"/>
+        </w:numPr>
+        <w:spacing w:line="276" w:lineRule="auto"/>
+        <w:jc w:val="both"/>
+        <w:rPr>
+          <w:rFonts w:ascii="Verdana" w:hAnsi="Verdana"/>
+          <w:sz w:val="22"/>
+          <w:szCs w:val="22"/>
+        </w:rPr>
+      </w:pPr>
+      <w:r>
+        <w:rPr>
+          <w:rFonts w:ascii="Verdana" w:hAnsi="Verdana"/>
+          <w:sz w:val="22"/>
+          <w:szCs w:val="22"/>
+        </w:rPr>
+        <w:lastRenderedPageBreak/>
+        <w:t>Teilnahme von 121 Studierenden des 7. Semesters</w:t>
+      </w:r>
+    </w:p>
+    <w:p>
+      <w:pPr>
+        <w:pStyle w:val="Listenabsatz"/>
+        <w:numPr>
+          <w:ilvl w:val="1"/>
+          <w:numId w:val="1"/>
+        </w:numPr>
+        <w:spacing w:line="276" w:lineRule="auto"/>
+        <w:jc w:val="both"/>
+        <w:rPr>
+          <w:rFonts w:ascii="Verdana" w:hAnsi="Verdana"/>
+          <w:sz w:val="22"/>
+          <w:szCs w:val="22"/>
+        </w:rPr>
+      </w:pPr>
+      <w:r>
+        <w:rPr>
+          <w:rFonts w:ascii="Verdana" w:hAnsi="Verdana"/>
+          <w:sz w:val="22"/>
+          <w:szCs w:val="22"/>
+        </w:rPr>
+        <w:t>Ergebnis</w:t>
+      </w:r>
+      <w:r>
+        <w:rPr>
+          <w:rFonts w:ascii="Verdana" w:hAnsi="Verdana"/>
+          <w:sz w:val="22"/>
+          <w:szCs w:val="22"/>
+        </w:rPr>
+        <w:t>se</w:t>
+      </w:r>
+      <w:r>
+        <w:rPr>
+          <w:rFonts w:ascii="Verdana" w:hAnsi="Verdana"/>
+          <w:sz w:val="22"/>
+          <w:szCs w:val="22"/>
+        </w:rPr>
+        <w:t xml:space="preserve">: </w:t>
+      </w:r>
+    </w:p>
+    <w:p>
+      <w:pPr>
+        <w:pStyle w:val="Listenabsatz"/>
+        <w:numPr>
+          <w:ilvl w:val="2"/>
+          <w:numId w:val="1"/>
+        </w:numPr>
+        <w:spacing w:line="276" w:lineRule="auto"/>
+        <w:jc w:val="both"/>
+        <w:rPr>
+          <w:rFonts w:ascii="Verdana" w:hAnsi="Verdana"/>
+          <w:sz w:val="22"/>
+          <w:szCs w:val="22"/>
+        </w:rPr>
+      </w:pPr>
+      <w:r>
+        <w:rPr>
+          <w:rFonts w:ascii="Verdana" w:hAnsi="Verdana"/>
+          <w:sz w:val="22"/>
+          <w:szCs w:val="22"/>
+        </w:rPr>
+        <w:t>Einsatz förderte Motivation und Lernfreude</w:t>
+      </w:r>
+    </w:p>
+    <w:p>
+      <w:pPr>
+        <w:pStyle w:val="Listenabsatz"/>
+        <w:numPr>
+          <w:ilvl w:val="2"/>
+          <w:numId w:val="1"/>
+        </w:numPr>
+        <w:spacing w:line="276" w:lineRule="auto"/>
+        <w:jc w:val="both"/>
+        <w:rPr>
+          <w:rFonts w:ascii="Verdana" w:hAnsi="Verdana"/>
+          <w:sz w:val="22"/>
+          <w:szCs w:val="22"/>
+        </w:rPr>
+      </w:pPr>
+      <w:r>
+        <w:rPr>
+          <w:rFonts w:ascii="Verdana" w:hAnsi="Verdana"/>
+          <w:sz w:val="22"/>
+          <w:szCs w:val="22"/>
+        </w:rPr>
+        <w:t xml:space="preserve">Keine besseren Lernergebnisse als die Gruppe, die traditionell </w:t>
+      </w:r>
+      <w:r>
+        <w:rPr>
+          <w:rFonts w:ascii="Verdana" w:hAnsi="Verdana"/>
+          <w:sz w:val="22"/>
+          <w:szCs w:val="22"/>
+        </w:rPr>
+        <w:t xml:space="preserve">(Thema: Stahlbetonbau, Mathematikunterricht) </w:t>
+      </w:r>
+      <w:r>
+        <w:rPr>
+          <w:rFonts w:ascii="Verdana" w:hAnsi="Verdana"/>
+          <w:sz w:val="22"/>
+          <w:szCs w:val="22"/>
+        </w:rPr>
+        <w:t>lernte</w:t>
+      </w:r>
+      <w:r>
+        <w:rPr>
+          <w:rFonts w:ascii="Verdana" w:hAnsi="Verdana"/>
+          <w:sz w:val="22"/>
+          <w:szCs w:val="22"/>
+        </w:rPr>
+        <w:t xml:space="preserve"> (keine signifikanten Unterschiede im Lernerfolg)</w:t>
+      </w:r>
+    </w:p>
+    <w:p>
+      <w:pPr>
+        <w:pStyle w:val="Listenabsatz"/>
+        <w:numPr>
+          <w:ilvl w:val="0"/>
+          <w:numId w:val="1"/>
+        </w:numPr>
+        <w:spacing w:line="276" w:lineRule="auto"/>
+        <w:jc w:val="both"/>
+        <w:rPr>
+          <w:rFonts w:ascii="Verdana" w:hAnsi="Verdana"/>
+          <w:sz w:val="22"/>
+          <w:szCs w:val="22"/>
+        </w:rPr>
+      </w:pPr>
+      <w:r>
+        <w:rPr>
+          <w:rFonts w:ascii="Verdana" w:hAnsi="Verdana"/>
+          <w:sz w:val="22"/>
+          <w:szCs w:val="22"/>
+        </w:rPr>
+        <w:t xml:space="preserve">Studie von Crocco, </w:t>
+      </w:r>
+      <w:proofErr w:type="spellStart"/>
+      <w:r>
+        <w:rPr>
+          <w:rFonts w:ascii="Verdana" w:hAnsi="Verdana"/>
+          <w:sz w:val="22"/>
+          <w:szCs w:val="22"/>
+        </w:rPr>
+        <w:t>Offenholley</w:t>
+      </w:r>
+      <w:proofErr w:type="spellEnd"/>
+      <w:r>
+        <w:rPr>
+          <w:rFonts w:ascii="Verdana" w:hAnsi="Verdana"/>
+          <w:sz w:val="22"/>
+          <w:szCs w:val="22"/>
+        </w:rPr>
+        <w:t xml:space="preserve"> und Hernandez:</w:t>
+      </w:r>
+    </w:p>
+    <w:p>
+      <w:pPr>
+        <w:pStyle w:val="Listenabsatz"/>
+        <w:numPr>
+          <w:ilvl w:val="1"/>
+          <w:numId w:val="1"/>
+        </w:numPr>
+        <w:spacing w:line="276" w:lineRule="auto"/>
+        <w:jc w:val="both"/>
+        <w:rPr>
+          <w:rFonts w:ascii="Verdana" w:hAnsi="Verdana"/>
+          <w:sz w:val="22"/>
+          <w:szCs w:val="22"/>
+        </w:rPr>
+      </w:pPr>
+      <w:r>
+        <w:rPr>
+          <w:rFonts w:ascii="Verdana" w:hAnsi="Verdana"/>
+          <w:sz w:val="22"/>
+          <w:szCs w:val="22"/>
+        </w:rPr>
+        <w:t>Teilnahme von 440 Studierende</w:t>
+      </w:r>
+    </w:p>
+    <w:p>
+      <w:pPr>
+        <w:pStyle w:val="Listenabsatz"/>
+        <w:numPr>
+          <w:ilvl w:val="1"/>
+          <w:numId w:val="1"/>
+        </w:numPr>
+        <w:spacing w:line="276" w:lineRule="auto"/>
+        <w:jc w:val="both"/>
+        <w:rPr>
+          <w:rFonts w:ascii="Verdana" w:hAnsi="Verdana"/>
+          <w:sz w:val="22"/>
+          <w:szCs w:val="22"/>
+        </w:rPr>
+      </w:pPr>
+      <w:r>
+        <w:rPr>
+          <w:rFonts w:ascii="Verdana" w:hAnsi="Verdana"/>
+          <w:sz w:val="22"/>
+          <w:szCs w:val="22"/>
+        </w:rPr>
+        <w:t>Lernen in Englisch- und Naturwissenschaftskursen mit Spielen</w:t>
+      </w:r>
+    </w:p>
+    <w:p>
+      <w:pPr>
+        <w:pStyle w:val="Listenabsatz"/>
+        <w:numPr>
+          <w:ilvl w:val="1"/>
+          <w:numId w:val="1"/>
+        </w:numPr>
+        <w:spacing w:line="276" w:lineRule="auto"/>
+        <w:jc w:val="both"/>
+        <w:rPr>
+          <w:rFonts w:ascii="Verdana" w:hAnsi="Verdana"/>
+          <w:sz w:val="22"/>
+          <w:szCs w:val="22"/>
+        </w:rPr>
+      </w:pPr>
+      <w:r>
+        <w:rPr>
+          <w:rFonts w:ascii="Verdana" w:hAnsi="Verdana"/>
+          <w:sz w:val="22"/>
+          <w:szCs w:val="22"/>
+        </w:rPr>
+        <w:t>Ergebnisse:</w:t>
+      </w:r>
+      <w:r>
+        <w:rPr>
+          <w:rFonts w:ascii="Verdana" w:hAnsi="Verdana"/>
+          <w:sz w:val="22"/>
+          <w:szCs w:val="22"/>
+        </w:rPr>
+        <w:t xml:space="preserve"> </w:t>
+      </w:r>
+    </w:p>
+    <w:p>
+      <w:pPr>
+        <w:pStyle w:val="Listenabsatz"/>
+        <w:numPr>
+          <w:ilvl w:val="2"/>
+          <w:numId w:val="1"/>
+        </w:numPr>
+        <w:spacing w:line="276" w:lineRule="auto"/>
+        <w:jc w:val="both"/>
+        <w:rPr>
+          <w:rFonts w:ascii="Verdana" w:hAnsi="Verdana"/>
+          <w:sz w:val="22"/>
+          <w:szCs w:val="22"/>
+        </w:rPr>
+      </w:pPr>
+      <w:r>
+        <w:rPr>
+          <w:rFonts w:ascii="Verdana" w:hAnsi="Verdana"/>
+          <w:sz w:val="22"/>
+          <w:szCs w:val="22"/>
+        </w:rPr>
+        <w:t>Steigerung der Motivation, des Lernvergnügens sowie des Lernerfolgs</w:t>
+      </w:r>
+    </w:p>
+    <w:p>
+      <w:pPr>
+        <w:pStyle w:val="Listenabsatz"/>
+        <w:numPr>
+          <w:ilvl w:val="2"/>
+          <w:numId w:val="1"/>
+        </w:numPr>
+        <w:spacing w:line="276" w:lineRule="auto"/>
+        <w:jc w:val="both"/>
+        <w:rPr>
+          <w:rFonts w:ascii="Verdana" w:hAnsi="Verdana"/>
+          <w:sz w:val="22"/>
+          <w:szCs w:val="22"/>
+        </w:rPr>
+      </w:pPr>
+      <w:r>
+        <w:rPr>
+          <w:rFonts w:ascii="Verdana" w:hAnsi="Verdana"/>
+          <w:sz w:val="22"/>
+          <w:szCs w:val="22"/>
+        </w:rPr>
+        <w:t>Insbesondere im naturwissenschaftlichen Bereich höhere Lernergebnisse</w:t>
+      </w:r>
+    </w:p>
+    <w:p>
+      <w:pPr>
+        <w:pStyle w:val="Listenabsatz"/>
+        <w:numPr>
+          <w:ilvl w:val="0"/>
+          <w:numId w:val="1"/>
+        </w:numPr>
+        <w:spacing w:line="276" w:lineRule="auto"/>
+        <w:jc w:val="both"/>
+        <w:rPr>
+          <w:rFonts w:ascii="Verdana" w:hAnsi="Verdana"/>
+          <w:sz w:val="22"/>
+          <w:szCs w:val="22"/>
+        </w:rPr>
+      </w:pPr>
+      <w:r>
+        <w:rPr>
+          <w:rFonts w:ascii="Verdana" w:hAnsi="Verdana"/>
+          <w:sz w:val="22"/>
+          <w:szCs w:val="22"/>
+        </w:rPr>
+        <w:t>Value-</w:t>
+      </w:r>
+      <w:proofErr w:type="spellStart"/>
+      <w:r>
+        <w:rPr>
+          <w:rFonts w:ascii="Verdana" w:hAnsi="Verdana"/>
+          <w:sz w:val="22"/>
+          <w:szCs w:val="22"/>
+        </w:rPr>
+        <w:t>Added</w:t>
+      </w:r>
+      <w:proofErr w:type="spellEnd"/>
+      <w:r>
+        <w:rPr>
+          <w:rFonts w:ascii="Verdana" w:hAnsi="Verdana"/>
+          <w:sz w:val="22"/>
+          <w:szCs w:val="22"/>
+        </w:rPr>
+        <w:t xml:space="preserve">-Forschung: Beschäftigung sich mit der Frage wie und durch welche konkreten Gestaltungsmerkale Spiele Motivation, Emotionen und Lernergebnisse beeinflussen können. </w:t>
+      </w:r>
+      <w:r>
+        <w:rPr>
+          <w:rFonts w:ascii="Verdana" w:hAnsi="Verdana"/>
+          <w:sz w:val="22"/>
+          <w:szCs w:val="22"/>
+        </w:rPr>
+        <w:t>(</w:t>
+      </w:r>
+      <w:r>
+        <w:rPr>
+          <w:rFonts w:ascii="Verdana" w:hAnsi="Verdana"/>
+          <w:sz w:val="22"/>
+          <w:szCs w:val="22"/>
+        </w:rPr>
+        <w:t>nicht,</w:t>
+      </w:r>
+      <w:r>
+        <w:rPr>
+          <w:rFonts w:ascii="Verdana" w:hAnsi="Verdana"/>
+          <w:sz w:val="22"/>
+          <w:szCs w:val="22"/>
+        </w:rPr>
+        <w:t xml:space="preserve"> ob sie wirksam sind)</w:t>
+      </w:r>
+    </w:p>
+    <w:p>
+      <w:pPr>
+        <w:spacing w:line="276" w:lineRule="auto"/>
+        <w:jc w:val="both"/>
+        <w:rPr>
+          <w:rFonts w:ascii="Verdana" w:hAnsi="Verdana"/>
+          <w:b/>
+          <w:bCs/>
+          <w:sz w:val="22"/>
+          <w:szCs w:val="22"/>
+        </w:rPr>
+      </w:pPr>
+    </w:p>
+    <w:p>
+      <w:pPr>
+        <w:spacing w:line="276" w:lineRule="auto"/>
+        <w:jc w:val="both"/>
         <w:rPr>
           <w:rFonts w:ascii="Verdana" w:hAnsi="Verdana"/>
           <w:b/>
@@ -2584,658 +4947,8 @@
           <w:sz w:val="32"/>
           <w:szCs w:val="32"/>
         </w:rPr>
-        <w:t>Beispiele</w:t>
-      </w:r>
-    </w:p>
-    <w:p>
-      <w:pPr>
-        <w:spacing w:line="276" w:lineRule="auto"/>
-        <w:jc w:val="both"/>
-        <w:rPr>
-          <w:rFonts w:ascii="Verdana" w:hAnsi="Verdana"/>
-          <w:sz w:val="22"/>
-          <w:szCs w:val="22"/>
-        </w:rPr>
-      </w:pPr>
-    </w:p>
-    <w:p>
-      <w:pPr>
-        <w:spacing w:after="240" w:line="276" w:lineRule="auto"/>
-        <w:jc w:val="both"/>
-        <w:rPr>
-          <w:rFonts w:ascii="Verdana" w:hAnsi="Verdana"/>
-          <w:i/>
-          <w:iCs/>
-          <w:sz w:val="22"/>
-          <w:szCs w:val="22"/>
-        </w:rPr>
-      </w:pPr>
-      <w:r>
-        <w:rPr>
-          <w:rFonts w:ascii="Verdana" w:hAnsi="Verdana"/>
-          <w:i/>
-          <w:iCs/>
-          <w:sz w:val="22"/>
-          <w:szCs w:val="22"/>
-        </w:rPr>
-        <w:t>Quelle:</w:t>
-      </w:r>
-      <w:r>
-        <w:rPr>
-          <w:rFonts w:ascii="Verdana" w:hAnsi="Verdana"/>
-          <w:i/>
-          <w:iCs/>
-          <w:sz w:val="22"/>
-          <w:szCs w:val="22"/>
-        </w:rPr>
-        <w:t xml:space="preserve"> </w:t>
-      </w:r>
-      <w:r>
-        <w:rPr>
-          <w:rFonts w:ascii="Verdana" w:hAnsi="Verdana"/>
-          <w:i/>
-          <w:iCs/>
-          <w:sz w:val="22"/>
-          <w:szCs w:val="22"/>
-        </w:rPr>
-        <w:t>www.bildung.digital/artikel/serious-games-spielerisch-ernste-inhalte-vermitteln</w:t>
-      </w:r>
-    </w:p>
-    <w:p>
-      <w:pPr>
-        <w:pStyle w:val="Listenabsatz"/>
-        <w:numPr>
-          <w:ilvl w:val="0"/>
-          <w:numId w:val="1"/>
-        </w:numPr>
-        <w:spacing w:line="276" w:lineRule="auto"/>
-        <w:jc w:val="both"/>
-        <w:rPr>
-          <w:rFonts w:ascii="Verdana" w:hAnsi="Verdana"/>
-          <w:sz w:val="22"/>
-          <w:szCs w:val="22"/>
-        </w:rPr>
-      </w:pPr>
-      <w:r>
-        <w:rPr>
-          <w:rFonts w:ascii="Verdana" w:hAnsi="Verdana"/>
-          <w:sz w:val="22"/>
-          <w:szCs w:val="22"/>
-        </w:rPr>
-        <w:t xml:space="preserve">„The </w:t>
-      </w:r>
-      <w:proofErr w:type="spellStart"/>
-      <w:r>
-        <w:rPr>
-          <w:rFonts w:ascii="Verdana" w:hAnsi="Verdana"/>
-          <w:sz w:val="22"/>
-          <w:szCs w:val="22"/>
-        </w:rPr>
-        <w:t>Unstoppables</w:t>
-      </w:r>
-      <w:proofErr w:type="spellEnd"/>
-      <w:r>
-        <w:rPr>
-          <w:rFonts w:ascii="Verdana" w:hAnsi="Verdana"/>
-          <w:sz w:val="22"/>
-          <w:szCs w:val="22"/>
-        </w:rPr>
-        <w:t xml:space="preserve">“ </w:t>
-      </w:r>
-      <w:r>
-        <w:rPr>
-          <w:rFonts w:ascii="Verdana" w:hAnsi="Verdana"/>
-          <w:sz w:val="22"/>
-          <w:szCs w:val="22"/>
-        </w:rPr>
-        <w:sym w:font="Wingdings" w:char="F0E0"/>
-      </w:r>
-      <w:r>
-        <w:rPr>
-          <w:rFonts w:ascii="Verdana" w:hAnsi="Verdana"/>
-          <w:sz w:val="22"/>
-          <w:szCs w:val="22"/>
-        </w:rPr>
-        <w:t xml:space="preserve"> Thema Vielfalt, entwickelt im Auftrag von Stiftung Cerebral</w:t>
-      </w:r>
-    </w:p>
-    <w:p>
-      <w:pPr>
-        <w:pStyle w:val="Listenabsatz"/>
-        <w:numPr>
-          <w:ilvl w:val="0"/>
-          <w:numId w:val="1"/>
-        </w:numPr>
-        <w:spacing w:line="276" w:lineRule="auto"/>
-        <w:jc w:val="both"/>
-        <w:rPr>
-          <w:rFonts w:ascii="Verdana" w:hAnsi="Verdana"/>
-          <w:sz w:val="22"/>
-          <w:szCs w:val="22"/>
-        </w:rPr>
-      </w:pPr>
-      <w:r>
-        <w:rPr>
-          <w:rFonts w:ascii="Verdana" w:hAnsi="Verdana"/>
-          <w:sz w:val="22"/>
-          <w:szCs w:val="22"/>
-        </w:rPr>
-        <w:t xml:space="preserve">„Escape Covid-19“ </w:t>
-      </w:r>
-      <w:r>
-        <w:rPr>
-          <w:rFonts w:ascii="Verdana" w:hAnsi="Verdana"/>
-          <w:sz w:val="22"/>
-          <w:szCs w:val="22"/>
-        </w:rPr>
-        <w:sym w:font="Wingdings" w:char="F0E0"/>
-      </w:r>
-      <w:r>
-        <w:rPr>
-          <w:rFonts w:ascii="Verdana" w:hAnsi="Verdana"/>
-          <w:sz w:val="22"/>
-          <w:szCs w:val="22"/>
-        </w:rPr>
-        <w:t xml:space="preserve"> Suche </w:t>
-      </w:r>
-      <w:r>
-        <w:rPr>
-          <w:rFonts w:ascii="Verdana" w:hAnsi="Verdana"/>
-          <w:sz w:val="22"/>
-          <w:szCs w:val="22"/>
-        </w:rPr>
-        <w:t xml:space="preserve">in einer Gruppe </w:t>
-      </w:r>
-      <w:r>
-        <w:rPr>
-          <w:rFonts w:ascii="Verdana" w:hAnsi="Verdana"/>
-          <w:sz w:val="22"/>
-          <w:szCs w:val="22"/>
-        </w:rPr>
-        <w:t>nach einem Covid-19 Impfstoff</w:t>
-      </w:r>
-    </w:p>
-    <w:p>
-      <w:pPr>
-        <w:pStyle w:val="Listenabsatz"/>
-        <w:numPr>
-          <w:ilvl w:val="0"/>
-          <w:numId w:val="1"/>
-        </w:numPr>
-        <w:spacing w:line="276" w:lineRule="auto"/>
-        <w:jc w:val="both"/>
-        <w:rPr>
-          <w:rFonts w:ascii="Verdana" w:hAnsi="Verdana"/>
-          <w:sz w:val="22"/>
-          <w:szCs w:val="22"/>
-        </w:rPr>
-      </w:pPr>
-      <w:r>
-        <w:rPr>
-          <w:rFonts w:ascii="Verdana" w:hAnsi="Verdana"/>
-          <w:sz w:val="22"/>
-          <w:szCs w:val="22"/>
-        </w:rPr>
-        <w:t xml:space="preserve">„Big Brain Club“ </w:t>
-      </w:r>
-      <w:r>
-        <w:rPr>
-          <w:rFonts w:ascii="Verdana" w:hAnsi="Verdana"/>
-          <w:sz w:val="22"/>
-          <w:szCs w:val="22"/>
-        </w:rPr>
-        <w:sym w:font="Wingdings" w:char="F0E0"/>
-      </w:r>
-      <w:r>
-        <w:rPr>
-          <w:rFonts w:ascii="Verdana" w:hAnsi="Verdana"/>
-          <w:sz w:val="22"/>
-          <w:szCs w:val="22"/>
-        </w:rPr>
-        <w:t xml:space="preserve"> Welt mit Robotern mit menschlichen Gehirnen, entwickelt von der Hertie-Stiftung</w:t>
-      </w:r>
-    </w:p>
-    <w:p>
-      <w:pPr>
-        <w:pStyle w:val="Listenabsatz"/>
-        <w:numPr>
-          <w:ilvl w:val="0"/>
-          <w:numId w:val="1"/>
-        </w:numPr>
-        <w:spacing w:line="276" w:lineRule="auto"/>
-        <w:jc w:val="both"/>
-        <w:rPr>
-          <w:rFonts w:ascii="Verdana" w:hAnsi="Verdana"/>
-          <w:sz w:val="22"/>
-          <w:szCs w:val="22"/>
-        </w:rPr>
-      </w:pPr>
-      <w:r>
-        <w:rPr>
-          <w:rFonts w:ascii="Verdana" w:hAnsi="Verdana"/>
-          <w:sz w:val="22"/>
-          <w:szCs w:val="22"/>
-        </w:rPr>
-        <w:t xml:space="preserve">„Energetika“ </w:t>
-      </w:r>
-      <w:r>
-        <w:rPr>
-          <w:rFonts w:ascii="Verdana" w:hAnsi="Verdana"/>
-          <w:sz w:val="22"/>
-          <w:szCs w:val="22"/>
-        </w:rPr>
-        <w:sym w:font="Wingdings" w:char="F0E0"/>
-      </w:r>
-      <w:r>
-        <w:rPr>
-          <w:rFonts w:ascii="Verdana" w:hAnsi="Verdana"/>
-          <w:sz w:val="22"/>
-          <w:szCs w:val="22"/>
-        </w:rPr>
-        <w:t xml:space="preserve"> </w:t>
-      </w:r>
-      <w:proofErr w:type="spellStart"/>
-      <w:proofErr w:type="gramStart"/>
-      <w:r>
-        <w:rPr>
-          <w:rFonts w:ascii="Verdana" w:hAnsi="Verdana"/>
-          <w:sz w:val="22"/>
-          <w:szCs w:val="22"/>
-        </w:rPr>
-        <w:t>Spieler:in</w:t>
-      </w:r>
-      <w:r>
-        <w:rPr>
-          <w:rFonts w:ascii="Verdana" w:hAnsi="Verdana"/>
-          <w:sz w:val="22"/>
-          <w:szCs w:val="22"/>
-        </w:rPr>
-        <w:t>nen</w:t>
-      </w:r>
-      <w:proofErr w:type="spellEnd"/>
-      <w:proofErr w:type="gramEnd"/>
-      <w:r>
-        <w:rPr>
-          <w:rFonts w:ascii="Verdana" w:hAnsi="Verdana"/>
-          <w:sz w:val="22"/>
-          <w:szCs w:val="22"/>
-        </w:rPr>
-        <w:t xml:space="preserve"> in </w:t>
-      </w:r>
-      <w:r>
-        <w:rPr>
-          <w:rFonts w:ascii="Verdana" w:hAnsi="Verdana"/>
-          <w:sz w:val="22"/>
-          <w:szCs w:val="22"/>
-        </w:rPr>
-        <w:t>fiktive</w:t>
-      </w:r>
-      <w:r>
-        <w:rPr>
-          <w:rFonts w:ascii="Verdana" w:hAnsi="Verdana"/>
-          <w:sz w:val="22"/>
-          <w:szCs w:val="22"/>
-        </w:rPr>
-        <w:t>n</w:t>
-      </w:r>
-      <w:r>
-        <w:rPr>
-          <w:rFonts w:ascii="Verdana" w:hAnsi="Verdana"/>
-          <w:sz w:val="22"/>
-          <w:szCs w:val="22"/>
-        </w:rPr>
-        <w:t xml:space="preserve"> Zukunftsstaat, Bau von Kraftwerken und Forschungseinrichtungen für eine umweltverträgliche Energiepolitik</w:t>
-      </w:r>
-    </w:p>
-    <w:p>
-      <w:pPr>
-        <w:pStyle w:val="Listenabsatz"/>
-        <w:numPr>
-          <w:ilvl w:val="0"/>
-          <w:numId w:val="1"/>
-        </w:numPr>
-        <w:spacing w:line="276" w:lineRule="auto"/>
-        <w:jc w:val="both"/>
-        <w:rPr>
-          <w:rFonts w:ascii="Verdana" w:hAnsi="Verdana"/>
-          <w:sz w:val="22"/>
-          <w:szCs w:val="22"/>
-        </w:rPr>
-      </w:pPr>
-      <w:r>
-        <w:rPr>
-          <w:rFonts w:ascii="Verdana" w:hAnsi="Verdana"/>
-          <w:sz w:val="22"/>
-          <w:szCs w:val="22"/>
-        </w:rPr>
-        <w:t xml:space="preserve">„Democracy 3“ </w:t>
-      </w:r>
-      <w:r>
-        <w:rPr>
-          <w:rFonts w:ascii="Verdana" w:hAnsi="Verdana"/>
-          <w:sz w:val="22"/>
-          <w:szCs w:val="22"/>
-        </w:rPr>
-        <w:sym w:font="Wingdings" w:char="F0E0"/>
-      </w:r>
-      <w:r>
-        <w:rPr>
-          <w:rFonts w:ascii="Verdana" w:hAnsi="Verdana"/>
-          <w:sz w:val="22"/>
-          <w:szCs w:val="22"/>
-        </w:rPr>
-        <w:t xml:space="preserve"> </w:t>
-      </w:r>
-      <w:proofErr w:type="spellStart"/>
-      <w:proofErr w:type="gramStart"/>
-      <w:r>
-        <w:rPr>
-          <w:rFonts w:ascii="Verdana" w:hAnsi="Verdana"/>
-          <w:sz w:val="22"/>
-          <w:szCs w:val="22"/>
-        </w:rPr>
-        <w:t>Spieler:innen</w:t>
-      </w:r>
-      <w:proofErr w:type="spellEnd"/>
-      <w:proofErr w:type="gramEnd"/>
-      <w:r>
-        <w:rPr>
-          <w:rFonts w:ascii="Verdana" w:hAnsi="Verdana"/>
-          <w:sz w:val="22"/>
-          <w:szCs w:val="22"/>
-        </w:rPr>
-        <w:t xml:space="preserve"> als Staatsoberhaupt, Ziel die Wiederwahl</w:t>
-      </w:r>
-    </w:p>
-    <w:p>
-      <w:pPr>
-        <w:spacing w:line="276" w:lineRule="auto"/>
-        <w:jc w:val="both"/>
-        <w:rPr>
-          <w:rFonts w:ascii="Verdana" w:hAnsi="Verdana"/>
-          <w:sz w:val="22"/>
-          <w:szCs w:val="22"/>
-        </w:rPr>
-      </w:pPr>
-    </w:p>
-    <w:p>
-      <w:pPr>
-        <w:spacing w:after="240" w:line="276" w:lineRule="auto"/>
-        <w:jc w:val="both"/>
-        <w:rPr>
-          <w:rFonts w:ascii="Verdana" w:hAnsi="Verdana"/>
-          <w:i/>
-          <w:iCs/>
-          <w:sz w:val="22"/>
-          <w:szCs w:val="22"/>
-        </w:rPr>
-      </w:pPr>
-      <w:r>
-        <w:rPr>
-          <w:rFonts w:ascii="Verdana" w:hAnsi="Verdana"/>
-          <w:i/>
-          <w:iCs/>
-          <w:sz w:val="22"/>
-          <w:szCs w:val="22"/>
-        </w:rPr>
-        <w:t xml:space="preserve">Quelle: </w:t>
-      </w:r>
-      <w:r>
-        <w:rPr>
-          <w:rFonts w:ascii="Verdana" w:hAnsi="Verdana"/>
-          <w:i/>
-          <w:iCs/>
-          <w:sz w:val="22"/>
-          <w:szCs w:val="22"/>
-        </w:rPr>
-        <w:t>www.game.de/guides/fokus-serious-games/fuenf-beispiele-serious-games/</w:t>
-      </w:r>
-    </w:p>
-    <w:p>
-      <w:pPr>
-        <w:pStyle w:val="Listenabsatz"/>
-        <w:numPr>
-          <w:ilvl w:val="0"/>
-          <w:numId w:val="1"/>
-        </w:numPr>
-        <w:spacing w:line="276" w:lineRule="auto"/>
-        <w:jc w:val="both"/>
-        <w:rPr>
-          <w:rFonts w:ascii="Verdana" w:hAnsi="Verdana"/>
-          <w:sz w:val="22"/>
-          <w:szCs w:val="22"/>
-        </w:rPr>
-      </w:pPr>
-      <w:r>
-        <w:rPr>
-          <w:rFonts w:ascii="Verdana" w:hAnsi="Verdana"/>
-          <w:sz w:val="22"/>
-          <w:szCs w:val="22"/>
-        </w:rPr>
-        <w:t>„</w:t>
-      </w:r>
-      <w:proofErr w:type="spellStart"/>
-      <w:r>
-        <w:rPr>
-          <w:rFonts w:ascii="Verdana" w:hAnsi="Verdana"/>
-          <w:sz w:val="22"/>
-          <w:szCs w:val="22"/>
-        </w:rPr>
-        <w:t>VocabiCar</w:t>
-      </w:r>
-      <w:proofErr w:type="spellEnd"/>
-      <w:r>
-        <w:rPr>
-          <w:rFonts w:ascii="Verdana" w:hAnsi="Verdana"/>
-          <w:sz w:val="22"/>
-          <w:szCs w:val="22"/>
-        </w:rPr>
-        <w:t xml:space="preserve">“ </w:t>
-      </w:r>
-      <w:r>
-        <w:rPr>
-          <w:rFonts w:ascii="Verdana" w:hAnsi="Verdana"/>
-          <w:sz w:val="22"/>
-          <w:szCs w:val="22"/>
-        </w:rPr>
-        <w:sym w:font="Wingdings" w:char="F0E0"/>
-      </w:r>
-      <w:r>
-        <w:rPr>
-          <w:rFonts w:ascii="Verdana" w:hAnsi="Verdana"/>
-          <w:sz w:val="22"/>
-          <w:szCs w:val="22"/>
-        </w:rPr>
-        <w:t xml:space="preserve"> Vokabellernen auf spielerisch Art und Weise, </w:t>
-      </w:r>
-      <w:proofErr w:type="spellStart"/>
-      <w:r>
-        <w:rPr>
-          <w:rFonts w:ascii="Verdana" w:hAnsi="Verdana"/>
-          <w:sz w:val="22"/>
-          <w:szCs w:val="22"/>
-        </w:rPr>
-        <w:t>Highscoreliste</w:t>
-      </w:r>
-      <w:proofErr w:type="spellEnd"/>
-      <w:r>
-        <w:rPr>
-          <w:rFonts w:ascii="Verdana" w:hAnsi="Verdana"/>
-          <w:sz w:val="22"/>
-          <w:szCs w:val="22"/>
-        </w:rPr>
-        <w:t xml:space="preserve"> zur Motivationssteigerung, </w:t>
-      </w:r>
-      <w:r>
-        <w:rPr>
-          <w:rFonts w:ascii="Verdana" w:hAnsi="Verdana"/>
-          <w:sz w:val="22"/>
-          <w:szCs w:val="22"/>
-        </w:rPr>
-        <w:t xml:space="preserve">entwickelt von </w:t>
-      </w:r>
-      <w:proofErr w:type="spellStart"/>
-      <w:r>
-        <w:rPr>
-          <w:rFonts w:ascii="Verdana" w:hAnsi="Verdana"/>
-          <w:sz w:val="22"/>
-          <w:szCs w:val="22"/>
-        </w:rPr>
-        <w:t>Quantumfrog</w:t>
-      </w:r>
-      <w:proofErr w:type="spellEnd"/>
-    </w:p>
-    <w:p>
-      <w:pPr>
-        <w:pStyle w:val="Listenabsatz"/>
-        <w:numPr>
-          <w:ilvl w:val="0"/>
-          <w:numId w:val="1"/>
-        </w:numPr>
-        <w:spacing w:line="276" w:lineRule="auto"/>
-        <w:jc w:val="both"/>
-        <w:rPr>
-          <w:rFonts w:ascii="Verdana" w:hAnsi="Verdana"/>
-          <w:sz w:val="22"/>
-          <w:szCs w:val="22"/>
-        </w:rPr>
-      </w:pPr>
-      <w:r>
-        <w:rPr>
-          <w:rFonts w:ascii="Verdana" w:hAnsi="Verdana"/>
-          <w:sz w:val="22"/>
-          <w:szCs w:val="22"/>
-        </w:rPr>
-        <w:t xml:space="preserve">„State </w:t>
-      </w:r>
-      <w:proofErr w:type="spellStart"/>
-      <w:r>
-        <w:rPr>
-          <w:rFonts w:ascii="Verdana" w:hAnsi="Verdana"/>
-          <w:sz w:val="22"/>
-          <w:szCs w:val="22"/>
-        </w:rPr>
-        <w:t>of</w:t>
-      </w:r>
-      <w:proofErr w:type="spellEnd"/>
-      <w:r>
-        <w:rPr>
-          <w:rFonts w:ascii="Verdana" w:hAnsi="Verdana"/>
-          <w:sz w:val="22"/>
-          <w:szCs w:val="22"/>
-        </w:rPr>
-        <w:t xml:space="preserve"> </w:t>
-      </w:r>
-      <w:proofErr w:type="spellStart"/>
-      <w:r>
-        <w:rPr>
-          <w:rFonts w:ascii="Verdana" w:hAnsi="Verdana"/>
-          <w:sz w:val="22"/>
-          <w:szCs w:val="22"/>
-        </w:rPr>
-        <w:t>Mind</w:t>
-      </w:r>
-      <w:proofErr w:type="spellEnd"/>
-      <w:r>
-        <w:rPr>
-          <w:rFonts w:ascii="Verdana" w:hAnsi="Verdana"/>
-          <w:sz w:val="22"/>
-          <w:szCs w:val="22"/>
-        </w:rPr>
-        <w:t xml:space="preserve">“ </w:t>
-      </w:r>
-      <w:r>
-        <w:rPr>
-          <w:rFonts w:ascii="Verdana" w:hAnsi="Verdana"/>
-          <w:sz w:val="22"/>
-          <w:szCs w:val="22"/>
-        </w:rPr>
-        <w:sym w:font="Wingdings" w:char="F0E0"/>
-      </w:r>
-      <w:r>
-        <w:rPr>
-          <w:rFonts w:ascii="Verdana" w:hAnsi="Verdana"/>
-          <w:sz w:val="22"/>
-          <w:szCs w:val="22"/>
-        </w:rPr>
-        <w:t xml:space="preserve"> Serious Game durch unbequeme Fragen, interaktiver Film, entwickelt von Daedalic Entertainment</w:t>
-      </w:r>
-    </w:p>
-    <w:p>
-      <w:pPr>
-        <w:pStyle w:val="Listenabsatz"/>
-        <w:numPr>
-          <w:ilvl w:val="0"/>
-          <w:numId w:val="1"/>
-        </w:numPr>
-        <w:spacing w:line="276" w:lineRule="auto"/>
-        <w:jc w:val="both"/>
-        <w:rPr>
-          <w:rFonts w:ascii="Verdana" w:hAnsi="Verdana"/>
-          <w:sz w:val="22"/>
-          <w:szCs w:val="22"/>
-        </w:rPr>
-      </w:pPr>
-      <w:r>
-        <w:rPr>
-          <w:rFonts w:ascii="Verdana" w:hAnsi="Verdana"/>
-          <w:sz w:val="22"/>
-          <w:szCs w:val="22"/>
-        </w:rPr>
-        <w:t>„</w:t>
-      </w:r>
-      <w:proofErr w:type="spellStart"/>
-      <w:r>
-        <w:rPr>
-          <w:rFonts w:ascii="Verdana" w:hAnsi="Verdana"/>
-          <w:sz w:val="22"/>
-          <w:szCs w:val="22"/>
-        </w:rPr>
-        <w:t>Assassin’s</w:t>
-      </w:r>
-      <w:proofErr w:type="spellEnd"/>
-      <w:r>
-        <w:rPr>
-          <w:rFonts w:ascii="Verdana" w:hAnsi="Verdana"/>
-          <w:sz w:val="22"/>
-          <w:szCs w:val="22"/>
-        </w:rPr>
-        <w:t xml:space="preserve"> Creed: Origins Discovery Tour“ </w:t>
-      </w:r>
-      <w:r>
-        <w:rPr>
-          <w:rFonts w:ascii="Verdana" w:hAnsi="Verdana"/>
-          <w:sz w:val="22"/>
-          <w:szCs w:val="22"/>
-        </w:rPr>
-        <w:sym w:font="Wingdings" w:char="F0E0"/>
-      </w:r>
-      <w:r>
-        <w:rPr>
-          <w:rFonts w:ascii="Verdana" w:hAnsi="Verdana"/>
-          <w:sz w:val="22"/>
-          <w:szCs w:val="22"/>
-        </w:rPr>
-        <w:t xml:space="preserve"> virtuelle Reise durch Ägypten, Nutzung für Geschichtsunterricht möglich, entwickelt von Ubisoft</w:t>
-      </w:r>
-    </w:p>
-    <w:p>
-      <w:pPr>
-        <w:spacing w:line="276" w:lineRule="auto"/>
-        <w:jc w:val="both"/>
-        <w:rPr>
-          <w:rFonts w:ascii="Verdana" w:hAnsi="Verdana"/>
-          <w:b/>
-          <w:bCs/>
-          <w:sz w:val="22"/>
-          <w:szCs w:val="22"/>
-        </w:rPr>
-      </w:pPr>
-    </w:p>
-    <w:p>
-      <w:pPr>
-        <w:spacing w:line="276" w:lineRule="auto"/>
-        <w:jc w:val="both"/>
+      </w:pPr>
+      <w:r>
         <w:rPr>
           <w:rFonts w:ascii="Verdana" w:hAnsi="Verdana"/>
           <w:b/>
@@ -3243,8 +4956,658 @@
           <w:sz w:val="32"/>
           <w:szCs w:val="32"/>
         </w:rPr>
-      </w:pPr>
-      <w:r>
+        <w:t>Beispiele</w:t>
+      </w:r>
+    </w:p>
+    <w:p>
+      <w:pPr>
+        <w:spacing w:line="276" w:lineRule="auto"/>
+        <w:jc w:val="both"/>
+        <w:rPr>
+          <w:rFonts w:ascii="Verdana" w:hAnsi="Verdana"/>
+          <w:sz w:val="22"/>
+          <w:szCs w:val="22"/>
+        </w:rPr>
+      </w:pPr>
+    </w:p>
+    <w:p>
+      <w:pPr>
+        <w:spacing w:after="240" w:line="276" w:lineRule="auto"/>
+        <w:jc w:val="both"/>
+        <w:rPr>
+          <w:rFonts w:ascii="Verdana" w:hAnsi="Verdana"/>
+          <w:i/>
+          <w:iCs/>
+          <w:sz w:val="22"/>
+          <w:szCs w:val="22"/>
+        </w:rPr>
+      </w:pPr>
+      <w:r>
+        <w:rPr>
+          <w:rFonts w:ascii="Verdana" w:hAnsi="Verdana"/>
+          <w:i/>
+          <w:iCs/>
+          <w:sz w:val="22"/>
+          <w:szCs w:val="22"/>
+        </w:rPr>
+        <w:t>Quelle:</w:t>
+      </w:r>
+      <w:r>
+        <w:rPr>
+          <w:rFonts w:ascii="Verdana" w:hAnsi="Verdana"/>
+          <w:i/>
+          <w:iCs/>
+          <w:sz w:val="22"/>
+          <w:szCs w:val="22"/>
+        </w:rPr>
+        <w:t xml:space="preserve"> </w:t>
+      </w:r>
+      <w:r>
+        <w:rPr>
+          <w:rFonts w:ascii="Verdana" w:hAnsi="Verdana"/>
+          <w:i/>
+          <w:iCs/>
+          <w:sz w:val="22"/>
+          <w:szCs w:val="22"/>
+        </w:rPr>
+        <w:t>www.bildung.digital/artikel/serious-games-spielerisch-ernste-inhalte-vermitteln</w:t>
+      </w:r>
+    </w:p>
+    <w:p>
+      <w:pPr>
+        <w:pStyle w:val="Listenabsatz"/>
+        <w:numPr>
+          <w:ilvl w:val="0"/>
+          <w:numId w:val="1"/>
+        </w:numPr>
+        <w:spacing w:line="276" w:lineRule="auto"/>
+        <w:jc w:val="both"/>
+        <w:rPr>
+          <w:rFonts w:ascii="Verdana" w:hAnsi="Verdana"/>
+          <w:sz w:val="22"/>
+          <w:szCs w:val="22"/>
+        </w:rPr>
+      </w:pPr>
+      <w:r>
+        <w:rPr>
+          <w:rFonts w:ascii="Verdana" w:hAnsi="Verdana"/>
+          <w:sz w:val="22"/>
+          <w:szCs w:val="22"/>
+        </w:rPr>
+        <w:t xml:space="preserve">„The </w:t>
+      </w:r>
+      <w:proofErr w:type="spellStart"/>
+      <w:r>
+        <w:rPr>
+          <w:rFonts w:ascii="Verdana" w:hAnsi="Verdana"/>
+          <w:sz w:val="22"/>
+          <w:szCs w:val="22"/>
+        </w:rPr>
+        <w:t>Unstoppables</w:t>
+      </w:r>
+      <w:proofErr w:type="spellEnd"/>
+      <w:r>
+        <w:rPr>
+          <w:rFonts w:ascii="Verdana" w:hAnsi="Verdana"/>
+          <w:sz w:val="22"/>
+          <w:szCs w:val="22"/>
+        </w:rPr>
+        <w:t xml:space="preserve">“ </w:t>
+      </w:r>
+      <w:r>
+        <w:rPr>
+          <w:rFonts w:ascii="Verdana" w:hAnsi="Verdana"/>
+          <w:sz w:val="22"/>
+          <w:szCs w:val="22"/>
+        </w:rPr>
+        <w:sym w:font="Wingdings" w:char="F0E0"/>
+      </w:r>
+      <w:r>
+        <w:rPr>
+          <w:rFonts w:ascii="Verdana" w:hAnsi="Verdana"/>
+          <w:sz w:val="22"/>
+          <w:szCs w:val="22"/>
+        </w:rPr>
+        <w:t xml:space="preserve"> Thema Vielfalt, entwickelt im Auftrag von Stiftung Cerebral</w:t>
+      </w:r>
+    </w:p>
+    <w:p>
+      <w:pPr>
+        <w:pStyle w:val="Listenabsatz"/>
+        <w:numPr>
+          <w:ilvl w:val="0"/>
+          <w:numId w:val="1"/>
+        </w:numPr>
+        <w:spacing w:line="276" w:lineRule="auto"/>
+        <w:jc w:val="both"/>
+        <w:rPr>
+          <w:rFonts w:ascii="Verdana" w:hAnsi="Verdana"/>
+          <w:sz w:val="22"/>
+          <w:szCs w:val="22"/>
+        </w:rPr>
+      </w:pPr>
+      <w:r>
+        <w:rPr>
+          <w:rFonts w:ascii="Verdana" w:hAnsi="Verdana"/>
+          <w:sz w:val="22"/>
+          <w:szCs w:val="22"/>
+        </w:rPr>
+        <w:t xml:space="preserve">„Escape Covid-19“ </w:t>
+      </w:r>
+      <w:r>
+        <w:rPr>
+          <w:rFonts w:ascii="Verdana" w:hAnsi="Verdana"/>
+          <w:sz w:val="22"/>
+          <w:szCs w:val="22"/>
+        </w:rPr>
+        <w:sym w:font="Wingdings" w:char="F0E0"/>
+      </w:r>
+      <w:r>
+        <w:rPr>
+          <w:rFonts w:ascii="Verdana" w:hAnsi="Verdana"/>
+          <w:sz w:val="22"/>
+          <w:szCs w:val="22"/>
+        </w:rPr>
+        <w:t xml:space="preserve"> Suche </w:t>
+      </w:r>
+      <w:r>
+        <w:rPr>
+          <w:rFonts w:ascii="Verdana" w:hAnsi="Verdana"/>
+          <w:sz w:val="22"/>
+          <w:szCs w:val="22"/>
+        </w:rPr>
+        <w:t xml:space="preserve">in einer Gruppe </w:t>
+      </w:r>
+      <w:r>
+        <w:rPr>
+          <w:rFonts w:ascii="Verdana" w:hAnsi="Verdana"/>
+          <w:sz w:val="22"/>
+          <w:szCs w:val="22"/>
+        </w:rPr>
+        <w:t>nach einem Covid-19 Impfstoff</w:t>
+      </w:r>
+    </w:p>
+    <w:p>
+      <w:pPr>
+        <w:pStyle w:val="Listenabsatz"/>
+        <w:numPr>
+          <w:ilvl w:val="0"/>
+          <w:numId w:val="1"/>
+        </w:numPr>
+        <w:spacing w:line="276" w:lineRule="auto"/>
+        <w:jc w:val="both"/>
+        <w:rPr>
+          <w:rFonts w:ascii="Verdana" w:hAnsi="Verdana"/>
+          <w:sz w:val="22"/>
+          <w:szCs w:val="22"/>
+        </w:rPr>
+      </w:pPr>
+      <w:r>
+        <w:rPr>
+          <w:rFonts w:ascii="Verdana" w:hAnsi="Verdana"/>
+          <w:sz w:val="22"/>
+          <w:szCs w:val="22"/>
+        </w:rPr>
+        <w:t xml:space="preserve">„Big Brain Club“ </w:t>
+      </w:r>
+      <w:r>
+        <w:rPr>
+          <w:rFonts w:ascii="Verdana" w:hAnsi="Verdana"/>
+          <w:sz w:val="22"/>
+          <w:szCs w:val="22"/>
+        </w:rPr>
+        <w:sym w:font="Wingdings" w:char="F0E0"/>
+      </w:r>
+      <w:r>
+        <w:rPr>
+          <w:rFonts w:ascii="Verdana" w:hAnsi="Verdana"/>
+          <w:sz w:val="22"/>
+          <w:szCs w:val="22"/>
+        </w:rPr>
+        <w:t xml:space="preserve"> Welt mit Robotern mit menschlichen Gehirnen, entwickelt von der Hertie-Stiftung</w:t>
+      </w:r>
+    </w:p>
+    <w:p>
+      <w:pPr>
+        <w:pStyle w:val="Listenabsatz"/>
+        <w:numPr>
+          <w:ilvl w:val="0"/>
+          <w:numId w:val="1"/>
+        </w:numPr>
+        <w:spacing w:line="276" w:lineRule="auto"/>
+        <w:jc w:val="both"/>
+        <w:rPr>
+          <w:rFonts w:ascii="Verdana" w:hAnsi="Verdana"/>
+          <w:sz w:val="22"/>
+          <w:szCs w:val="22"/>
+        </w:rPr>
+      </w:pPr>
+      <w:r>
+        <w:rPr>
+          <w:rFonts w:ascii="Verdana" w:hAnsi="Verdana"/>
+          <w:sz w:val="22"/>
+          <w:szCs w:val="22"/>
+        </w:rPr>
+        <w:t xml:space="preserve">„Energetika“ </w:t>
+      </w:r>
+      <w:r>
+        <w:rPr>
+          <w:rFonts w:ascii="Verdana" w:hAnsi="Verdana"/>
+          <w:sz w:val="22"/>
+          <w:szCs w:val="22"/>
+        </w:rPr>
+        <w:sym w:font="Wingdings" w:char="F0E0"/>
+      </w:r>
+      <w:r>
+        <w:rPr>
+          <w:rFonts w:ascii="Verdana" w:hAnsi="Verdana"/>
+          <w:sz w:val="22"/>
+          <w:szCs w:val="22"/>
+        </w:rPr>
+        <w:t xml:space="preserve"> </w:t>
+      </w:r>
+      <w:proofErr w:type="spellStart"/>
+      <w:proofErr w:type="gramStart"/>
+      <w:r>
+        <w:rPr>
+          <w:rFonts w:ascii="Verdana" w:hAnsi="Verdana"/>
+          <w:sz w:val="22"/>
+          <w:szCs w:val="22"/>
+        </w:rPr>
+        <w:t>Spieler:in</w:t>
+      </w:r>
+      <w:r>
+        <w:rPr>
+          <w:rFonts w:ascii="Verdana" w:hAnsi="Verdana"/>
+          <w:sz w:val="22"/>
+          <w:szCs w:val="22"/>
+        </w:rPr>
+        <w:t>nen</w:t>
+      </w:r>
+      <w:proofErr w:type="spellEnd"/>
+      <w:proofErr w:type="gramEnd"/>
+      <w:r>
+        <w:rPr>
+          <w:rFonts w:ascii="Verdana" w:hAnsi="Verdana"/>
+          <w:sz w:val="22"/>
+          <w:szCs w:val="22"/>
+        </w:rPr>
+        <w:t xml:space="preserve"> in </w:t>
+      </w:r>
+      <w:r>
+        <w:rPr>
+          <w:rFonts w:ascii="Verdana" w:hAnsi="Verdana"/>
+          <w:sz w:val="22"/>
+          <w:szCs w:val="22"/>
+        </w:rPr>
+        <w:t>fiktive</w:t>
+      </w:r>
+      <w:r>
+        <w:rPr>
+          <w:rFonts w:ascii="Verdana" w:hAnsi="Verdana"/>
+          <w:sz w:val="22"/>
+          <w:szCs w:val="22"/>
+        </w:rPr>
+        <w:t>n</w:t>
+      </w:r>
+      <w:r>
+        <w:rPr>
+          <w:rFonts w:ascii="Verdana" w:hAnsi="Verdana"/>
+          <w:sz w:val="22"/>
+          <w:szCs w:val="22"/>
+        </w:rPr>
+        <w:t xml:space="preserve"> Zukunftsstaat, Bau von Kraftwerken und Forschungseinrichtungen für eine umweltverträgliche Energiepolitik</w:t>
+      </w:r>
+    </w:p>
+    <w:p>
+      <w:pPr>
+        <w:pStyle w:val="Listenabsatz"/>
+        <w:numPr>
+          <w:ilvl w:val="0"/>
+          <w:numId w:val="1"/>
+        </w:numPr>
+        <w:spacing w:line="276" w:lineRule="auto"/>
+        <w:jc w:val="both"/>
+        <w:rPr>
+          <w:rFonts w:ascii="Verdana" w:hAnsi="Verdana"/>
+          <w:sz w:val="22"/>
+          <w:szCs w:val="22"/>
+        </w:rPr>
+      </w:pPr>
+      <w:r>
+        <w:rPr>
+          <w:rFonts w:ascii="Verdana" w:hAnsi="Verdana"/>
+          <w:sz w:val="22"/>
+          <w:szCs w:val="22"/>
+        </w:rPr>
+        <w:t xml:space="preserve">„Democracy 3“ </w:t>
+      </w:r>
+      <w:r>
+        <w:rPr>
+          <w:rFonts w:ascii="Verdana" w:hAnsi="Verdana"/>
+          <w:sz w:val="22"/>
+          <w:szCs w:val="22"/>
+        </w:rPr>
+        <w:sym w:font="Wingdings" w:char="F0E0"/>
+      </w:r>
+      <w:r>
+        <w:rPr>
+          <w:rFonts w:ascii="Verdana" w:hAnsi="Verdana"/>
+          <w:sz w:val="22"/>
+          <w:szCs w:val="22"/>
+        </w:rPr>
+        <w:t xml:space="preserve"> </w:t>
+      </w:r>
+      <w:proofErr w:type="spellStart"/>
+      <w:proofErr w:type="gramStart"/>
+      <w:r>
+        <w:rPr>
+          <w:rFonts w:ascii="Verdana" w:hAnsi="Verdana"/>
+          <w:sz w:val="22"/>
+          <w:szCs w:val="22"/>
+        </w:rPr>
+        <w:t>Spieler:innen</w:t>
+      </w:r>
+      <w:proofErr w:type="spellEnd"/>
+      <w:proofErr w:type="gramEnd"/>
+      <w:r>
+        <w:rPr>
+          <w:rFonts w:ascii="Verdana" w:hAnsi="Verdana"/>
+          <w:sz w:val="22"/>
+          <w:szCs w:val="22"/>
+        </w:rPr>
+        <w:t xml:space="preserve"> als Staatsoberhaupt, Ziel die Wiederwahl</w:t>
+      </w:r>
+    </w:p>
+    <w:p>
+      <w:pPr>
+        <w:spacing w:line="276" w:lineRule="auto"/>
+        <w:jc w:val="both"/>
+        <w:rPr>
+          <w:rFonts w:ascii="Verdana" w:hAnsi="Verdana"/>
+          <w:sz w:val="22"/>
+          <w:szCs w:val="22"/>
+        </w:rPr>
+      </w:pPr>
+    </w:p>
+    <w:p>
+      <w:pPr>
+        <w:spacing w:after="240" w:line="276" w:lineRule="auto"/>
+        <w:jc w:val="both"/>
+        <w:rPr>
+          <w:rFonts w:ascii="Verdana" w:hAnsi="Verdana"/>
+          <w:i/>
+          <w:iCs/>
+          <w:sz w:val="22"/>
+          <w:szCs w:val="22"/>
+        </w:rPr>
+      </w:pPr>
+      <w:r>
+        <w:rPr>
+          <w:rFonts w:ascii="Verdana" w:hAnsi="Verdana"/>
+          <w:i/>
+          <w:iCs/>
+          <w:sz w:val="22"/>
+          <w:szCs w:val="22"/>
+        </w:rPr>
+        <w:t xml:space="preserve">Quelle: </w:t>
+      </w:r>
+      <w:r>
+        <w:rPr>
+          <w:rFonts w:ascii="Verdana" w:hAnsi="Verdana"/>
+          <w:i/>
+          <w:iCs/>
+          <w:sz w:val="22"/>
+          <w:szCs w:val="22"/>
+        </w:rPr>
+        <w:t>www.game.de/guides/fokus-serious-games/fuenf-beispiele-serious-games/</w:t>
+      </w:r>
+    </w:p>
+    <w:p>
+      <w:pPr>
+        <w:pStyle w:val="Listenabsatz"/>
+        <w:numPr>
+          <w:ilvl w:val="0"/>
+          <w:numId w:val="1"/>
+        </w:numPr>
+        <w:spacing w:line="276" w:lineRule="auto"/>
+        <w:jc w:val="both"/>
+        <w:rPr>
+          <w:rFonts w:ascii="Verdana" w:hAnsi="Verdana"/>
+          <w:sz w:val="22"/>
+          <w:szCs w:val="22"/>
+        </w:rPr>
+      </w:pPr>
+      <w:r>
+        <w:rPr>
+          <w:rFonts w:ascii="Verdana" w:hAnsi="Verdana"/>
+          <w:sz w:val="22"/>
+          <w:szCs w:val="22"/>
+        </w:rPr>
+        <w:t>„</w:t>
+      </w:r>
+      <w:proofErr w:type="spellStart"/>
+      <w:r>
+        <w:rPr>
+          <w:rFonts w:ascii="Verdana" w:hAnsi="Verdana"/>
+          <w:sz w:val="22"/>
+          <w:szCs w:val="22"/>
+        </w:rPr>
+        <w:t>VocabiCar</w:t>
+      </w:r>
+      <w:proofErr w:type="spellEnd"/>
+      <w:r>
+        <w:rPr>
+          <w:rFonts w:ascii="Verdana" w:hAnsi="Verdana"/>
+          <w:sz w:val="22"/>
+          <w:szCs w:val="22"/>
+        </w:rPr>
+        <w:t xml:space="preserve">“ </w:t>
+      </w:r>
+      <w:r>
+        <w:rPr>
+          <w:rFonts w:ascii="Verdana" w:hAnsi="Verdana"/>
+          <w:sz w:val="22"/>
+          <w:szCs w:val="22"/>
+        </w:rPr>
+        <w:sym w:font="Wingdings" w:char="F0E0"/>
+      </w:r>
+      <w:r>
+        <w:rPr>
+          <w:rFonts w:ascii="Verdana" w:hAnsi="Verdana"/>
+          <w:sz w:val="22"/>
+          <w:szCs w:val="22"/>
+        </w:rPr>
+        <w:t xml:space="preserve"> Vokabellernen auf spielerisch Art und Weise, </w:t>
+      </w:r>
+      <w:proofErr w:type="spellStart"/>
+      <w:r>
+        <w:rPr>
+          <w:rFonts w:ascii="Verdana" w:hAnsi="Verdana"/>
+          <w:sz w:val="22"/>
+          <w:szCs w:val="22"/>
+        </w:rPr>
+        <w:t>Highscoreliste</w:t>
+      </w:r>
+      <w:proofErr w:type="spellEnd"/>
+      <w:r>
+        <w:rPr>
+          <w:rFonts w:ascii="Verdana" w:hAnsi="Verdana"/>
+          <w:sz w:val="22"/>
+          <w:szCs w:val="22"/>
+        </w:rPr>
+        <w:t xml:space="preserve"> zur Motivationssteigerung, </w:t>
+      </w:r>
+      <w:r>
+        <w:rPr>
+          <w:rFonts w:ascii="Verdana" w:hAnsi="Verdana"/>
+          <w:sz w:val="22"/>
+          <w:szCs w:val="22"/>
+        </w:rPr>
+        <w:t xml:space="preserve">entwickelt von </w:t>
+      </w:r>
+      <w:proofErr w:type="spellStart"/>
+      <w:r>
+        <w:rPr>
+          <w:rFonts w:ascii="Verdana" w:hAnsi="Verdana"/>
+          <w:sz w:val="22"/>
+          <w:szCs w:val="22"/>
+        </w:rPr>
+        <w:t>Quantumfrog</w:t>
+      </w:r>
+      <w:proofErr w:type="spellEnd"/>
+    </w:p>
+    <w:p>
+      <w:pPr>
+        <w:pStyle w:val="Listenabsatz"/>
+        <w:numPr>
+          <w:ilvl w:val="0"/>
+          <w:numId w:val="1"/>
+        </w:numPr>
+        <w:spacing w:line="276" w:lineRule="auto"/>
+        <w:jc w:val="both"/>
+        <w:rPr>
+          <w:rFonts w:ascii="Verdana" w:hAnsi="Verdana"/>
+          <w:sz w:val="22"/>
+          <w:szCs w:val="22"/>
+        </w:rPr>
+      </w:pPr>
+      <w:r>
+        <w:rPr>
+          <w:rFonts w:ascii="Verdana" w:hAnsi="Verdana"/>
+          <w:sz w:val="22"/>
+          <w:szCs w:val="22"/>
+        </w:rPr>
+        <w:t xml:space="preserve">„State </w:t>
+      </w:r>
+      <w:proofErr w:type="spellStart"/>
+      <w:r>
+        <w:rPr>
+          <w:rFonts w:ascii="Verdana" w:hAnsi="Verdana"/>
+          <w:sz w:val="22"/>
+          <w:szCs w:val="22"/>
+        </w:rPr>
+        <w:t>of</w:t>
+      </w:r>
+      <w:proofErr w:type="spellEnd"/>
+      <w:r>
+        <w:rPr>
+          <w:rFonts w:ascii="Verdana" w:hAnsi="Verdana"/>
+          <w:sz w:val="22"/>
+          <w:szCs w:val="22"/>
+        </w:rPr>
+        <w:t xml:space="preserve"> </w:t>
+      </w:r>
+      <w:proofErr w:type="spellStart"/>
+      <w:r>
+        <w:rPr>
+          <w:rFonts w:ascii="Verdana" w:hAnsi="Verdana"/>
+          <w:sz w:val="22"/>
+          <w:szCs w:val="22"/>
+        </w:rPr>
+        <w:t>Mind</w:t>
+      </w:r>
+      <w:proofErr w:type="spellEnd"/>
+      <w:r>
+        <w:rPr>
+          <w:rFonts w:ascii="Verdana" w:hAnsi="Verdana"/>
+          <w:sz w:val="22"/>
+          <w:szCs w:val="22"/>
+        </w:rPr>
+        <w:t xml:space="preserve">“ </w:t>
+      </w:r>
+      <w:r>
+        <w:rPr>
+          <w:rFonts w:ascii="Verdana" w:hAnsi="Verdana"/>
+          <w:sz w:val="22"/>
+          <w:szCs w:val="22"/>
+        </w:rPr>
+        <w:sym w:font="Wingdings" w:char="F0E0"/>
+      </w:r>
+      <w:r>
+        <w:rPr>
+          <w:rFonts w:ascii="Verdana" w:hAnsi="Verdana"/>
+          <w:sz w:val="22"/>
+          <w:szCs w:val="22"/>
+        </w:rPr>
+        <w:t xml:space="preserve"> Serious Game durch unbequeme Fragen, interaktiver Film, entwickelt von Daedalic Entertainment</w:t>
+      </w:r>
+    </w:p>
+    <w:p>
+      <w:pPr>
+        <w:pStyle w:val="Listenabsatz"/>
+        <w:numPr>
+          <w:ilvl w:val="0"/>
+          <w:numId w:val="1"/>
+        </w:numPr>
+        <w:spacing w:line="276" w:lineRule="auto"/>
+        <w:jc w:val="both"/>
+        <w:rPr>
+          <w:rFonts w:ascii="Verdana" w:hAnsi="Verdana"/>
+          <w:sz w:val="22"/>
+          <w:szCs w:val="22"/>
+        </w:rPr>
+      </w:pPr>
+      <w:r>
+        <w:rPr>
+          <w:rFonts w:ascii="Verdana" w:hAnsi="Verdana"/>
+          <w:sz w:val="22"/>
+          <w:szCs w:val="22"/>
+        </w:rPr>
+        <w:t>„</w:t>
+      </w:r>
+      <w:proofErr w:type="spellStart"/>
+      <w:r>
+        <w:rPr>
+          <w:rFonts w:ascii="Verdana" w:hAnsi="Verdana"/>
+          <w:sz w:val="22"/>
+          <w:szCs w:val="22"/>
+        </w:rPr>
+        <w:t>Assassin’s</w:t>
+      </w:r>
+      <w:proofErr w:type="spellEnd"/>
+      <w:r>
+        <w:rPr>
+          <w:rFonts w:ascii="Verdana" w:hAnsi="Verdana"/>
+          <w:sz w:val="22"/>
+          <w:szCs w:val="22"/>
+        </w:rPr>
+        <w:t xml:space="preserve"> Creed: Origins Discovery Tour“ </w:t>
+      </w:r>
+      <w:r>
+        <w:rPr>
+          <w:rFonts w:ascii="Verdana" w:hAnsi="Verdana"/>
+          <w:sz w:val="22"/>
+          <w:szCs w:val="22"/>
+        </w:rPr>
+        <w:sym w:font="Wingdings" w:char="F0E0"/>
+      </w:r>
+      <w:r>
+        <w:rPr>
+          <w:rFonts w:ascii="Verdana" w:hAnsi="Verdana"/>
+          <w:sz w:val="22"/>
+          <w:szCs w:val="22"/>
+        </w:rPr>
+        <w:t xml:space="preserve"> virtuelle Reise durch Ägypten, Nutzung für Geschichtsunterricht möglich, entwickelt von Ubisoft</w:t>
+      </w:r>
+    </w:p>
+    <w:p>
+      <w:pPr>
+        <w:spacing w:line="276" w:lineRule="auto"/>
+        <w:jc w:val="both"/>
+        <w:rPr>
+          <w:rFonts w:ascii="Verdana" w:hAnsi="Verdana"/>
+          <w:b/>
+          <w:bCs/>
+          <w:sz w:val="22"/>
+          <w:szCs w:val="22"/>
+        </w:rPr>
+      </w:pPr>
+    </w:p>
+    <w:p>
+      <w:pPr>
+        <w:spacing w:line="276" w:lineRule="auto"/>
+        <w:jc w:val="both"/>
         <w:rPr>
           <w:rFonts w:ascii="Verdana" w:hAnsi="Verdana"/>
           <w:b/>
@@ -3252,6 +5615,15 @@
           <w:sz w:val="32"/>
           <w:szCs w:val="32"/>
         </w:rPr>
+      </w:pPr>
+      <w:r>
+        <w:rPr>
+          <w:rFonts w:ascii="Verdana" w:hAnsi="Verdana"/>
+          <w:b/>
+          <w:bCs/>
+          <w:sz w:val="32"/>
+          <w:szCs w:val="32"/>
+        </w:rPr>
         <w:t>Quellen</w:t>
       </w:r>
     </w:p>
@@ -3268,35 +5640,33 @@
     </w:p>
     <w:p>
       <w:pPr>
-        <w:spacing w:after="240" w:line="276" w:lineRule="auto"/>
-        <w:jc w:val="both"/>
-        <w:rPr>
-          <w:rFonts w:ascii="Verdana" w:hAnsi="Verdana"/>
-          <w:sz w:val="22"/>
-          <w:szCs w:val="22"/>
-        </w:rPr>
-      </w:pPr>
-      <w:r>
-        <w:rPr>
-          <w:rFonts w:ascii="Verdana" w:hAnsi="Verdana"/>
-          <w:sz w:val="22"/>
-          <w:szCs w:val="22"/>
-        </w:rPr>
-        <w:t>https://</w:t>
-      </w:r>
-      <w:r>
-        <w:rPr>
-          <w:rFonts w:ascii="Verdana" w:hAnsi="Verdana"/>
-          <w:sz w:val="22"/>
-          <w:szCs w:val="22"/>
-        </w:rPr>
-        <w:t>www.bildung.digital/artikel/serious-games-spielerisch-ernste-inhalte-vermitteln</w:t>
-      </w:r>
-    </w:p>
-    <w:p>
-      <w:pPr>
-        <w:spacing w:after="240" w:line="276" w:lineRule="auto"/>
-        <w:jc w:val="both"/>
+        <w:spacing w:line="276" w:lineRule="auto"/>
+        <w:rPr>
+          <w:rFonts w:ascii="Verdana" w:hAnsi="Verdana"/>
+          <w:sz w:val="22"/>
+          <w:szCs w:val="22"/>
+        </w:rPr>
+      </w:pPr>
+      <w:r>
+        <w:rPr>
+          <w:rFonts w:ascii="Verdana" w:hAnsi="Verdana"/>
+          <w:sz w:val="22"/>
+          <w:szCs w:val="22"/>
+        </w:rPr>
+        <w:t>https://www.bildung.digital/artikel/serious-games-spielerisch-ernste-inhalte-vermitteln</w:t>
+      </w:r>
+      <w:r>
+        <w:rPr>
+          <w:rFonts w:ascii="Verdana" w:hAnsi="Verdana"/>
+          <w:sz w:val="22"/>
+          <w:szCs w:val="22"/>
+        </w:rPr>
+        <w:t xml:space="preserve"> (Zugriff am 19.05.2026, um 07:46 Uhr)</w:t>
+      </w:r>
+    </w:p>
+    <w:p>
+      <w:pPr>
+        <w:spacing w:line="276" w:lineRule="auto"/>
         <w:rPr>
           <w:rFonts w:ascii="Verdana" w:hAnsi="Verdana"/>
           <w:sz w:val="22"/>
@@ -3311,46 +5681,102 @@
         </w:rPr>
         <w:t>https://www.game.de/guides/fokus-serious-games/fuenf-beispiele-serious-games/</w:t>
       </w:r>
-    </w:p>
-    <w:p>
-      <w:pPr>
-        <w:spacing w:after="240" w:line="276" w:lineRule="auto"/>
-        <w:jc w:val="both"/>
-        <w:rPr>
-          <w:rFonts w:ascii="Verdana" w:hAnsi="Verdana"/>
-          <w:sz w:val="22"/>
-          <w:szCs w:val="22"/>
-        </w:rPr>
-      </w:pPr>
-      <w:hyperlink r:id="rId7" w:history="1">
-        <w:r>
-          <w:rPr>
-            <w:rStyle w:val="Hyperlink"/>
-            <w:rFonts w:ascii="Verdana" w:hAnsi="Verdana"/>
-            <w:sz w:val="22"/>
-            <w:szCs w:val="22"/>
-          </w:rPr>
-          <w:t>https://dl.acm.org/doi/epdf/10.1145/3286606.3286851</w:t>
-        </w:r>
-      </w:hyperlink>
-    </w:p>
-    <w:p>
-      <w:pPr>
-        <w:spacing w:after="240" w:line="276" w:lineRule="auto"/>
-        <w:jc w:val="both"/>
-        <w:rPr>
-          <w:rFonts w:ascii="Verdana" w:hAnsi="Verdana"/>
-          <w:sz w:val="22"/>
-          <w:szCs w:val="22"/>
-        </w:rPr>
-      </w:pPr>
-      <w:r>
-        <w:rPr>
-          <w:rFonts w:ascii="Verdana" w:hAnsi="Verdana"/>
-          <w:sz w:val="22"/>
-          <w:szCs w:val="22"/>
-        </w:rPr>
-        <w:t>https://link.springer.com/content/pdf/10.1007/978-3-658-16742-4.pdf</w:t>
+      <w:r>
+        <w:rPr>
+          <w:rFonts w:ascii="Verdana" w:hAnsi="Verdana"/>
+          <w:sz w:val="22"/>
+          <w:szCs w:val="22"/>
+        </w:rPr>
+        <w:t xml:space="preserve"> (Zugriff am 19.05.2026, um 08:17 Uhr)</w:t>
+      </w:r>
+    </w:p>
+    <w:p>
+      <w:pPr>
+        <w:spacing w:line="276" w:lineRule="auto"/>
+        <w:rPr>
+          <w:rFonts w:ascii="Verdana" w:hAnsi="Verdana"/>
+          <w:sz w:val="22"/>
+          <w:szCs w:val="22"/>
+        </w:rPr>
+      </w:pPr>
+      <w:r>
+        <w:rPr>
+          <w:rFonts w:ascii="Verdana" w:hAnsi="Verdana"/>
+          <w:sz w:val="22"/>
+          <w:szCs w:val="22"/>
+        </w:rPr>
+        <w:t>https://dl.acm.org/doi/epdf/10.1145/3286606.3286851</w:t>
+      </w:r>
+      <w:r>
+        <w:t xml:space="preserve"> (Zugriff am 19.05.2026, um 09:43 Uhr)</w:t>
+      </w:r>
+    </w:p>
+    <w:p>
+      <w:pPr>
+        <w:spacing w:line="276" w:lineRule="auto"/>
+        <w:rPr>
+          <w:rFonts w:ascii="Verdana" w:hAnsi="Verdana"/>
+          <w:sz w:val="22"/>
+          <w:szCs w:val="22"/>
+        </w:rPr>
+      </w:pPr>
+      <w:r>
+        <w:rPr>
+          <w:rFonts w:ascii="Verdana" w:hAnsi="Verdana"/>
+          <w:sz w:val="22"/>
+          <w:szCs w:val="22"/>
+        </w:rPr>
+        <w:t>https://link.springer.com/content/pdf/10.1</w:t>
+      </w:r>
+      <w:r>
+        <w:rPr>
+          <w:rFonts w:ascii="Verdana" w:hAnsi="Verdana"/>
+          <w:sz w:val="22"/>
+          <w:szCs w:val="22"/>
+        </w:rPr>
+        <w:t>0</w:t>
+      </w:r>
+      <w:r>
+        <w:rPr>
+          <w:rFonts w:ascii="Verdana" w:hAnsi="Verdana"/>
+          <w:sz w:val="22"/>
+          <w:szCs w:val="22"/>
+        </w:rPr>
+        <w:t>07/978-3-658-16742-4.pdf</w:t>
+      </w:r>
+      <w:r>
+        <w:rPr>
+          <w:rFonts w:ascii="Verdana" w:hAnsi="Verdana"/>
+          <w:sz w:val="22"/>
+          <w:szCs w:val="22"/>
+        </w:rPr>
+        <w:t xml:space="preserve"> (Zugriff am 19.05.2026, um 10:32 Uhr)</w:t>
+      </w:r>
+    </w:p>
+    <w:p>
+      <w:pPr>
+        <w:spacing w:line="276" w:lineRule="auto"/>
+        <w:rPr>
+          <w:rFonts w:ascii="Verdana" w:hAnsi="Verdana"/>
+          <w:sz w:val="22"/>
+          <w:szCs w:val="22"/>
+        </w:rPr>
+      </w:pPr>
+      <w:r>
+        <w:rPr>
+          <w:rFonts w:ascii="Verdana" w:hAnsi="Verdana"/>
+          <w:sz w:val="22"/>
+          <w:szCs w:val="22"/>
+        </w:rPr>
+        <w:t>https://link.springer.com/content/pdf/10.1007/978-981-19-2080-6_74.pdf</w:t>
+      </w:r>
+      <w:r>
+        <w:rPr>
+          <w:rFonts w:ascii="Verdana" w:hAnsi="Verdana"/>
+          <w:sz w:val="22"/>
+          <w:szCs w:val="22"/>
+        </w:rPr>
+        <w:t xml:space="preserve"> (Zugriff am 20.05.2026, um 16:22 Uhr)</w:t>
       </w:r>
     </w:p>
     <w:sectPr>
@@ -3406,7 +5832,7 @@
   <w:abstractNum w:abstractNumId="0" w15:restartNumberingAfterBreak="0">
     <w:nsid w:val="1F3851DC"/>
     <w:multiLevelType w:val="hybridMultilevel"/>
-    <w:tmpl w:val="61BE334C"/>
+    <w:tmpl w:val="A5B8FE14"/>
     <w:lvl w:ilvl="0" w:tplc="804C47DE">
       <w:numFmt w:val="bullet"/>
       <w:lvlText w:val="-"/>
@@ -3430,7 +5856,7 @@
         <w:rFonts w:ascii="Courier New" w:hAnsi="Courier New" w:cs="Courier New" w:hint="default"/>
       </w:rPr>
     </w:lvl>
-    <w:lvl w:ilvl="2" w:tplc="04070005" w:tentative="1">
+    <w:lvl w:ilvl="2" w:tplc="04070005">
       <w:start w:val="1"/>
       <w:numFmt w:val="bullet"/>
       <w:lvlText w:val=""/>
@@ -3515,8 +5941,240 @@
       </w:rPr>
     </w:lvl>
   </w:abstractNum>
+  <w:abstractNum w:abstractNumId="1" w15:restartNumberingAfterBreak="0">
+    <w:nsid w:val="5568488C"/>
+    <w:multiLevelType w:val="hybridMultilevel"/>
+    <w:tmpl w:val="D97E4BF0"/>
+    <w:lvl w:ilvl="0" w:tplc="8014FDD2">
+      <w:start w:val="1"/>
+      <w:numFmt w:val="bullet"/>
+      <w:lvlText w:val=""/>
+      <w:lvlJc w:val="left"/>
+      <w:pPr>
+        <w:ind w:left="1080" w:hanging="360"/>
+      </w:pPr>
+      <w:rPr>
+        <w:rFonts w:ascii="Symbol" w:hAnsi="Symbol" w:hint="default"/>
+      </w:rPr>
+    </w:lvl>
+    <w:lvl w:ilvl="1" w:tplc="04070003" w:tentative="1">
+      <w:start w:val="1"/>
+      <w:numFmt w:val="bullet"/>
+      <w:lvlText w:val="o"/>
+      <w:lvlJc w:val="left"/>
+      <w:pPr>
+        <w:ind w:left="1800" w:hanging="360"/>
+      </w:pPr>
+      <w:rPr>
+        <w:rFonts w:ascii="Courier New" w:hAnsi="Courier New" w:cs="Courier New" w:hint="default"/>
+      </w:rPr>
+    </w:lvl>
+    <w:lvl w:ilvl="2" w:tplc="04070005" w:tentative="1">
+      <w:start w:val="1"/>
+      <w:numFmt w:val="bullet"/>
+      <w:lvlText w:val=""/>
+      <w:lvlJc w:val="left"/>
+      <w:pPr>
+        <w:ind w:left="2520" w:hanging="360"/>
+      </w:pPr>
+      <w:rPr>
+        <w:rFonts w:ascii="Wingdings" w:hAnsi="Wingdings" w:hint="default"/>
+      </w:rPr>
+    </w:lvl>
+    <w:lvl w:ilvl="3" w:tplc="04070001" w:tentative="1">
+      <w:start w:val="1"/>
+      <w:numFmt w:val="bullet"/>
+      <w:lvlText w:val=""/>
+      <w:lvlJc w:val="left"/>
+      <w:pPr>
+        <w:ind w:left="3240" w:hanging="360"/>
+      </w:pPr>
+      <w:rPr>
+        <w:rFonts w:ascii="Symbol" w:hAnsi="Symbol" w:hint="default"/>
+      </w:rPr>
+    </w:lvl>
+    <w:lvl w:ilvl="4" w:tplc="04070003" w:tentative="1">
+      <w:start w:val="1"/>
+      <w:numFmt w:val="bullet"/>
+      <w:lvlText w:val="o"/>
+      <w:lvlJc w:val="left"/>
+      <w:pPr>
+        <w:ind w:left="3960" w:hanging="360"/>
+      </w:pPr>
+      <w:rPr>
+        <w:rFonts w:ascii="Courier New" w:hAnsi="Courier New" w:cs="Courier New" w:hint="default"/>
+      </w:rPr>
+    </w:lvl>
+    <w:lvl w:ilvl="5" w:tplc="04070005" w:tentative="1">
+      <w:start w:val="1"/>
+      <w:numFmt w:val="bullet"/>
+      <w:lvlText w:val=""/>
+      <w:lvlJc w:val="left"/>
+      <w:pPr>
+        <w:ind w:left="4680" w:hanging="360"/>
+      </w:pPr>
+      <w:rPr>
+        <w:rFonts w:ascii="Wingdings" w:hAnsi="Wingdings" w:hint="default"/>
+      </w:rPr>
+    </w:lvl>
+    <w:lvl w:ilvl="6" w:tplc="04070001" w:tentative="1">
+      <w:start w:val="1"/>
+      <w:numFmt w:val="bullet"/>
+      <w:lvlText w:val=""/>
+      <w:lvlJc w:val="left"/>
+      <w:pPr>
+        <w:ind w:left="5400" w:hanging="360"/>
+      </w:pPr>
+      <w:rPr>
+        <w:rFonts w:ascii="Symbol" w:hAnsi="Symbol" w:hint="default"/>
+      </w:rPr>
+    </w:lvl>
+    <w:lvl w:ilvl="7" w:tplc="04070003" w:tentative="1">
+      <w:start w:val="1"/>
+      <w:numFmt w:val="bullet"/>
+      <w:lvlText w:val="o"/>
+      <w:lvlJc w:val="left"/>
+      <w:pPr>
+        <w:ind w:left="6120" w:hanging="360"/>
+      </w:pPr>
+      <w:rPr>
+        <w:rFonts w:ascii="Courier New" w:hAnsi="Courier New" w:cs="Courier New" w:hint="default"/>
+      </w:rPr>
+    </w:lvl>
+    <w:lvl w:ilvl="8" w:tplc="04070005" w:tentative="1">
+      <w:start w:val="1"/>
+      <w:numFmt w:val="bullet"/>
+      <w:lvlText w:val=""/>
+      <w:lvlJc w:val="left"/>
+      <w:pPr>
+        <w:ind w:left="6840" w:hanging="360"/>
+      </w:pPr>
+      <w:rPr>
+        <w:rFonts w:ascii="Wingdings" w:hAnsi="Wingdings" w:hint="default"/>
+      </w:rPr>
+    </w:lvl>
+  </w:abstractNum>
+  <w:abstractNum w:abstractNumId="2" w15:restartNumberingAfterBreak="0">
+    <w:nsid w:val="57CE422B"/>
+    <w:multiLevelType w:val="hybridMultilevel"/>
+    <w:tmpl w:val="6A8AD1E8"/>
+    <w:lvl w:ilvl="0" w:tplc="04070003">
+      <w:start w:val="1"/>
+      <w:numFmt w:val="bullet"/>
+      <w:lvlText w:val="o"/>
+      <w:lvlJc w:val="left"/>
+      <w:pPr>
+        <w:ind w:left="1440" w:hanging="360"/>
+      </w:pPr>
+      <w:rPr>
+        <w:rFonts w:ascii="Courier New" w:hAnsi="Courier New" w:cs="Courier New" w:hint="default"/>
+      </w:rPr>
+    </w:lvl>
+    <w:lvl w:ilvl="1" w:tplc="04070003">
+      <w:start w:val="1"/>
+      <w:numFmt w:val="bullet"/>
+      <w:lvlText w:val="o"/>
+      <w:lvlJc w:val="left"/>
+      <w:pPr>
+        <w:ind w:left="2160" w:hanging="360"/>
+      </w:pPr>
+      <w:rPr>
+        <w:rFonts w:ascii="Courier New" w:hAnsi="Courier New" w:cs="Courier New" w:hint="default"/>
+      </w:rPr>
+    </w:lvl>
+    <w:lvl w:ilvl="2" w:tplc="04070005" w:tentative="1">
+      <w:start w:val="1"/>
+      <w:numFmt w:val="bullet"/>
+      <w:lvlText w:val=""/>
+      <w:lvlJc w:val="left"/>
+      <w:pPr>
+        <w:ind w:left="2880" w:hanging="360"/>
+      </w:pPr>
+      <w:rPr>
+        <w:rFonts w:ascii="Wingdings" w:hAnsi="Wingdings" w:hint="default"/>
+      </w:rPr>
+    </w:lvl>
+    <w:lvl w:ilvl="3" w:tplc="04070001" w:tentative="1">
+      <w:start w:val="1"/>
+      <w:numFmt w:val="bullet"/>
+      <w:lvlText w:val=""/>
+      <w:lvlJc w:val="left"/>
+      <w:pPr>
+        <w:ind w:left="3600" w:hanging="360"/>
+      </w:pPr>
+      <w:rPr>
+        <w:rFonts w:ascii="Symbol" w:hAnsi="Symbol" w:hint="default"/>
+      </w:rPr>
+    </w:lvl>
+    <w:lvl w:ilvl="4" w:tplc="04070003" w:tentative="1">
+      <w:start w:val="1"/>
+      <w:numFmt w:val="bullet"/>
+      <w:lvlText w:val="o"/>
+      <w:lvlJc w:val="left"/>
+      <w:pPr>
+        <w:ind w:left="4320" w:hanging="360"/>
+      </w:pPr>
+      <w:rPr>
+        <w:rFonts w:ascii="Courier New" w:hAnsi="Courier New" w:cs="Courier New" w:hint="default"/>
+      </w:rPr>
+    </w:lvl>
+    <w:lvl w:ilvl="5" w:tplc="04070005" w:tentative="1">
+      <w:start w:val="1"/>
+      <w:numFmt w:val="bullet"/>
+      <w:lvlText w:val=""/>
+      <w:lvlJc w:val="left"/>
+      <w:pPr>
+        <w:ind w:left="5040" w:hanging="360"/>
+      </w:pPr>
+      <w:rPr>
+        <w:rFonts w:ascii="Wingdings" w:hAnsi="Wingdings" w:hint="default"/>
+      </w:rPr>
+    </w:lvl>
+    <w:lvl w:ilvl="6" w:tplc="04070001" w:tentative="1">
+      <w:start w:val="1"/>
+      <w:numFmt w:val="bullet"/>
+      <w:lvlText w:val=""/>
+      <w:lvlJc w:val="left"/>
+      <w:pPr>
+        <w:ind w:left="5760" w:hanging="360"/>
+      </w:pPr>
+      <w:rPr>
+        <w:rFonts w:ascii="Symbol" w:hAnsi="Symbol" w:hint="default"/>
+      </w:rPr>
+    </w:lvl>
+    <w:lvl w:ilvl="7" w:tplc="04070003" w:tentative="1">
+      <w:start w:val="1"/>
+      <w:numFmt w:val="bullet"/>
+      <w:lvlText w:val="o"/>
+      <w:lvlJc w:val="left"/>
+      <w:pPr>
+        <w:ind w:left="6480" w:hanging="360"/>
+      </w:pPr>
+      <w:rPr>
+        <w:rFonts w:ascii="Courier New" w:hAnsi="Courier New" w:cs="Courier New" w:hint="default"/>
+      </w:rPr>
+    </w:lvl>
+    <w:lvl w:ilvl="8" w:tplc="04070005" w:tentative="1">
+      <w:start w:val="1"/>
+      <w:numFmt w:val="bullet"/>
+      <w:lvlText w:val=""/>
+      <w:lvlJc w:val="left"/>
+      <w:pPr>
+        <w:ind w:left="7200" w:hanging="360"/>
+      </w:pPr>
+      <w:rPr>
+        <w:rFonts w:ascii="Wingdings" w:hAnsi="Wingdings" w:hint="default"/>
+      </w:rPr>
+    </w:lvl>
+  </w:abstractNum>
   <w:num w:numId="1" w16cid:durableId="2046707647">
     <w:abstractNumId w:val="0"/>
+  </w:num>
+  <w:num w:numId="2" w16cid:durableId="1492213154">
+    <w:abstractNumId w:val="1"/>
+  </w:num>
+  <w:num w:numId="3" w16cid:durableId="2105420097">
+    <w:abstractNumId w:val="2"/>
   </w:num>
 </w:numbering>
 </file>
@@ -4517,6 +7175,18 @@
     <w:basedOn w:val="Absatz-Standardschriftart"/>
     <w:rsid w:val="00E30BE3"/>
   </w:style>
+  <w:style w:type="character" w:styleId="BesuchterLink">
+    <w:name w:val="FollowedHyperlink"/>
+    <w:basedOn w:val="Absatz-Standardschriftart"/>
+    <w:uiPriority w:val="99"/>
+    <w:semiHidden/>
+    <w:unhideWhenUsed/>
+    <w:rsid w:val="00066BB9"/>
+    <w:rPr>
+      <w:color w:val="96607D" w:themeColor="followedHyperlink"/>
+      <w:u w:val="single"/>
+    </w:rPr>
+  </w:style>
 </w:styles>
 </file>
 
